--- a/assets/Mahesh Morde_Software Engineer_9766228503.docx
+++ b/assets/Mahesh Morde_Software Engineer_9766228503.docx
@@ -60,8 +60,13 @@
           <w:u w:val="single"/>
         </w:rPr>
       </w:pPr>
-      <w:r>
-        <w:t xml:space="preserve">Manchar, Pune, Maharashtra | </w:t>
+      <w:proofErr w:type="spellStart"/>
+      <w:r>
+        <w:t>Manchar</w:t>
+      </w:r>
+      <w:proofErr w:type="spellEnd"/>
+      <w:r>
+        <w:t xml:space="preserve">, Pune, Maharashtra | </w:t>
       </w:r>
       <w:hyperlink r:id="rId7" w:history="1">
         <w:r>
@@ -138,12 +143,29 @@
         <w:spacing w:after="80" w:line="240" w:lineRule="auto"/>
       </w:pPr>
       <w:r>
-        <w:t>Web Developer experienced in building scalable, user-centric web applications for social-impact and enterprise clients. Skilled in designing responsive interfaces, developing modular architectures, integrating APIs, and implementing secure role-based systems. Known for delivering reliable features, improving workflows, and collaborating effectively across teams to enhance user experience and application performance.</w:t>
-      </w:r>
-    </w:p>
-    <w:p>
-      <w:pPr>
-        <w:spacing w:after="80" w:line="240" w:lineRule="auto"/>
+        <w:t>Web Developer experienced in building responsive, scalable web applications and improving user workflows through clean architecture and API-driven features.</w:t>
+      </w:r>
+    </w:p>
+    <w:p>
+      <w:pPr>
+        <w:spacing w:after="80" w:line="240" w:lineRule="auto"/>
+      </w:pPr>
+    </w:p>
+    <w:p>
+      <w:pPr>
+        <w:spacing w:after="80" w:line="240" w:lineRule="auto"/>
+        <w:rPr>
+          <w:rStyle w:val="IntenseEmphasis"/>
+          <w:sz w:val="28"/>
+          <w:szCs w:val="28"/>
+        </w:rPr>
+        <w:sectPr>
+          <w:pgSz w:w="11906" w:h="16838"/>
+          <w:pgMar w:top="720" w:right="720" w:bottom="720" w:left="720" w:header="708" w:footer="708" w:gutter="0"/>
+          <w:pgNumType w:start="1"/>
+          <w:cols w:space="720"/>
+          <w:docGrid w:linePitch="299"/>
+        </w:sectPr>
       </w:pPr>
     </w:p>
     <w:p>
@@ -298,7 +320,15 @@
         <w:ind w:firstLine="720"/>
       </w:pPr>
       <w:r>
-        <w:t>Government College of Engineering and Research, Avasari Khurd</w:t>
+        <w:t xml:space="preserve">Government College of Engineering and Research, </w:t>
+      </w:r>
+      <w:proofErr w:type="spellStart"/>
+      <w:r>
+        <w:t>Avasari</w:t>
+      </w:r>
+      <w:proofErr w:type="spellEnd"/>
+      <w:r>
+        <w:t xml:space="preserve"> Khurd</w:t>
       </w:r>
     </w:p>
     <w:p>
@@ -354,7 +384,15 @@
         <w:spacing w:after="80" w:line="240" w:lineRule="auto"/>
       </w:pPr>
       <w:r>
-        <w:t>All India Rank 3 in "GitHub Copilot Hackathon" hosted by Microsoft Corporation on TechGig Code Gladiators platform</w:t>
+        <w:t xml:space="preserve">All India Rank 3 in "GitHub Copilot Hackathon" hosted by Microsoft Corporation on </w:t>
+      </w:r>
+      <w:proofErr w:type="spellStart"/>
+      <w:r>
+        <w:t>TechGig</w:t>
+      </w:r>
+      <w:proofErr w:type="spellEnd"/>
+      <w:r>
+        <w:t xml:space="preserve"> Code Gladiators platform</w:t>
       </w:r>
     </w:p>
     <w:p>
@@ -417,11 +455,16 @@
     <w:p>
       <w:pPr>
         <w:spacing w:after="80" w:line="240" w:lineRule="auto"/>
-        <w:ind w:left="720"/>
-        <w:rPr>
-          <w:b/>
-        </w:rPr>
-      </w:pPr>
+        <w:rPr>
+          <w:b/>
+        </w:rPr>
+      </w:pPr>
+      <w:r>
+        <w:rPr>
+          <w:b/>
+        </w:rPr>
+        <w:t xml:space="preserve">        </w:t>
+      </w:r>
       <w:r>
         <w:rPr>
           <w:b/>
@@ -432,11 +475,13 @@
     <w:p>
       <w:pPr>
         <w:spacing w:after="80" w:line="240" w:lineRule="auto"/>
-        <w:ind w:left="720"/>
         <w:rPr>
           <w:color w:val="808080" w:themeColor="background1" w:themeShade="80"/>
         </w:rPr>
       </w:pPr>
+      <w:r>
+        <w:t xml:space="preserve">        </w:t>
+      </w:r>
       <w:r>
         <w:t>Platform Commons Foundation</w:t>
       </w:r>
@@ -463,6 +508,9 @@
         <w:tab/>
       </w:r>
       <w:r>
+        <w:t xml:space="preserve">                  </w:t>
+      </w:r>
+      <w:r>
         <w:rPr>
           <w:color w:val="808080" w:themeColor="background1" w:themeShade="80"/>
         </w:rPr>
@@ -540,11 +588,33 @@
         </w:rPr>
         <w:t xml:space="preserve"> </w:t>
       </w:r>
-      <w:r>
-        <w:rPr>
-          <w:b/>
-        </w:rPr>
-        <w:t>VMS(Vendor Management System), Markify (Agri products related web Application).</w:t>
+      <w:proofErr w:type="gramStart"/>
+      <w:r>
+        <w:rPr>
+          <w:b/>
+        </w:rPr>
+        <w:t>VMS(</w:t>
+      </w:r>
+      <w:proofErr w:type="gramEnd"/>
+      <w:r>
+        <w:rPr>
+          <w:b/>
+        </w:rPr>
+        <w:t xml:space="preserve">Vendor Management System), </w:t>
+      </w:r>
+      <w:proofErr w:type="spellStart"/>
+      <w:r>
+        <w:rPr>
+          <w:b/>
+        </w:rPr>
+        <w:t>Markify</w:t>
+      </w:r>
+      <w:proofErr w:type="spellEnd"/>
+      <w:r>
+        <w:rPr>
+          <w:b/>
+        </w:rPr>
+        <w:t xml:space="preserve"> (Agri products related web Application).</w:t>
       </w:r>
       <w:r>
         <w:rPr>
@@ -568,12 +638,28 @@
       <w:r>
         <w:t xml:space="preserve"> </w:t>
       </w:r>
-      <w:r>
-        <w:rPr>
-          <w:b/>
-        </w:rPr>
-        <w:t>Misfyt, Gandhi Fellowship, Make a Difference, Magasool</w:t>
-      </w:r>
+      <w:proofErr w:type="spellStart"/>
+      <w:r>
+        <w:rPr>
+          <w:b/>
+        </w:rPr>
+        <w:t>Misfyt</w:t>
+      </w:r>
+      <w:proofErr w:type="spellEnd"/>
+      <w:r>
+        <w:rPr>
+          <w:b/>
+        </w:rPr>
+        <w:t xml:space="preserve">, Gandhi Fellowship, Make a Difference, </w:t>
+      </w:r>
+      <w:proofErr w:type="spellStart"/>
+      <w:r>
+        <w:rPr>
+          <w:b/>
+        </w:rPr>
+        <w:t>Magasool</w:t>
+      </w:r>
+      <w:proofErr w:type="spellEnd"/>
     </w:p>
     <w:p>
       <w:pPr>
@@ -779,7 +865,23 @@
           <w:color w:val="000000"/>
           <w:lang w:val="en-US"/>
         </w:rPr>
-        <w:t>Delivered customized solutions for clients like Misfyt, Gandhi Fellowship, SBI Foundation, and Lupin.</w:t>
+        <w:t xml:space="preserve">Delivered customized solutions for clients like </w:t>
+      </w:r>
+      <w:proofErr w:type="spellStart"/>
+      <w:r>
+        <w:rPr>
+          <w:color w:val="000000"/>
+          <w:lang w:val="en-US"/>
+        </w:rPr>
+        <w:t>Misfyt</w:t>
+      </w:r>
+      <w:proofErr w:type="spellEnd"/>
+      <w:r>
+        <w:rPr>
+          <w:color w:val="000000"/>
+          <w:lang w:val="en-US"/>
+        </w:rPr>
+        <w:t>, Gandhi Fellowship, SBI Foundation, and Lupin.</w:t>
       </w:r>
     </w:p>
     <w:p>
@@ -817,12 +919,20 @@
         <w:spacing w:after="80" w:line="240" w:lineRule="auto"/>
         <w:rPr>
           <w:color w:val="000000"/>
-        </w:rPr>
-      </w:pPr>
-    </w:p>
-    <w:p>
-      <w:pPr>
-        <w:pStyle w:val="ListParagraph"/>
+          <w:lang w:val="en-US"/>
+        </w:rPr>
+      </w:pPr>
+    </w:p>
+    <w:p>
+      <w:pPr>
+        <w:spacing w:after="80" w:line="240" w:lineRule="auto"/>
+        <w:rPr>
+          <w:color w:val="000000"/>
+        </w:rPr>
+      </w:pPr>
+    </w:p>
+    <w:p>
+      <w:pPr>
         <w:spacing w:after="80" w:line="240" w:lineRule="auto"/>
       </w:pPr>
       <w:r>
@@ -832,7 +942,7 @@
           <w:lang w:val="en-US"/>
         </w:rPr>
         <w:lastRenderedPageBreak/>
-        <w:t xml:space="preserve">2. </w:t>
+        <w:t xml:space="preserve">        </w:t>
       </w:r>
       <w:r>
         <w:rPr>
@@ -840,6 +950,14 @@
           <w:bCs/>
           <w:lang w:val="en-US"/>
         </w:rPr>
+        <w:t xml:space="preserve">2. </w:t>
+      </w:r>
+      <w:r>
+        <w:rPr>
+          <w:b/>
+          <w:bCs/>
+          <w:lang w:val="en-US"/>
+        </w:rPr>
         <w:t>Catalog Associate</w:t>
       </w:r>
       <w:r>
@@ -857,7 +975,6 @@
     </w:p>
     <w:p>
       <w:pPr>
-        <w:pStyle w:val="ListParagraph"/>
         <w:spacing w:after="80" w:line="240" w:lineRule="auto"/>
         <w:rPr>
           <w:color w:val="808080" w:themeColor="background1" w:themeShade="80"/>
@@ -865,7 +982,18 @@
         </w:rPr>
       </w:pPr>
       <w:r>
-        <w:t>Amazon Development Centre India Pvt. Ltd</w:t>
+        <w:t xml:space="preserve">        </w:t>
+      </w:r>
+      <w:r>
+        <w:t xml:space="preserve">Amazon Development Centre India </w:t>
+      </w:r>
+      <w:proofErr w:type="spellStart"/>
+      <w:r>
+        <w:t>Pvt.</w:t>
+      </w:r>
+      <w:proofErr w:type="spellEnd"/>
+      <w:r>
+        <w:t xml:space="preserve"> Ltd</w:t>
       </w:r>
       <w:r>
         <w:t xml:space="preserve">, </w:t>
@@ -881,10 +1009,12 @@
         <w:t xml:space="preserve"> </w:t>
       </w:r>
       <w:r>
-        <w:t xml:space="preserve">           </w:t>
+        <w:t xml:space="preserve">   </w:t>
       </w:r>
       <w:r>
         <w:tab/>
+      </w:r>
+      <w:r>
         <w:t xml:space="preserve"> </w:t>
       </w:r>
       <w:r>
@@ -945,7 +1075,19 @@
         <w:rPr>
           <w:color w:val="808080" w:themeColor="background1" w:themeShade="80"/>
         </w:rPr>
-        <w:t>3yrs 5 months)</w:t>
+        <w:t>3</w:t>
+      </w:r>
+      <w:r>
+        <w:rPr>
+          <w:color w:val="808080" w:themeColor="background1" w:themeShade="80"/>
+        </w:rPr>
+        <w:t xml:space="preserve"> </w:t>
+      </w:r>
+      <w:r>
+        <w:rPr>
+          <w:color w:val="808080" w:themeColor="background1" w:themeShade="80"/>
+        </w:rPr>
+        <w:t>yrs 5 months)</w:t>
       </w:r>
     </w:p>
     <w:p>
@@ -968,18 +1110,27 @@
         </w:rPr>
         <w:t xml:space="preserve">Project – </w:t>
       </w:r>
+      <w:proofErr w:type="spellStart"/>
       <w:r>
         <w:rPr>
           <w:b/>
           <w:bCs/>
         </w:rPr>
-        <w:t>Catalog Quality Improvement System (CQIS)</w:t>
-      </w:r>
+        <w:t>Catalog</w:t>
+      </w:r>
+      <w:proofErr w:type="spellEnd"/>
       <w:r>
         <w:rPr>
           <w:b/>
           <w:bCs/>
         </w:rPr>
+        <w:t xml:space="preserve"> Quality Improvement System (CQIS)</w:t>
+      </w:r>
+      <w:r>
+        <w:rPr>
+          <w:b/>
+          <w:bCs/>
+        </w:rPr>
         <w:t xml:space="preserve">, </w:t>
       </w:r>
       <w:r>
@@ -996,7 +1147,31 @@
         <w:ind w:left="720"/>
       </w:pPr>
       <w:r>
-        <w:t>As a Catalog Associate at Amazon, I supported large-scale catalog operations through data analysis, process optimization, and quality assurance. I worked on improving catalog accuracy, resolving listing issues, and ensuring smooth workflows across teams while contributing to better customer experience and operational efficiency.</w:t>
+        <w:t xml:space="preserve">As a </w:t>
+      </w:r>
+      <w:proofErr w:type="spellStart"/>
+      <w:r>
+        <w:t>Catalog</w:t>
+      </w:r>
+      <w:proofErr w:type="spellEnd"/>
+      <w:r>
+        <w:t xml:space="preserve"> Associate at Amazon, I supported large-scale </w:t>
+      </w:r>
+      <w:proofErr w:type="spellStart"/>
+      <w:r>
+        <w:t>catalog</w:t>
+      </w:r>
+      <w:proofErr w:type="spellEnd"/>
+      <w:r>
+        <w:t xml:space="preserve"> operations through data analysis, process optimization, and quality assurance. I worked on improving </w:t>
+      </w:r>
+      <w:proofErr w:type="spellStart"/>
+      <w:r>
+        <w:t>catalog</w:t>
+      </w:r>
+      <w:proofErr w:type="spellEnd"/>
+      <w:r>
+        <w:t xml:space="preserve"> accuracy, resolving listing issues, and ensuring smooth workflows across teams while contributing to better customer experience and operational efficiency.</w:t>
       </w:r>
     </w:p>
     <w:p>
@@ -1590,6 +1765,29 @@
         </w:rPr>
         <w:t>: Agile, Debugging, Automation, Data Validation</w:t>
       </w:r>
+    </w:p>
+    <w:p>
+      <w:pPr>
+        <w:spacing w:after="80" w:line="240" w:lineRule="auto"/>
+        <w:ind w:left="720"/>
+        <w:rPr>
+          <w:b/>
+          <w:bCs/>
+          <w:i/>
+          <w:iCs/>
+          <w:color w:val="4F81BD" w:themeColor="accent1"/>
+          <w:sz w:val="28"/>
+          <w:szCs w:val="28"/>
+        </w:rPr>
+        <w:sectPr>
+          <w:type w:val="continuous"/>
+          <w:pgSz w:w="11906" w:h="16838"/>
+          <w:pgMar w:top="720" w:right="720" w:bottom="720" w:left="720" w:header="706" w:footer="706" w:gutter="0"/>
+          <w:pgNumType w:start="1"/>
+          <w:cols w:space="720"/>
+          <w:docGrid w:linePitch="299"/>
+        </w:sectPr>
+      </w:pPr>
     </w:p>
     <w:p>
       <w:pPr>
@@ -1848,6 +2046,7 @@
       </w:r>
     </w:p>
     <w:sectPr>
+      <w:type w:val="continuous"/>
       <w:pgSz w:w="11906" w:h="16838"/>
       <w:pgMar w:top="720" w:right="720" w:bottom="720" w:left="720" w:header="708" w:footer="708" w:gutter="0"/>
       <w:pgNumType w:start="1"/>

--- a/assets/Mahesh Morde_Software Engineer_9766228503.docx
+++ b/assets/Mahesh Morde_Software Engineer_9766228503.docx
@@ -73,7 +73,7 @@
           <w:rPr>
             <w:rStyle w:val="Hyperlink"/>
           </w:rPr>
-          <w:t>+91 97 66 228 503</w:t>
+          <w:t>+91 9766228503</w:t>
         </w:r>
       </w:hyperlink>
       <w:r>
@@ -299,19 +299,37 @@
         <w:rPr>
           <w:color w:val="808080" w:themeColor="background1" w:themeShade="80"/>
         </w:rPr>
-        <w:t xml:space="preserve">2018 </w:t>
+        <w:t>201</w:t>
       </w:r>
       <w:r>
         <w:rPr>
           <w:color w:val="808080" w:themeColor="background1" w:themeShade="80"/>
         </w:rPr>
+        <w:t>7</w:t>
+      </w:r>
+      <w:r>
+        <w:rPr>
+          <w:color w:val="808080" w:themeColor="background1" w:themeShade="80"/>
+        </w:rPr>
+        <w:t xml:space="preserve"> </w:t>
+      </w:r>
+      <w:r>
+        <w:rPr>
+          <w:color w:val="808080" w:themeColor="background1" w:themeShade="80"/>
+        </w:rPr>
         <w:t>–</w:t>
       </w:r>
       <w:r>
         <w:rPr>
           <w:color w:val="808080" w:themeColor="background1" w:themeShade="80"/>
         </w:rPr>
-        <w:t xml:space="preserve"> 2021</w:t>
+        <w:t xml:space="preserve"> 202</w:t>
+      </w:r>
+      <w:r>
+        <w:rPr>
+          <w:color w:val="808080" w:themeColor="background1" w:themeShade="80"/>
+        </w:rPr>
+        <w:t>2</w:t>
       </w:r>
     </w:p>
     <w:p>
@@ -375,8 +393,17 @@
         <w:rPr>
           <w:b/>
         </w:rPr>
-        <w:t>2nd Runner Up – Microsoft GitHub Copilot Hackathon</w:t>
-      </w:r>
+        <w:t xml:space="preserve">2nd Runner Up </w:t>
+      </w:r>
+      <w:hyperlink r:id="rId11" w:history="1">
+        <w:r>
+          <w:rPr>
+            <w:rStyle w:val="Hyperlink"/>
+            <w:b/>
+          </w:rPr>
+          <w:t>Microsoft GitHub Copilot Hackathon (ALL INDIA RANK)</w:t>
+        </w:r>
+      </w:hyperlink>
     </w:p>
     <w:p>
       <w:pPr>
@@ -394,12 +421,6 @@
       <w:r>
         <w:t xml:space="preserve"> Code Gladiators platform</w:t>
       </w:r>
-    </w:p>
-    <w:p>
-      <w:pPr>
-        <w:pStyle w:val="ListParagraph"/>
-        <w:spacing w:after="80" w:line="240" w:lineRule="auto"/>
-      </w:pPr>
     </w:p>
     <w:p>
       <w:pPr>
@@ -546,15 +567,6 @@
         <w:spacing w:after="80" w:line="240" w:lineRule="auto"/>
         <w:ind w:left="720"/>
         <w:rPr>
-          <w:color w:val="808080" w:themeColor="background1" w:themeShade="80"/>
-        </w:rPr>
-      </w:pPr>
-    </w:p>
-    <w:p>
-      <w:pPr>
-        <w:spacing w:after="80" w:line="240" w:lineRule="auto"/>
-        <w:ind w:left="720"/>
-        <w:rPr>
           <w:b/>
         </w:rPr>
       </w:pPr>
@@ -665,18 +677,36 @@
       <w:pPr>
         <w:spacing w:after="80" w:line="240" w:lineRule="auto"/>
         <w:ind w:left="720"/>
+      </w:pPr>
+      <w:r>
         <w:rPr>
           <w:b/>
-        </w:rPr>
-      </w:pPr>
-      <w:r>
-        <w:t>As a Software Engineer, I have contributed to designing and developing scalable web applications for social-impact organizations and enterprise clients. I’ve worked on creating user-centric features, improving workflows, and building secure, multi-role platforms with strong focus on usability, performance, and maintainability. My work includes delivering end-to-end modules, integrating APIs, and collaborating closely with cross-functional teams to build reliable digital solutions.</w:t>
-      </w:r>
+          <w:bCs/>
+        </w:rPr>
+        <w:t>VMS</w:t>
+      </w:r>
+      <w:r>
+        <w:t xml:space="preserve"> (Vendor Management System) is a multi-tenant web platform used by social-impact organizations to manage vendors, users, and role-based operations across multiple clients. </w:t>
+      </w:r>
+      <w:proofErr w:type="spellStart"/>
       <w:r>
         <w:rPr>
           <w:b/>
-        </w:rPr>
-        <w:t xml:space="preserve"> </w:t>
+          <w:bCs/>
+        </w:rPr>
+        <w:t>Markify</w:t>
+      </w:r>
+      <w:proofErr w:type="spellEnd"/>
+      <w:r>
+        <w:t xml:space="preserve"> is an </w:t>
+      </w:r>
+      <w:proofErr w:type="spellStart"/>
+      <w:r>
+        <w:t>agri</w:t>
+      </w:r>
+      <w:proofErr w:type="spellEnd"/>
+      <w:r>
+        <w:t>-trading platform that enables farmers, FPOs, and warehouses to list, manage, and trade agricultural products for enterprise and NGO partners.</w:t>
       </w:r>
     </w:p>
     <w:p>
@@ -705,7 +735,7 @@
         <w:pStyle w:val="ListParagraph"/>
         <w:numPr>
           <w:ilvl w:val="0"/>
-          <w:numId w:val="23"/>
+          <w:numId w:val="29"/>
         </w:numPr>
         <w:spacing w:after="80" w:line="240" w:lineRule="auto"/>
         <w:rPr>
@@ -726,7 +756,7 @@
         <w:pStyle w:val="ListParagraph"/>
         <w:numPr>
           <w:ilvl w:val="0"/>
-          <w:numId w:val="23"/>
+          <w:numId w:val="29"/>
         </w:numPr>
         <w:spacing w:after="80" w:line="240" w:lineRule="auto"/>
         <w:rPr>
@@ -747,7 +777,7 @@
         <w:pStyle w:val="ListParagraph"/>
         <w:numPr>
           <w:ilvl w:val="0"/>
-          <w:numId w:val="23"/>
+          <w:numId w:val="29"/>
         </w:numPr>
         <w:spacing w:after="80" w:line="240" w:lineRule="auto"/>
         <w:rPr>
@@ -768,7 +798,7 @@
         <w:pStyle w:val="ListParagraph"/>
         <w:numPr>
           <w:ilvl w:val="0"/>
-          <w:numId w:val="23"/>
+          <w:numId w:val="29"/>
         </w:numPr>
         <w:spacing w:after="80" w:line="240" w:lineRule="auto"/>
         <w:rPr>
@@ -789,7 +819,7 @@
         <w:pStyle w:val="ListParagraph"/>
         <w:numPr>
           <w:ilvl w:val="0"/>
-          <w:numId w:val="23"/>
+          <w:numId w:val="29"/>
         </w:numPr>
         <w:spacing w:after="80" w:line="240" w:lineRule="auto"/>
         <w:rPr>
@@ -810,7 +840,7 @@
         <w:pStyle w:val="ListParagraph"/>
         <w:numPr>
           <w:ilvl w:val="0"/>
-          <w:numId w:val="23"/>
+          <w:numId w:val="29"/>
         </w:numPr>
         <w:spacing w:after="80" w:line="240" w:lineRule="auto"/>
         <w:rPr>
@@ -831,7 +861,7 @@
         <w:pStyle w:val="ListParagraph"/>
         <w:numPr>
           <w:ilvl w:val="0"/>
-          <w:numId w:val="23"/>
+          <w:numId w:val="29"/>
         </w:numPr>
         <w:spacing w:after="80" w:line="240" w:lineRule="auto"/>
         <w:rPr>
@@ -852,7 +882,7 @@
         <w:pStyle w:val="ListParagraph"/>
         <w:numPr>
           <w:ilvl w:val="0"/>
-          <w:numId w:val="23"/>
+          <w:numId w:val="29"/>
         </w:numPr>
         <w:spacing w:after="80" w:line="240" w:lineRule="auto"/>
         <w:rPr>
@@ -889,7 +919,7 @@
         <w:pStyle w:val="ListParagraph"/>
         <w:numPr>
           <w:ilvl w:val="0"/>
-          <w:numId w:val="23"/>
+          <w:numId w:val="29"/>
         </w:numPr>
         <w:spacing w:after="80" w:line="240" w:lineRule="auto"/>
         <w:rPr>
@@ -904,24 +934,6 @@
         </w:rPr>
         <w:t>Collaborated with cross-functional teams to ensure stable, high-quality feature delivery.</w:t>
       </w:r>
-    </w:p>
-    <w:p>
-      <w:pPr>
-        <w:spacing w:after="80" w:line="240" w:lineRule="auto"/>
-        <w:rPr>
-          <w:color w:val="000000"/>
-          <w:lang w:val="en-US"/>
-        </w:rPr>
-      </w:pPr>
-    </w:p>
-    <w:p>
-      <w:pPr>
-        <w:spacing w:after="80" w:line="240" w:lineRule="auto"/>
-        <w:rPr>
-          <w:color w:val="000000"/>
-          <w:lang w:val="en-US"/>
-        </w:rPr>
-      </w:pPr>
     </w:p>
     <w:p>
       <w:pPr>
@@ -941,24 +953,20 @@
           <w:bCs/>
           <w:lang w:val="en-US"/>
         </w:rPr>
-        <w:lastRenderedPageBreak/>
         <w:t xml:space="preserve">        </w:t>
       </w:r>
       <w:r>
         <w:rPr>
           <w:b/>
-          <w:bCs/>
-          <w:lang w:val="en-US"/>
         </w:rPr>
         <w:t xml:space="preserve">2. </w:t>
       </w:r>
+      <w:proofErr w:type="gramStart"/>
       <w:r>
         <w:rPr>
           <w:b/>
-          <w:bCs/>
-          <w:lang w:val="en-US"/>
-        </w:rPr>
-        <w:t>Catalog Associate</w:t>
+        </w:rPr>
+        <w:t>Associate</w:t>
       </w:r>
       <w:r>
         <w:rPr>
@@ -972,6 +980,13 @@
         </w:rPr>
         <w:t xml:space="preserve"> </w:t>
       </w:r>
+      <w:r>
+        <w:rPr>
+          <w:b/>
+        </w:rPr>
+        <w:t>Engineer</w:t>
+      </w:r>
+      <w:proofErr w:type="gramEnd"/>
     </w:p>
     <w:p>
       <w:pPr>
@@ -1092,115 +1107,31 @@
     </w:p>
     <w:p>
       <w:pPr>
+        <w:pBdr>
+          <w:top w:val="nil"/>
+          <w:left w:val="nil"/>
+          <w:bottom w:val="nil"/>
+          <w:right w:val="nil"/>
+          <w:between w:val="nil"/>
+        </w:pBdr>
         <w:spacing w:after="80" w:line="240" w:lineRule="auto"/>
-        <w:ind w:left="720"/>
-      </w:pPr>
+        <w:ind w:firstLine="720"/>
+        <w:rPr>
+          <w:b/>
+        </w:rPr>
+      </w:pPr>
+      <w:r>
+        <w:rPr>
+          <w:b/>
+        </w:rPr>
+        <w:t>Projects: Vendor Order Management System (VOMS), Catalog Quality Improvement System (CQIS)</w:t>
+      </w:r>
     </w:p>
     <w:p>
       <w:pPr>
-        <w:pStyle w:val="ListParagraph"/>
-        <w:spacing w:after="80" w:line="240" w:lineRule="auto"/>
-        <w:rPr>
-          <w:b/>
-        </w:rPr>
-      </w:pPr>
-      <w:r>
-        <w:rPr>
-          <w:b/>
-        </w:rPr>
-        <w:t xml:space="preserve">Project – </w:t>
-      </w:r>
-      <w:proofErr w:type="spellStart"/>
-      <w:r>
-        <w:rPr>
-          <w:b/>
-          <w:bCs/>
-        </w:rPr>
-        <w:t>Catalog</w:t>
-      </w:r>
-      <w:proofErr w:type="spellEnd"/>
-      <w:r>
-        <w:rPr>
-          <w:b/>
-          <w:bCs/>
-        </w:rPr>
-        <w:t xml:space="preserve"> Quality Improvement System (CQIS)</w:t>
-      </w:r>
-      <w:r>
-        <w:rPr>
-          <w:b/>
-          <w:bCs/>
-        </w:rPr>
-        <w:t xml:space="preserve">, </w:t>
-      </w:r>
-      <w:r>
-        <w:rPr>
-          <w:b/>
-          <w:bCs/>
-        </w:rPr>
-        <w:t>Competitor Pricing Analysis Framework (CPAF)</w:t>
-      </w:r>
-    </w:p>
-    <w:p>
-      <w:pPr>
-        <w:spacing w:after="80" w:line="240" w:lineRule="auto"/>
-        <w:ind w:left="720"/>
-      </w:pPr>
-      <w:r>
-        <w:t xml:space="preserve">As a </w:t>
-      </w:r>
-      <w:proofErr w:type="spellStart"/>
-      <w:r>
-        <w:t>Catalog</w:t>
-      </w:r>
-      <w:proofErr w:type="spellEnd"/>
-      <w:r>
-        <w:t xml:space="preserve"> Associate at Amazon, I supported large-scale </w:t>
-      </w:r>
-      <w:proofErr w:type="spellStart"/>
-      <w:r>
-        <w:t>catalog</w:t>
-      </w:r>
-      <w:proofErr w:type="spellEnd"/>
-      <w:r>
-        <w:t xml:space="preserve"> operations through data analysis, process optimization, and quality assurance. I worked on improving </w:t>
-      </w:r>
-      <w:proofErr w:type="spellStart"/>
-      <w:r>
-        <w:t>catalog</w:t>
-      </w:r>
-      <w:proofErr w:type="spellEnd"/>
-      <w:r>
-        <w:t xml:space="preserve"> accuracy, resolving listing issues, and ensuring smooth workflows across teams while contributing to better customer experience and operational efficiency.</w:t>
-      </w:r>
-    </w:p>
-    <w:p>
-      <w:pPr>
-        <w:spacing w:after="80" w:line="240" w:lineRule="auto"/>
-        <w:ind w:firstLine="720"/>
-        <w:rPr>
-          <w:b/>
-        </w:rPr>
-      </w:pPr>
-      <w:r>
-        <w:rPr>
-          <w:b/>
-        </w:rPr>
-        <w:t>Responsibilities</w:t>
-      </w:r>
-      <w:r>
-        <w:rPr>
-          <w:b/>
-        </w:rPr>
-        <w:t>:</w:t>
-      </w:r>
-    </w:p>
-    <w:p>
-      <w:pPr>
-        <w:pStyle w:val="ListParagraph"/>
         <w:numPr>
           <w:ilvl w:val="0"/>
-          <w:numId w:val="25"/>
+          <w:numId w:val="27"/>
         </w:numPr>
         <w:pBdr>
           <w:top w:val="nil"/>
@@ -1209,26 +1140,22 @@
           <w:right w:val="nil"/>
           <w:between w:val="nil"/>
         </w:pBdr>
+        <w:tabs>
+          <w:tab w:val="clear" w:pos="720"/>
+          <w:tab w:val="num" w:pos="1080"/>
+        </w:tabs>
         <w:spacing w:after="80" w:line="240" w:lineRule="auto"/>
-        <w:rPr>
-          <w:color w:val="000000"/>
-          <w:lang w:val="en-US"/>
-        </w:rPr>
-      </w:pPr>
-      <w:r>
-        <w:rPr>
-          <w:color w:val="000000"/>
-          <w:lang w:val="en-US"/>
-        </w:rPr>
-        <w:t>Analyzed competitor pricing and market trends to support pricing strategy decisions.</w:t>
+        <w:ind w:left="1080"/>
+      </w:pPr>
+      <w:r>
+        <w:t>VOMS is an internal Angular-based application designed to streamline large-scale vendor order placement and automated processing, ensuring seamless supply chain integration.</w:t>
       </w:r>
     </w:p>
     <w:p>
       <w:pPr>
-        <w:pStyle w:val="ListParagraph"/>
         <w:numPr>
           <w:ilvl w:val="0"/>
-          <w:numId w:val="25"/>
+          <w:numId w:val="27"/>
         </w:numPr>
         <w:pBdr>
           <w:top w:val="nil"/>
@@ -1237,26 +1164,45 @@
           <w:right w:val="nil"/>
           <w:between w:val="nil"/>
         </w:pBdr>
+        <w:tabs>
+          <w:tab w:val="clear" w:pos="720"/>
+          <w:tab w:val="num" w:pos="1080"/>
+        </w:tabs>
         <w:spacing w:after="80" w:line="240" w:lineRule="auto"/>
-        <w:rPr>
-          <w:color w:val="000000"/>
-          <w:lang w:val="en-US"/>
-        </w:rPr>
-      </w:pPr>
-      <w:r>
-        <w:rPr>
-          <w:color w:val="000000"/>
-          <w:lang w:val="en-US"/>
-        </w:rPr>
-        <w:t>Performed data extraction, validation, and reporting to improve catalog accuracy.</w:t>
+        <w:ind w:left="1080"/>
+      </w:pPr>
+      <w:r>
+        <w:lastRenderedPageBreak/>
+        <w:t>CQIS &amp; CPAF are data-driven frameworks used to enhance catalog accuracy and analyze global competitor pricing trends for strategic decision-making.</w:t>
       </w:r>
     </w:p>
     <w:p>
       <w:pPr>
-        <w:pStyle w:val="ListParagraph"/>
+        <w:pBdr>
+          <w:top w:val="nil"/>
+          <w:left w:val="nil"/>
+          <w:bottom w:val="nil"/>
+          <w:right w:val="nil"/>
+          <w:between w:val="nil"/>
+        </w:pBdr>
+        <w:spacing w:after="80" w:line="240" w:lineRule="auto"/>
+        <w:ind w:left="360"/>
+        <w:rPr>
+          <w:b/>
+        </w:rPr>
+      </w:pPr>
+      <w:r>
+        <w:rPr>
+          <w:b/>
+        </w:rPr>
+        <w:t>Responsibilities:</w:t>
+      </w:r>
+    </w:p>
+    <w:p>
+      <w:pPr>
         <w:numPr>
           <w:ilvl w:val="0"/>
-          <w:numId w:val="25"/>
+          <w:numId w:val="28"/>
         </w:numPr>
         <w:pBdr>
           <w:top w:val="nil"/>
@@ -1265,7 +1211,12 @@
           <w:right w:val="nil"/>
           <w:between w:val="nil"/>
         </w:pBdr>
+        <w:tabs>
+          <w:tab w:val="clear" w:pos="720"/>
+          <w:tab w:val="num" w:pos="1080"/>
+        </w:tabs>
         <w:spacing w:after="80" w:line="240" w:lineRule="auto"/>
+        <w:ind w:left="1080"/>
         <w:rPr>
           <w:color w:val="000000"/>
           <w:lang w:val="en-US"/>
@@ -1276,15 +1227,14 @@
           <w:color w:val="000000"/>
           <w:lang w:val="en-US"/>
         </w:rPr>
-        <w:t>Identified listing issues and implemented corrective actions to maintain catalog quality.</w:t>
+        <w:t>Developed and maintained an internal Angular application used by procurement teams to manage, validate, and place high-volume vendor orders.</w:t>
       </w:r>
     </w:p>
     <w:p>
       <w:pPr>
-        <w:pStyle w:val="ListParagraph"/>
         <w:numPr>
           <w:ilvl w:val="0"/>
-          <w:numId w:val="25"/>
+          <w:numId w:val="28"/>
         </w:numPr>
         <w:pBdr>
           <w:top w:val="nil"/>
@@ -1293,7 +1243,12 @@
           <w:right w:val="nil"/>
           <w:between w:val="nil"/>
         </w:pBdr>
+        <w:tabs>
+          <w:tab w:val="clear" w:pos="720"/>
+          <w:tab w:val="num" w:pos="1080"/>
+        </w:tabs>
         <w:spacing w:after="80" w:line="240" w:lineRule="auto"/>
+        <w:ind w:left="1080"/>
         <w:rPr>
           <w:color w:val="000000"/>
           <w:lang w:val="en-US"/>
@@ -1304,15 +1259,14 @@
           <w:color w:val="000000"/>
           <w:lang w:val="en-US"/>
         </w:rPr>
-        <w:t>Coordinated with cross-regional teams to resolve catalog and operational discrepancies.</w:t>
+        <w:t>Built modular UI components to handle complex data grids and order-processing workflows, improving internal operational efficiency by 30%.</w:t>
       </w:r>
     </w:p>
     <w:p>
       <w:pPr>
-        <w:pStyle w:val="ListParagraph"/>
         <w:numPr>
           <w:ilvl w:val="0"/>
-          <w:numId w:val="25"/>
+          <w:numId w:val="28"/>
         </w:numPr>
         <w:pBdr>
           <w:top w:val="nil"/>
@@ -1321,7 +1275,12 @@
           <w:right w:val="nil"/>
           <w:between w:val="nil"/>
         </w:pBdr>
+        <w:tabs>
+          <w:tab w:val="clear" w:pos="720"/>
+          <w:tab w:val="num" w:pos="1080"/>
+        </w:tabs>
         <w:spacing w:after="80" w:line="240" w:lineRule="auto"/>
+        <w:ind w:left="1080"/>
         <w:rPr>
           <w:color w:val="000000"/>
           <w:lang w:val="en-US"/>
@@ -1332,15 +1291,14 @@
           <w:color w:val="000000"/>
           <w:lang w:val="en-US"/>
         </w:rPr>
-        <w:t>Led and mentored a team through audits, workflow improvements, and daily processes.</w:t>
+        <w:t>Integrated RESTful APIs to synchronize real-time catalog data between the internal ordering system and Amazon’s global databases.</w:t>
       </w:r>
     </w:p>
     <w:p>
       <w:pPr>
-        <w:pStyle w:val="ListParagraph"/>
         <w:numPr>
           <w:ilvl w:val="0"/>
-          <w:numId w:val="25"/>
+          <w:numId w:val="28"/>
         </w:numPr>
         <w:pBdr>
           <w:top w:val="nil"/>
@@ -1349,7 +1307,12 @@
           <w:right w:val="nil"/>
           <w:between w:val="nil"/>
         </w:pBdr>
+        <w:tabs>
+          <w:tab w:val="clear" w:pos="720"/>
+          <w:tab w:val="num" w:pos="1080"/>
+        </w:tabs>
         <w:spacing w:after="80" w:line="240" w:lineRule="auto"/>
+        <w:ind w:left="1080"/>
         <w:rPr>
           <w:color w:val="000000"/>
           <w:lang w:val="en-US"/>
@@ -1360,7 +1323,103 @@
           <w:color w:val="000000"/>
           <w:lang w:val="en-US"/>
         </w:rPr>
-        <w:t>Supported automation initiatives to reduce manual workload and improve efficiency.</w:t>
+        <w:t>Collaborated on the Competitor Pricing Analysis Framework (CPAF) by developing scripts to automate data extraction and validation, reducing manual audit time.</w:t>
+      </w:r>
+    </w:p>
+    <w:p>
+      <w:pPr>
+        <w:numPr>
+          <w:ilvl w:val="0"/>
+          <w:numId w:val="28"/>
+        </w:numPr>
+        <w:pBdr>
+          <w:top w:val="nil"/>
+          <w:left w:val="nil"/>
+          <w:bottom w:val="nil"/>
+          <w:right w:val="nil"/>
+          <w:between w:val="nil"/>
+        </w:pBdr>
+        <w:tabs>
+          <w:tab w:val="clear" w:pos="720"/>
+          <w:tab w:val="num" w:pos="1080"/>
+        </w:tabs>
+        <w:spacing w:after="80" w:line="240" w:lineRule="auto"/>
+        <w:ind w:left="1080"/>
+        <w:rPr>
+          <w:color w:val="000000"/>
+          <w:lang w:val="en-US"/>
+        </w:rPr>
+      </w:pPr>
+      <w:r>
+        <w:rPr>
+          <w:color w:val="000000"/>
+          <w:lang w:val="en-US"/>
+        </w:rPr>
+        <w:t>Implemented role-based dashboards within internal tools to provide regional managers with visibility into catalog quality metrics and pricing discrepancies.</w:t>
+      </w:r>
+    </w:p>
+    <w:p>
+      <w:pPr>
+        <w:numPr>
+          <w:ilvl w:val="0"/>
+          <w:numId w:val="28"/>
+        </w:numPr>
+        <w:pBdr>
+          <w:top w:val="nil"/>
+          <w:left w:val="nil"/>
+          <w:bottom w:val="nil"/>
+          <w:right w:val="nil"/>
+          <w:between w:val="nil"/>
+        </w:pBdr>
+        <w:tabs>
+          <w:tab w:val="clear" w:pos="720"/>
+          <w:tab w:val="num" w:pos="1080"/>
+        </w:tabs>
+        <w:spacing w:after="80" w:line="240" w:lineRule="auto"/>
+        <w:ind w:left="1080"/>
+        <w:rPr>
+          <w:color w:val="000000"/>
+          <w:lang w:val="en-US"/>
+        </w:rPr>
+      </w:pPr>
+      <w:r>
+        <w:rPr>
+          <w:color w:val="000000"/>
+          <w:lang w:val="en-US"/>
+        </w:rPr>
+        <w:t>Led technical audits and mentored junior team members on workflow automation and best practices for maintaining data integrity at scale.</w:t>
+      </w:r>
+    </w:p>
+    <w:p>
+      <w:pPr>
+        <w:numPr>
+          <w:ilvl w:val="0"/>
+          <w:numId w:val="28"/>
+        </w:numPr>
+        <w:pBdr>
+          <w:top w:val="nil"/>
+          <w:left w:val="nil"/>
+          <w:bottom w:val="nil"/>
+          <w:right w:val="nil"/>
+          <w:between w:val="nil"/>
+        </w:pBdr>
+        <w:tabs>
+          <w:tab w:val="clear" w:pos="720"/>
+          <w:tab w:val="num" w:pos="1080"/>
+        </w:tabs>
+        <w:spacing w:after="80" w:line="240" w:lineRule="auto"/>
+        <w:ind w:left="1080"/>
+        <w:rPr>
+          <w:color w:val="000000"/>
+          <w:lang w:val="en-US"/>
+        </w:rPr>
+      </w:pPr>
+      <w:r>
+        <w:rPr>
+          <w:color w:val="000000"/>
+          <w:lang w:val="en-US"/>
+        </w:rPr>
+        <w:t>Coordinated with cross-functional engineering teams to resolve system bottlenecks and ensure the stability of catalog improvement tools.</w:t>
       </w:r>
     </w:p>
     <w:p>
@@ -1571,214 +1630,6 @@
     <w:p>
       <w:pPr>
         <w:spacing w:after="80" w:line="240" w:lineRule="auto"/>
-      </w:pPr>
-    </w:p>
-    <w:p>
-      <w:pPr>
-        <w:spacing w:after="80" w:line="240" w:lineRule="auto"/>
-        <w:rPr>
-          <w:b/>
-          <w:bCs/>
-          <w:i/>
-          <w:iCs/>
-          <w:color w:val="4F81BD" w:themeColor="accent1"/>
-          <w:sz w:val="28"/>
-          <w:szCs w:val="28"/>
-        </w:rPr>
-      </w:pPr>
-      <w:r>
-        <w:rPr>
-          <w:rStyle w:val="IntenseEmphasis"/>
-          <w:sz w:val="28"/>
-          <w:szCs w:val="28"/>
-        </w:rPr>
-        <w:t>SKILLS</w:t>
-      </w:r>
-    </w:p>
-    <w:p>
-      <w:pPr>
-        <w:spacing w:after="80" w:line="240" w:lineRule="auto"/>
-        <w:rPr>
-          <w:color w:val="000000"/>
-        </w:rPr>
-      </w:pPr>
-      <w:r>
-        <w:rPr>
-          <w:b/>
-          <w:bCs/>
-          <w:color w:val="000000"/>
-        </w:rPr>
-        <w:t xml:space="preserve">       </w:t>
-      </w:r>
-      <w:r>
-        <w:rPr>
-          <w:b/>
-          <w:bCs/>
-          <w:color w:val="000000"/>
-        </w:rPr>
-        <w:t>Frontend</w:t>
-      </w:r>
-      <w:r>
-        <w:rPr>
-          <w:color w:val="000000"/>
-        </w:rPr>
-        <w:t>: HTML5, CSS3, JavaScript, TypeScript, Bootstrap, Responsive UI, Component-Based Architecture</w:t>
-      </w:r>
-      <w:r>
-        <w:rPr>
-          <w:b/>
-          <w:color w:val="000000"/>
-        </w:rPr>
-        <w:br/>
-      </w:r>
-      <w:r>
-        <w:rPr>
-          <w:b/>
-          <w:bCs/>
-          <w:color w:val="000000"/>
-        </w:rPr>
-        <w:t xml:space="preserve">       </w:t>
-      </w:r>
-      <w:r>
-        <w:rPr>
-          <w:b/>
-          <w:bCs/>
-          <w:color w:val="000000"/>
-        </w:rPr>
-        <w:t>Web Development</w:t>
-      </w:r>
-      <w:r>
-        <w:rPr>
-          <w:color w:val="000000"/>
-        </w:rPr>
-        <w:t>: Modular Design, Profiling &amp; Optimization, Form Handling, API Integration</w:t>
-      </w:r>
-      <w:r>
-        <w:rPr>
-          <w:color w:val="000000"/>
-        </w:rPr>
-        <w:br/>
-      </w:r>
-      <w:r>
-        <w:rPr>
-          <w:b/>
-          <w:bCs/>
-          <w:color w:val="000000"/>
-        </w:rPr>
-        <w:t xml:space="preserve">       </w:t>
-      </w:r>
-      <w:r>
-        <w:rPr>
-          <w:b/>
-          <w:bCs/>
-          <w:color w:val="000000"/>
-        </w:rPr>
-        <w:t>Backend</w:t>
-      </w:r>
-      <w:r>
-        <w:rPr>
-          <w:color w:val="000000"/>
-        </w:rPr>
-        <w:t>: Python, Django, SQL, REST APIs</w:t>
-      </w:r>
-      <w:r>
-        <w:rPr>
-          <w:color w:val="000000"/>
-        </w:rPr>
-        <w:br/>
-      </w:r>
-      <w:r>
-        <w:rPr>
-          <w:b/>
-          <w:bCs/>
-          <w:color w:val="000000"/>
-        </w:rPr>
-        <w:t xml:space="preserve">       </w:t>
-      </w:r>
-      <w:r>
-        <w:rPr>
-          <w:b/>
-          <w:bCs/>
-          <w:color w:val="000000"/>
-        </w:rPr>
-        <w:t>Databases</w:t>
-      </w:r>
-      <w:r>
-        <w:rPr>
-          <w:color w:val="000000"/>
-        </w:rPr>
-        <w:t>: MySQL, PostgreSQL, MongoDB</w:t>
-      </w:r>
-      <w:r>
-        <w:rPr>
-          <w:color w:val="000000"/>
-        </w:rPr>
-        <w:br/>
-      </w:r>
-      <w:r>
-        <w:rPr>
-          <w:b/>
-          <w:bCs/>
-          <w:color w:val="000000"/>
-        </w:rPr>
-        <w:t xml:space="preserve">       </w:t>
-      </w:r>
-      <w:r>
-        <w:rPr>
-          <w:b/>
-          <w:bCs/>
-          <w:color w:val="000000"/>
-        </w:rPr>
-        <w:t>Cloud &amp; Tools</w:t>
-      </w:r>
-      <w:r>
-        <w:rPr>
-          <w:color w:val="000000"/>
-        </w:rPr>
-        <w:t>: AWS (S3), Docker, Git, GitHub, CI/CD</w:t>
-      </w:r>
-      <w:r>
-        <w:rPr>
-          <w:color w:val="000000"/>
-        </w:rPr>
-        <w:br/>
-      </w:r>
-      <w:r>
-        <w:rPr>
-          <w:b/>
-          <w:bCs/>
-          <w:color w:val="000000"/>
-        </w:rPr>
-        <w:t xml:space="preserve">       </w:t>
-      </w:r>
-      <w:r>
-        <w:rPr>
-          <w:b/>
-          <w:bCs/>
-          <w:color w:val="000000"/>
-        </w:rPr>
-        <w:t>Others</w:t>
-      </w:r>
-      <w:r>
-        <w:rPr>
-          <w:color w:val="000000"/>
-        </w:rPr>
-        <w:t>: Agile, Debugging, Automation, Data Validation</w:t>
-      </w:r>
-    </w:p>
-    <w:p>
-      <w:pPr>
-        <w:spacing w:after="80" w:line="240" w:lineRule="auto"/>
-        <w:ind w:left="720"/>
-        <w:rPr>
-          <w:b/>
-          <w:bCs/>
-          <w:i/>
-          <w:iCs/>
-          <w:color w:val="4F81BD" w:themeColor="accent1"/>
-          <w:sz w:val="28"/>
-          <w:szCs w:val="28"/>
-        </w:rPr>
         <w:sectPr>
           <w:type w:val="continuous"/>
           <w:pgSz w:w="11906" w:h="16838"/>
@@ -2878,6 +2729,95 @@
     </w:lvl>
   </w:abstractNum>
   <w:abstractNum w:abstractNumId="9" w15:restartNumberingAfterBreak="0">
+    <w:nsid w:val="31844D27"/>
+    <w:multiLevelType w:val="hybridMultilevel"/>
+    <w:tmpl w:val="D82A5EAA"/>
+    <w:lvl w:ilvl="0" w:tplc="04090001">
+      <w:start w:val="1"/>
+      <w:numFmt w:val="bullet"/>
+      <w:lvlText w:val=""/>
+      <w:lvlJc w:val="left"/>
+      <w:pPr>
+        <w:ind w:left="1080" w:hanging="360"/>
+      </w:pPr>
+      <w:rPr>
+        <w:rFonts w:ascii="Symbol" w:hAnsi="Symbol" w:hint="default"/>
+      </w:rPr>
+    </w:lvl>
+    <w:lvl w:ilvl="1" w:tplc="FFFFFFFF" w:tentative="1">
+      <w:start w:val="1"/>
+      <w:numFmt w:val="lowerLetter"/>
+      <w:lvlText w:val="%2."/>
+      <w:lvlJc w:val="left"/>
+      <w:pPr>
+        <w:ind w:left="1800" w:hanging="360"/>
+      </w:pPr>
+    </w:lvl>
+    <w:lvl w:ilvl="2" w:tplc="FFFFFFFF" w:tentative="1">
+      <w:start w:val="1"/>
+      <w:numFmt w:val="lowerRoman"/>
+      <w:lvlText w:val="%3."/>
+      <w:lvlJc w:val="right"/>
+      <w:pPr>
+        <w:ind w:left="2520" w:hanging="180"/>
+      </w:pPr>
+    </w:lvl>
+    <w:lvl w:ilvl="3" w:tplc="FFFFFFFF" w:tentative="1">
+      <w:start w:val="1"/>
+      <w:numFmt w:val="decimal"/>
+      <w:lvlText w:val="%4."/>
+      <w:lvlJc w:val="left"/>
+      <w:pPr>
+        <w:ind w:left="3240" w:hanging="360"/>
+      </w:pPr>
+    </w:lvl>
+    <w:lvl w:ilvl="4" w:tplc="FFFFFFFF" w:tentative="1">
+      <w:start w:val="1"/>
+      <w:numFmt w:val="lowerLetter"/>
+      <w:lvlText w:val="%5."/>
+      <w:lvlJc w:val="left"/>
+      <w:pPr>
+        <w:ind w:left="3960" w:hanging="360"/>
+      </w:pPr>
+    </w:lvl>
+    <w:lvl w:ilvl="5" w:tplc="FFFFFFFF" w:tentative="1">
+      <w:start w:val="1"/>
+      <w:numFmt w:val="lowerRoman"/>
+      <w:lvlText w:val="%6."/>
+      <w:lvlJc w:val="right"/>
+      <w:pPr>
+        <w:ind w:left="4680" w:hanging="180"/>
+      </w:pPr>
+    </w:lvl>
+    <w:lvl w:ilvl="6" w:tplc="FFFFFFFF" w:tentative="1">
+      <w:start w:val="1"/>
+      <w:numFmt w:val="decimal"/>
+      <w:lvlText w:val="%7."/>
+      <w:lvlJc w:val="left"/>
+      <w:pPr>
+        <w:ind w:left="5400" w:hanging="360"/>
+      </w:pPr>
+    </w:lvl>
+    <w:lvl w:ilvl="7" w:tplc="FFFFFFFF" w:tentative="1">
+      <w:start w:val="1"/>
+      <w:numFmt w:val="lowerLetter"/>
+      <w:lvlText w:val="%8."/>
+      <w:lvlJc w:val="left"/>
+      <w:pPr>
+        <w:ind w:left="6120" w:hanging="360"/>
+      </w:pPr>
+    </w:lvl>
+    <w:lvl w:ilvl="8" w:tplc="FFFFFFFF" w:tentative="1">
+      <w:start w:val="1"/>
+      <w:numFmt w:val="lowerRoman"/>
+      <w:lvlText w:val="%9."/>
+      <w:lvlJc w:val="right"/>
+      <w:pPr>
+        <w:ind w:left="6840" w:hanging="180"/>
+      </w:pPr>
+    </w:lvl>
+  </w:abstractNum>
+  <w:abstractNum w:abstractNumId="10" w15:restartNumberingAfterBreak="0">
     <w:nsid w:val="34CA5E57"/>
     <w:multiLevelType w:val="hybridMultilevel"/>
     <w:tmpl w:val="135854E0"/>
@@ -2963,7 +2903,7 @@
       </w:pPr>
     </w:lvl>
   </w:abstractNum>
-  <w:abstractNum w:abstractNumId="10" w15:restartNumberingAfterBreak="0">
+  <w:abstractNum w:abstractNumId="11" w15:restartNumberingAfterBreak="0">
     <w:nsid w:val="38DE51EE"/>
     <w:multiLevelType w:val="hybridMultilevel"/>
     <w:tmpl w:val="CB50524E"/>
@@ -3049,7 +2989,7 @@
       </w:pPr>
     </w:lvl>
   </w:abstractNum>
-  <w:abstractNum w:abstractNumId="11" w15:restartNumberingAfterBreak="0">
+  <w:abstractNum w:abstractNumId="12" w15:restartNumberingAfterBreak="0">
     <w:nsid w:val="3BB37E77"/>
     <w:multiLevelType w:val="hybridMultilevel"/>
     <w:tmpl w:val="445C0A20"/>
@@ -3161,7 +3101,7 @@
       </w:rPr>
     </w:lvl>
   </w:abstractNum>
-  <w:abstractNum w:abstractNumId="12" w15:restartNumberingAfterBreak="0">
+  <w:abstractNum w:abstractNumId="13" w15:restartNumberingAfterBreak="0">
     <w:nsid w:val="3E4B0777"/>
     <w:multiLevelType w:val="hybridMultilevel"/>
     <w:tmpl w:val="2F9CF1DE"/>
@@ -3247,7 +3187,305 @@
       </w:pPr>
     </w:lvl>
   </w:abstractNum>
-  <w:abstractNum w:abstractNumId="13" w15:restartNumberingAfterBreak="0">
+  <w:abstractNum w:abstractNumId="14" w15:restartNumberingAfterBreak="0">
+    <w:nsid w:val="443268FB"/>
+    <w:multiLevelType w:val="multilevel"/>
+    <w:tmpl w:val="425663FC"/>
+    <w:lvl w:ilvl="0">
+      <w:start w:val="1"/>
+      <w:numFmt w:val="bullet"/>
+      <w:lvlText w:val=""/>
+      <w:lvlJc w:val="left"/>
+      <w:pPr>
+        <w:tabs>
+          <w:tab w:val="num" w:pos="720"/>
+        </w:tabs>
+        <w:ind w:left="720" w:hanging="360"/>
+      </w:pPr>
+      <w:rPr>
+        <w:rFonts w:ascii="Symbol" w:hAnsi="Symbol" w:hint="default"/>
+        <w:sz w:val="20"/>
+      </w:rPr>
+    </w:lvl>
+    <w:lvl w:ilvl="1" w:tentative="1">
+      <w:start w:val="1"/>
+      <w:numFmt w:val="bullet"/>
+      <w:lvlText w:val="o"/>
+      <w:lvlJc w:val="left"/>
+      <w:pPr>
+        <w:tabs>
+          <w:tab w:val="num" w:pos="1440"/>
+        </w:tabs>
+        <w:ind w:left="1440" w:hanging="360"/>
+      </w:pPr>
+      <w:rPr>
+        <w:rFonts w:ascii="Courier New" w:hAnsi="Courier New" w:hint="default"/>
+        <w:sz w:val="20"/>
+      </w:rPr>
+    </w:lvl>
+    <w:lvl w:ilvl="2" w:tentative="1">
+      <w:start w:val="1"/>
+      <w:numFmt w:val="bullet"/>
+      <w:lvlText w:val=""/>
+      <w:lvlJc w:val="left"/>
+      <w:pPr>
+        <w:tabs>
+          <w:tab w:val="num" w:pos="2160"/>
+        </w:tabs>
+        <w:ind w:left="2160" w:hanging="360"/>
+      </w:pPr>
+      <w:rPr>
+        <w:rFonts w:ascii="Wingdings" w:hAnsi="Wingdings" w:hint="default"/>
+        <w:sz w:val="20"/>
+      </w:rPr>
+    </w:lvl>
+    <w:lvl w:ilvl="3" w:tentative="1">
+      <w:start w:val="1"/>
+      <w:numFmt w:val="bullet"/>
+      <w:lvlText w:val=""/>
+      <w:lvlJc w:val="left"/>
+      <w:pPr>
+        <w:tabs>
+          <w:tab w:val="num" w:pos="2880"/>
+        </w:tabs>
+        <w:ind w:left="2880" w:hanging="360"/>
+      </w:pPr>
+      <w:rPr>
+        <w:rFonts w:ascii="Wingdings" w:hAnsi="Wingdings" w:hint="default"/>
+        <w:sz w:val="20"/>
+      </w:rPr>
+    </w:lvl>
+    <w:lvl w:ilvl="4" w:tentative="1">
+      <w:start w:val="1"/>
+      <w:numFmt w:val="bullet"/>
+      <w:lvlText w:val=""/>
+      <w:lvlJc w:val="left"/>
+      <w:pPr>
+        <w:tabs>
+          <w:tab w:val="num" w:pos="3600"/>
+        </w:tabs>
+        <w:ind w:left="3600" w:hanging="360"/>
+      </w:pPr>
+      <w:rPr>
+        <w:rFonts w:ascii="Wingdings" w:hAnsi="Wingdings" w:hint="default"/>
+        <w:sz w:val="20"/>
+      </w:rPr>
+    </w:lvl>
+    <w:lvl w:ilvl="5" w:tentative="1">
+      <w:start w:val="1"/>
+      <w:numFmt w:val="bullet"/>
+      <w:lvlText w:val=""/>
+      <w:lvlJc w:val="left"/>
+      <w:pPr>
+        <w:tabs>
+          <w:tab w:val="num" w:pos="4320"/>
+        </w:tabs>
+        <w:ind w:left="4320" w:hanging="360"/>
+      </w:pPr>
+      <w:rPr>
+        <w:rFonts w:ascii="Wingdings" w:hAnsi="Wingdings" w:hint="default"/>
+        <w:sz w:val="20"/>
+      </w:rPr>
+    </w:lvl>
+    <w:lvl w:ilvl="6" w:tentative="1">
+      <w:start w:val="1"/>
+      <w:numFmt w:val="bullet"/>
+      <w:lvlText w:val=""/>
+      <w:lvlJc w:val="left"/>
+      <w:pPr>
+        <w:tabs>
+          <w:tab w:val="num" w:pos="5040"/>
+        </w:tabs>
+        <w:ind w:left="5040" w:hanging="360"/>
+      </w:pPr>
+      <w:rPr>
+        <w:rFonts w:ascii="Wingdings" w:hAnsi="Wingdings" w:hint="default"/>
+        <w:sz w:val="20"/>
+      </w:rPr>
+    </w:lvl>
+    <w:lvl w:ilvl="7" w:tentative="1">
+      <w:start w:val="1"/>
+      <w:numFmt w:val="bullet"/>
+      <w:lvlText w:val=""/>
+      <w:lvlJc w:val="left"/>
+      <w:pPr>
+        <w:tabs>
+          <w:tab w:val="num" w:pos="5760"/>
+        </w:tabs>
+        <w:ind w:left="5760" w:hanging="360"/>
+      </w:pPr>
+      <w:rPr>
+        <w:rFonts w:ascii="Wingdings" w:hAnsi="Wingdings" w:hint="default"/>
+        <w:sz w:val="20"/>
+      </w:rPr>
+    </w:lvl>
+    <w:lvl w:ilvl="8" w:tentative="1">
+      <w:start w:val="1"/>
+      <w:numFmt w:val="bullet"/>
+      <w:lvlText w:val=""/>
+      <w:lvlJc w:val="left"/>
+      <w:pPr>
+        <w:tabs>
+          <w:tab w:val="num" w:pos="6480"/>
+        </w:tabs>
+        <w:ind w:left="6480" w:hanging="360"/>
+      </w:pPr>
+      <w:rPr>
+        <w:rFonts w:ascii="Wingdings" w:hAnsi="Wingdings" w:hint="default"/>
+        <w:sz w:val="20"/>
+      </w:rPr>
+    </w:lvl>
+  </w:abstractNum>
+  <w:abstractNum w:abstractNumId="15" w15:restartNumberingAfterBreak="0">
+    <w:nsid w:val="4B1E1432"/>
+    <w:multiLevelType w:val="multilevel"/>
+    <w:tmpl w:val="05C0FC9A"/>
+    <w:lvl w:ilvl="0">
+      <w:start w:val="1"/>
+      <w:numFmt w:val="bullet"/>
+      <w:lvlText w:val=""/>
+      <w:lvlJc w:val="left"/>
+      <w:pPr>
+        <w:tabs>
+          <w:tab w:val="num" w:pos="720"/>
+        </w:tabs>
+        <w:ind w:left="720" w:hanging="360"/>
+      </w:pPr>
+      <w:rPr>
+        <w:rFonts w:ascii="Symbol" w:hAnsi="Symbol" w:hint="default"/>
+        <w:sz w:val="20"/>
+      </w:rPr>
+    </w:lvl>
+    <w:lvl w:ilvl="1" w:tentative="1">
+      <w:start w:val="1"/>
+      <w:numFmt w:val="bullet"/>
+      <w:lvlText w:val="o"/>
+      <w:lvlJc w:val="left"/>
+      <w:pPr>
+        <w:tabs>
+          <w:tab w:val="num" w:pos="1440"/>
+        </w:tabs>
+        <w:ind w:left="1440" w:hanging="360"/>
+      </w:pPr>
+      <w:rPr>
+        <w:rFonts w:ascii="Courier New" w:hAnsi="Courier New" w:hint="default"/>
+        <w:sz w:val="20"/>
+      </w:rPr>
+    </w:lvl>
+    <w:lvl w:ilvl="2" w:tentative="1">
+      <w:start w:val="1"/>
+      <w:numFmt w:val="bullet"/>
+      <w:lvlText w:val=""/>
+      <w:lvlJc w:val="left"/>
+      <w:pPr>
+        <w:tabs>
+          <w:tab w:val="num" w:pos="2160"/>
+        </w:tabs>
+        <w:ind w:left="2160" w:hanging="360"/>
+      </w:pPr>
+      <w:rPr>
+        <w:rFonts w:ascii="Wingdings" w:hAnsi="Wingdings" w:hint="default"/>
+        <w:sz w:val="20"/>
+      </w:rPr>
+    </w:lvl>
+    <w:lvl w:ilvl="3" w:tentative="1">
+      <w:start w:val="1"/>
+      <w:numFmt w:val="bullet"/>
+      <w:lvlText w:val=""/>
+      <w:lvlJc w:val="left"/>
+      <w:pPr>
+        <w:tabs>
+          <w:tab w:val="num" w:pos="2880"/>
+        </w:tabs>
+        <w:ind w:left="2880" w:hanging="360"/>
+      </w:pPr>
+      <w:rPr>
+        <w:rFonts w:ascii="Wingdings" w:hAnsi="Wingdings" w:hint="default"/>
+        <w:sz w:val="20"/>
+      </w:rPr>
+    </w:lvl>
+    <w:lvl w:ilvl="4" w:tentative="1">
+      <w:start w:val="1"/>
+      <w:numFmt w:val="bullet"/>
+      <w:lvlText w:val=""/>
+      <w:lvlJc w:val="left"/>
+      <w:pPr>
+        <w:tabs>
+          <w:tab w:val="num" w:pos="3600"/>
+        </w:tabs>
+        <w:ind w:left="3600" w:hanging="360"/>
+      </w:pPr>
+      <w:rPr>
+        <w:rFonts w:ascii="Wingdings" w:hAnsi="Wingdings" w:hint="default"/>
+        <w:sz w:val="20"/>
+      </w:rPr>
+    </w:lvl>
+    <w:lvl w:ilvl="5" w:tentative="1">
+      <w:start w:val="1"/>
+      <w:numFmt w:val="bullet"/>
+      <w:lvlText w:val=""/>
+      <w:lvlJc w:val="left"/>
+      <w:pPr>
+        <w:tabs>
+          <w:tab w:val="num" w:pos="4320"/>
+        </w:tabs>
+        <w:ind w:left="4320" w:hanging="360"/>
+      </w:pPr>
+      <w:rPr>
+        <w:rFonts w:ascii="Wingdings" w:hAnsi="Wingdings" w:hint="default"/>
+        <w:sz w:val="20"/>
+      </w:rPr>
+    </w:lvl>
+    <w:lvl w:ilvl="6" w:tentative="1">
+      <w:start w:val="1"/>
+      <w:numFmt w:val="bullet"/>
+      <w:lvlText w:val=""/>
+      <w:lvlJc w:val="left"/>
+      <w:pPr>
+        <w:tabs>
+          <w:tab w:val="num" w:pos="5040"/>
+        </w:tabs>
+        <w:ind w:left="5040" w:hanging="360"/>
+      </w:pPr>
+      <w:rPr>
+        <w:rFonts w:ascii="Wingdings" w:hAnsi="Wingdings" w:hint="default"/>
+        <w:sz w:val="20"/>
+      </w:rPr>
+    </w:lvl>
+    <w:lvl w:ilvl="7" w:tentative="1">
+      <w:start w:val="1"/>
+      <w:numFmt w:val="bullet"/>
+      <w:lvlText w:val=""/>
+      <w:lvlJc w:val="left"/>
+      <w:pPr>
+        <w:tabs>
+          <w:tab w:val="num" w:pos="5760"/>
+        </w:tabs>
+        <w:ind w:left="5760" w:hanging="360"/>
+      </w:pPr>
+      <w:rPr>
+        <w:rFonts w:ascii="Wingdings" w:hAnsi="Wingdings" w:hint="default"/>
+        <w:sz w:val="20"/>
+      </w:rPr>
+    </w:lvl>
+    <w:lvl w:ilvl="8" w:tentative="1">
+      <w:start w:val="1"/>
+      <w:numFmt w:val="bullet"/>
+      <w:lvlText w:val=""/>
+      <w:lvlJc w:val="left"/>
+      <w:pPr>
+        <w:tabs>
+          <w:tab w:val="num" w:pos="6480"/>
+        </w:tabs>
+        <w:ind w:left="6480" w:hanging="360"/>
+      </w:pPr>
+      <w:rPr>
+        <w:rFonts w:ascii="Wingdings" w:hAnsi="Wingdings" w:hint="default"/>
+        <w:sz w:val="20"/>
+      </w:rPr>
+    </w:lvl>
+  </w:abstractNum>
+  <w:abstractNum w:abstractNumId="16" w15:restartNumberingAfterBreak="0">
     <w:nsid w:val="4DD06759"/>
     <w:multiLevelType w:val="multilevel"/>
     <w:tmpl w:val="0D1662BA"/>
@@ -3333,7 +3571,7 @@
       </w:pPr>
     </w:lvl>
   </w:abstractNum>
-  <w:abstractNum w:abstractNumId="14" w15:restartNumberingAfterBreak="0">
+  <w:abstractNum w:abstractNumId="17" w15:restartNumberingAfterBreak="0">
     <w:nsid w:val="552079B3"/>
     <w:multiLevelType w:val="hybridMultilevel"/>
     <w:tmpl w:val="4802FEE2"/>
@@ -3419,7 +3657,7 @@
       </w:pPr>
     </w:lvl>
   </w:abstractNum>
-  <w:abstractNum w:abstractNumId="15" w15:restartNumberingAfterBreak="0">
+  <w:abstractNum w:abstractNumId="18" w15:restartNumberingAfterBreak="0">
     <w:nsid w:val="57257035"/>
     <w:multiLevelType w:val="multilevel"/>
     <w:tmpl w:val="F2DC6952"/>
@@ -3532,7 +3770,7 @@
       </w:rPr>
     </w:lvl>
   </w:abstractNum>
-  <w:abstractNum w:abstractNumId="16" w15:restartNumberingAfterBreak="0">
+  <w:abstractNum w:abstractNumId="19" w15:restartNumberingAfterBreak="0">
     <w:nsid w:val="5A0E07D9"/>
     <w:multiLevelType w:val="multilevel"/>
     <w:tmpl w:val="6FB03AC0"/>
@@ -3623,7 +3861,7 @@
       </w:pPr>
     </w:lvl>
   </w:abstractNum>
-  <w:abstractNum w:abstractNumId="17" w15:restartNumberingAfterBreak="0">
+  <w:abstractNum w:abstractNumId="20" w15:restartNumberingAfterBreak="0">
     <w:nsid w:val="5B016D05"/>
     <w:multiLevelType w:val="hybridMultilevel"/>
     <w:tmpl w:val="6DE450B6"/>
@@ -3709,7 +3947,7 @@
       </w:pPr>
     </w:lvl>
   </w:abstractNum>
-  <w:abstractNum w:abstractNumId="18" w15:restartNumberingAfterBreak="0">
+  <w:abstractNum w:abstractNumId="21" w15:restartNumberingAfterBreak="0">
     <w:nsid w:val="5E2C0F13"/>
     <w:multiLevelType w:val="hybridMultilevel"/>
     <w:tmpl w:val="0AC69352"/>
@@ -3822,7 +4060,7 @@
       </w:rPr>
     </w:lvl>
   </w:abstractNum>
-  <w:abstractNum w:abstractNumId="19" w15:restartNumberingAfterBreak="0">
+  <w:abstractNum w:abstractNumId="22" w15:restartNumberingAfterBreak="0">
     <w:nsid w:val="5FBB5B37"/>
     <w:multiLevelType w:val="hybridMultilevel"/>
     <w:tmpl w:val="DE1EC550"/>
@@ -3935,7 +4173,7 @@
       </w:rPr>
     </w:lvl>
   </w:abstractNum>
-  <w:abstractNum w:abstractNumId="20" w15:restartNumberingAfterBreak="0">
+  <w:abstractNum w:abstractNumId="23" w15:restartNumberingAfterBreak="0">
     <w:nsid w:val="687C1D67"/>
     <w:multiLevelType w:val="hybridMultilevel"/>
     <w:tmpl w:val="6CA47232"/>
@@ -4021,7 +4259,7 @@
       </w:pPr>
     </w:lvl>
   </w:abstractNum>
-  <w:abstractNum w:abstractNumId="21" w15:restartNumberingAfterBreak="0">
+  <w:abstractNum w:abstractNumId="24" w15:restartNumberingAfterBreak="0">
     <w:nsid w:val="6A521AFE"/>
     <w:multiLevelType w:val="hybridMultilevel"/>
     <w:tmpl w:val="BD284838"/>
@@ -4134,7 +4372,7 @@
       </w:rPr>
     </w:lvl>
   </w:abstractNum>
-  <w:abstractNum w:abstractNumId="22" w15:restartNumberingAfterBreak="0">
+  <w:abstractNum w:abstractNumId="25" w15:restartNumberingAfterBreak="0">
     <w:nsid w:val="6BFA25E0"/>
     <w:multiLevelType w:val="hybridMultilevel"/>
     <w:tmpl w:val="3ECED65A"/>
@@ -4250,7 +4488,7 @@
       </w:rPr>
     </w:lvl>
   </w:abstractNum>
-  <w:abstractNum w:abstractNumId="23" w15:restartNumberingAfterBreak="0">
+  <w:abstractNum w:abstractNumId="26" w15:restartNumberingAfterBreak="0">
     <w:nsid w:val="70E71A32"/>
     <w:multiLevelType w:val="hybridMultilevel"/>
     <w:tmpl w:val="5B240638"/>
@@ -4363,7 +4601,7 @@
       </w:rPr>
     </w:lvl>
   </w:abstractNum>
-  <w:abstractNum w:abstractNumId="24" w15:restartNumberingAfterBreak="0">
+  <w:abstractNum w:abstractNumId="27" w15:restartNumberingAfterBreak="0">
     <w:nsid w:val="75550C2F"/>
     <w:multiLevelType w:val="multilevel"/>
     <w:tmpl w:val="4C92CC38"/>
@@ -4449,7 +4687,7 @@
       </w:pPr>
     </w:lvl>
   </w:abstractNum>
-  <w:abstractNum w:abstractNumId="25" w15:restartNumberingAfterBreak="0">
+  <w:abstractNum w:abstractNumId="28" w15:restartNumberingAfterBreak="0">
     <w:nsid w:val="76764FAB"/>
     <w:multiLevelType w:val="multilevel"/>
     <w:tmpl w:val="0E4CCD58"/>
@@ -4599,16 +4837,16 @@
     </w:lvl>
   </w:abstractNum>
   <w:num w:numId="1" w16cid:durableId="1047610640">
-    <w:abstractNumId w:val="16"/>
+    <w:abstractNumId w:val="19"/>
   </w:num>
   <w:num w:numId="2" w16cid:durableId="92479509">
     <w:abstractNumId w:val="2"/>
   </w:num>
   <w:num w:numId="3" w16cid:durableId="739249301">
-    <w:abstractNumId w:val="15"/>
+    <w:abstractNumId w:val="18"/>
   </w:num>
   <w:num w:numId="4" w16cid:durableId="127940527">
-    <w:abstractNumId w:val="24"/>
+    <w:abstractNumId w:val="27"/>
   </w:num>
   <w:num w:numId="5" w16cid:durableId="1923754967">
     <w:abstractNumId w:val="1"/>
@@ -4620,61 +4858,70 @@
     <w:abstractNumId w:val="3"/>
   </w:num>
   <w:num w:numId="8" w16cid:durableId="1117335023">
-    <w:abstractNumId w:val="13"/>
+    <w:abstractNumId w:val="16"/>
   </w:num>
   <w:num w:numId="9" w16cid:durableId="2079596706">
     <w:abstractNumId w:val="6"/>
   </w:num>
   <w:num w:numId="10" w16cid:durableId="1423452171">
-    <w:abstractNumId w:val="12"/>
+    <w:abstractNumId w:val="13"/>
   </w:num>
   <w:num w:numId="11" w16cid:durableId="185753553">
     <w:abstractNumId w:val="4"/>
   </w:num>
   <w:num w:numId="12" w16cid:durableId="2015718147">
+    <w:abstractNumId w:val="12"/>
+  </w:num>
+  <w:num w:numId="13" w16cid:durableId="2079356006">
     <w:abstractNumId w:val="11"/>
   </w:num>
-  <w:num w:numId="13" w16cid:durableId="2079356006">
-    <w:abstractNumId w:val="10"/>
-  </w:num>
   <w:num w:numId="14" w16cid:durableId="2898642">
-    <w:abstractNumId w:val="14"/>
+    <w:abstractNumId w:val="17"/>
   </w:num>
   <w:num w:numId="15" w16cid:durableId="2090883220">
-    <w:abstractNumId w:val="23"/>
+    <w:abstractNumId w:val="26"/>
   </w:num>
   <w:num w:numId="16" w16cid:durableId="519397884">
-    <w:abstractNumId w:val="18"/>
+    <w:abstractNumId w:val="21"/>
   </w:num>
   <w:num w:numId="17" w16cid:durableId="1359158997">
     <w:abstractNumId w:val="0"/>
   </w:num>
   <w:num w:numId="18" w16cid:durableId="1979341473">
-    <w:abstractNumId w:val="22"/>
+    <w:abstractNumId w:val="25"/>
   </w:num>
   <w:num w:numId="19" w16cid:durableId="903636133">
     <w:abstractNumId w:val="5"/>
   </w:num>
   <w:num w:numId="20" w16cid:durableId="645429851">
-    <w:abstractNumId w:val="25"/>
+    <w:abstractNumId w:val="28"/>
   </w:num>
   <w:num w:numId="21" w16cid:durableId="1137604429">
     <w:abstractNumId w:val="7"/>
   </w:num>
   <w:num w:numId="22" w16cid:durableId="756363996">
-    <w:abstractNumId w:val="17"/>
+    <w:abstractNumId w:val="20"/>
   </w:num>
   <w:num w:numId="23" w16cid:durableId="966088655">
-    <w:abstractNumId w:val="20"/>
+    <w:abstractNumId w:val="23"/>
   </w:num>
   <w:num w:numId="24" w16cid:durableId="1597517513">
-    <w:abstractNumId w:val="19"/>
+    <w:abstractNumId w:val="22"/>
   </w:num>
   <w:num w:numId="25" w16cid:durableId="2066953030">
-    <w:abstractNumId w:val="9"/>
+    <w:abstractNumId w:val="10"/>
   </w:num>
   <w:num w:numId="26" w16cid:durableId="1266114278">
-    <w:abstractNumId w:val="21"/>
+    <w:abstractNumId w:val="24"/>
+  </w:num>
+  <w:num w:numId="27" w16cid:durableId="310259843">
+    <w:abstractNumId w:val="14"/>
+  </w:num>
+  <w:num w:numId="28" w16cid:durableId="431783183">
+    <w:abstractNumId w:val="15"/>
+  </w:num>
+  <w:num w:numId="29" w16cid:durableId="83108968">
+    <w:abstractNumId w:val="9"/>
   </w:num>
 </w:numbering>
 </file>
@@ -5636,28 +5883,28 @@
 </file>
 
 <file path=customXml/item1.xml><?xml version="1.0" encoding="utf-8"?>
+<b:Sources xmlns:b="http://schemas.openxmlformats.org/officeDocument/2006/bibliography" xmlns="http://schemas.openxmlformats.org/officeDocument/2006/bibliography" SelectedStyle="\APA.XSL" StyleName="APA"/>
+</file>
+
+<file path=customXml/item2.xml><?xml version="1.0" encoding="utf-8"?>
 <go:gDocsCustomXmlDataStorage xmlns:go="http://customooxmlschemas.google.com/" xmlns:r="http://schemas.openxmlformats.org/officeDocument/2006/relationships" uri="GoogleDocsCustomDataVersion2">
   <go:docsCustomData xmlns:go="http://customooxmlschemas.google.com/" roundtripDataSignature="AMtx7miEk1H21JdIr+TOyvqwi2eW5alUKQ==">CgMxLjAyCGguZ2pkZ3hzOAByITE3THlTaDhNVjRLalVlWXlDajNGS3JlSGtMYWNhX3pNQQ==</go:docsCustomData>
 </go:gDocsCustomXmlDataStorage>
 </file>
 
-<file path=customXml/item2.xml><?xml version="1.0" encoding="utf-8"?>
-<b:Sources xmlns:b="http://schemas.openxmlformats.org/officeDocument/2006/bibliography" xmlns="http://schemas.openxmlformats.org/officeDocument/2006/bibliography" SelectedStyle="\APA.XSL" StyleName="APA"/>
+<file path=customXml/itemProps1.xml><?xml version="1.0" encoding="utf-8"?>
+<ds:datastoreItem xmlns:ds="http://schemas.openxmlformats.org/officeDocument/2006/customXml" ds:itemID="{19DB2FBD-D5D2-4A8E-B370-7C96318831C9}">
+  <ds:schemaRefs>
+    <ds:schemaRef ds:uri="http://schemas.openxmlformats.org/officeDocument/2006/bibliography"/>
+  </ds:schemaRefs>
+</ds:datastoreItem>
 </file>
 
-<file path=customXml/itemProps1.xml><?xml version="1.0" encoding="utf-8"?>
+<file path=customXml/itemProps2.xml><?xml version="1.0" encoding="utf-8"?>
 <ds:datastoreItem xmlns:ds="http://schemas.openxmlformats.org/officeDocument/2006/customXml" ds:itemID="{11111111-1234-1234-1234-123412341234}">
   <ds:schemaRefs>
     <ds:schemaRef ds:uri="http://customooxmlschemas.google.com/"/>
     <ds:schemaRef ds:uri="http://schemas.openxmlformats.org/officeDocument/2006/relationships"/>
   </ds:schemaRefs>
 </ds:datastoreItem>
-</file>
-
-<file path=customXml/itemProps2.xml><?xml version="1.0" encoding="utf-8"?>
-<ds:datastoreItem xmlns:ds="http://schemas.openxmlformats.org/officeDocument/2006/customXml" ds:itemID="{19DB2FBD-D5D2-4A8E-B370-7C96318831C9}">
-  <ds:schemaRefs>
-    <ds:schemaRef ds:uri="http://schemas.openxmlformats.org/officeDocument/2006/bibliography"/>
-  </ds:schemaRefs>
-</ds:datastoreItem>
 </file>
--- a/assets/Mahesh Morde_Software Engineer_9766228503.docx
+++ b/assets/Mahesh Morde_Software Engineer_9766228503.docx
@@ -1,6 +1,6 @@
 
 <file path=word/document.xml><?xml version="1.0" encoding="utf-8"?>
-<w:document xmlns:wpc="http://schemas.microsoft.com/office/word/2010/wordprocessingCanvas" xmlns:cx="http://schemas.microsoft.com/office/drawing/2014/chartex" xmlns:cx1="http://schemas.microsoft.com/office/drawing/2015/9/8/chartex" xmlns:cx2="http://schemas.microsoft.com/office/drawing/2015/10/21/chartex" xmlns:cx3="http://schemas.microsoft.com/office/drawing/2016/5/9/chartex" xmlns:cx4="http://schemas.microsoft.com/office/drawing/2016/5/10/chartex" xmlns:cx5="http://schemas.microsoft.com/office/drawing/2016/5/11/chartex" xmlns:cx6="http://schemas.microsoft.com/office/drawing/2016/5/12/chartex" xmlns:cx7="http://schemas.microsoft.com/office/drawing/2016/5/13/chartex" xmlns:cx8="http://schemas.microsoft.com/office/drawing/2016/5/14/chartex" xmlns:mc="http://schemas.openxmlformats.org/markup-compatibility/2006" xmlns:aink="http://schemas.microsoft.com/office/drawing/2016/ink" xmlns:am3d="http://schemas.microsoft.com/office/drawing/2017/model3d" xmlns:o="urn:schemas-microsoft-com:office:office" xmlns:oel="http://schemas.microsoft.com/office/2019/extlst" xmlns:r="http://schemas.openxmlformats.org/officeDocument/2006/relationships" xmlns:m="http://schemas.openxmlformats.org/officeDocument/2006/math" xmlns:v="urn:schemas-microsoft-com:vml" xmlns:wp14="http://schemas.microsoft.com/office/word/2010/wordprocessingDrawing" xmlns:wp="http://schemas.openxmlformats.org/drawingml/2006/wordprocessingDrawing" xmlns:w10="urn:schemas-microsoft-com:office:word" xmlns:w="http://schemas.openxmlformats.org/wordprocessingml/2006/main" xmlns:w14="http://schemas.microsoft.com/office/word/2010/wordml" xmlns:w15="http://schemas.microsoft.com/office/word/2012/wordml" xmlns:w16cex="http://schemas.microsoft.com/office/word/2018/wordml/cex" xmlns:w16cid="http://schemas.microsoft.com/office/word/2016/wordml/cid" xmlns:w16="http://schemas.microsoft.com/office/word/2018/wordml" xmlns:w16du="http://schemas.microsoft.com/office/word/2023/wordml/word16du" xmlns:w16sdtdh="http://schemas.microsoft.com/office/word/2020/wordml/sdtdatahash" xmlns:w16sdtfl="http://schemas.microsoft.com/office/word/2024/wordml/sdtformatlock" xmlns:w16se="http://schemas.microsoft.com/office/word/2015/wordml/symex" xmlns:wpg="http://schemas.microsoft.com/office/word/2010/wordprocessingGroup" xmlns:wpi="http://schemas.microsoft.com/office/word/2010/wordprocessingInk" xmlns:wne="http://schemas.microsoft.com/office/word/2006/wordml" xmlns:wps="http://schemas.microsoft.com/office/word/2010/wordprocessingShape" mc:Ignorable="w14 w15 w16se w16cid w16 w16cex w16sdtdh w16sdtfl w16du wp14">
+<w:document xmlns:wpc="http://schemas.microsoft.com/office/word/2010/wordprocessingCanvas" xmlns:cx="http://schemas.microsoft.com/office/drawing/2014/chartex" xmlns:cx1="http://schemas.microsoft.com/office/drawing/2015/9/8/chartex" xmlns:cx2="http://schemas.microsoft.com/office/drawing/2015/10/21/chartex" xmlns:cx3="http://schemas.microsoft.com/office/drawing/2016/5/9/chartex" xmlns:cx4="http://schemas.microsoft.com/office/drawing/2016/5/10/chartex" xmlns:cx5="http://schemas.microsoft.com/office/drawing/2016/5/11/chartex" xmlns:cx6="http://schemas.microsoft.com/office/drawing/2016/5/12/chartex" xmlns:cx7="http://schemas.microsoft.com/office/drawing/2016/5/13/chartex" xmlns:cx8="http://schemas.microsoft.com/office/drawing/2016/5/14/chartex" xmlns:mc="http://schemas.openxmlformats.org/markup-compatibility/2006" xmlns:aink="http://schemas.microsoft.com/office/drawing/2016/ink" xmlns:am3d="http://schemas.microsoft.com/office/drawing/2017/model3d" xmlns:o="urn:schemas-microsoft-com:office:office" xmlns:oel="http://schemas.microsoft.com/office/2019/extlst" xmlns:r="http://schemas.openxmlformats.org/officeDocument/2006/relationships" xmlns:m="http://schemas.openxmlformats.org/officeDocument/2006/math" xmlns:v="urn:schemas-microsoft-com:vml" xmlns:wp14="http://schemas.microsoft.com/office/word/2010/wordprocessingDrawing" xmlns:wp="http://schemas.openxmlformats.org/drawingml/2006/wordprocessingDrawing" xmlns:w10="urn:schemas-microsoft-com:office:word" xmlns:w="http://schemas.openxmlformats.org/wordprocessingml/2006/main" xmlns:w14="http://schemas.microsoft.com/office/word/2010/wordml" xmlns:w15="http://schemas.microsoft.com/office/word/2012/wordml" xmlns:w16cex="http://schemas.microsoft.com/office/word/2018/wordml/cex" xmlns:w16cid="http://schemas.microsoft.com/office/word/2016/wordml/cid" xmlns:w16="http://schemas.microsoft.com/office/word/2018/wordml" xmlns:w16sdtdh="http://schemas.microsoft.com/office/word/2020/wordml/sdtdatahash" xmlns:w16se="http://schemas.microsoft.com/office/word/2015/wordml/symex" xmlns:wpg="http://schemas.microsoft.com/office/word/2010/wordprocessingGroup" xmlns:wpi="http://schemas.microsoft.com/office/word/2010/wordprocessingInk" xmlns:wne="http://schemas.microsoft.com/office/word/2006/wordml" xmlns:wps="http://schemas.microsoft.com/office/word/2010/wordprocessingShape" mc:Ignorable="w14 w15 w16se w16cid w16 w16cex w16sdtdh wp14">
   <w:body>
     <w:p>
       <w:pPr>
@@ -49,6 +49,22 @@
           <w:sz w:val="26"/>
           <w:szCs w:val="26"/>
         </w:rPr>
+        <w:t xml:space="preserve"> | </w:t>
+      </w:r>
+      <w:r>
+        <w:rPr>
+          <w:b/>
+          <w:sz w:val="26"/>
+          <w:szCs w:val="26"/>
+        </w:rPr>
+        <w:t>Software Developer</w:t>
+      </w:r>
+      <w:r>
+        <w:rPr>
+          <w:b/>
+          <w:sz w:val="26"/>
+          <w:szCs w:val="26"/>
+        </w:rPr>
         <w:t>)</w:t>
       </w:r>
     </w:p>
@@ -60,13 +76,8 @@
           <w:u w:val="single"/>
         </w:rPr>
       </w:pPr>
-      <w:proofErr w:type="spellStart"/>
-      <w:r>
-        <w:t>Manchar</w:t>
-      </w:r>
-      <w:proofErr w:type="spellEnd"/>
-      <w:r>
-        <w:t xml:space="preserve">, Pune, Maharashtra | </w:t>
+      <w:r>
+        <w:t xml:space="preserve">Pune, Maharashtra | </w:t>
       </w:r>
       <w:hyperlink r:id="rId7" w:history="1">
         <w:r>
@@ -143,7 +154,43 @@
         <w:spacing w:after="80" w:line="240" w:lineRule="auto"/>
       </w:pPr>
       <w:r>
-        <w:t>Web Developer experienced in building responsive, scalable web applications and improving user workflows through clean architecture and API-driven features.</w:t>
+        <w:t xml:space="preserve">Software Engineer with </w:t>
+      </w:r>
+      <w:r>
+        <w:t>4</w:t>
+      </w:r>
+      <w:r>
+        <w:t xml:space="preserve"> years of experience building scalable, responsive web applications using </w:t>
+      </w:r>
+      <w:r>
+        <w:rPr>
+          <w:b/>
+          <w:bCs/>
+        </w:rPr>
+        <w:t>Angular, TypeScript, and REST APIs</w:t>
+      </w:r>
+      <w:r>
+        <w:t xml:space="preserve">. Strong expertise in </w:t>
+      </w:r>
+      <w:r>
+        <w:rPr>
+          <w:b/>
+          <w:bCs/>
+        </w:rPr>
+        <w:t>component-based architecture, API integration, and performance optimization</w:t>
+      </w:r>
+      <w:r>
+        <w:t xml:space="preserve">. Proven ability to deliver enterprise-grade solutions in </w:t>
+      </w:r>
+      <w:r>
+        <w:rPr>
+          <w:b/>
+          <w:bCs/>
+        </w:rPr>
+        <w:t>multi-tenant environments</w:t>
+      </w:r>
+      <w:r>
+        <w:t xml:space="preserve"> and improve operational efficiency through automation and clean UI/UX design.</w:t>
       </w:r>
     </w:p>
     <w:p>
@@ -154,18 +201,1995 @@
     <w:p>
       <w:pPr>
         <w:spacing w:after="80" w:line="240" w:lineRule="auto"/>
+        <w:rPr>
+          <w:color w:val="000000"/>
+        </w:rPr>
+      </w:pPr>
+      <w:r>
         <w:rPr>
           <w:rStyle w:val="IntenseEmphasis"/>
           <w:sz w:val="28"/>
           <w:szCs w:val="28"/>
         </w:rPr>
+        <w:t>SKILLS</w:t>
+      </w:r>
+    </w:p>
+    <w:p>
+      <w:pPr>
+        <w:pStyle w:val="ListParagraph"/>
+        <w:numPr>
+          <w:ilvl w:val="0"/>
+          <w:numId w:val="31"/>
+        </w:numPr>
+        <w:pBdr>
+          <w:top w:val="nil"/>
+          <w:left w:val="nil"/>
+          <w:bottom w:val="nil"/>
+          <w:right w:val="nil"/>
+          <w:between w:val="nil"/>
+        </w:pBdr>
+        <w:spacing w:after="80" w:line="240" w:lineRule="auto"/>
+        <w:rPr>
+          <w:color w:val="000000"/>
+        </w:rPr>
+      </w:pPr>
+      <w:r>
+        <w:rPr>
+          <w:b/>
+          <w:bCs/>
+          <w:color w:val="000000"/>
+        </w:rPr>
+        <w:t>Frontend:</w:t>
+      </w:r>
+      <w:r>
+        <w:rPr>
+          <w:color w:val="000000"/>
+        </w:rPr>
+        <w:t xml:space="preserve"> Angular, TypeScript, JavaScript, HTML5, CSS3, Bootstrap, </w:t>
+      </w:r>
+      <w:proofErr w:type="spellStart"/>
+      <w:r>
+        <w:rPr>
+          <w:color w:val="000000"/>
+        </w:rPr>
+        <w:t>RxJS</w:t>
+      </w:r>
+      <w:proofErr w:type="spellEnd"/>
+      <w:r>
+        <w:rPr>
+          <w:color w:val="000000"/>
+        </w:rPr>
+        <w:t xml:space="preserve">, </w:t>
+      </w:r>
+      <w:proofErr w:type="spellStart"/>
+      <w:r>
+        <w:rPr>
+          <w:color w:val="000000"/>
+        </w:rPr>
+        <w:t>NgRx</w:t>
+      </w:r>
+      <w:proofErr w:type="spellEnd"/>
+      <w:r>
+        <w:rPr>
+          <w:color w:val="000000"/>
+        </w:rPr>
+        <w:t>, Angular CLI.</w:t>
+      </w:r>
+    </w:p>
+    <w:p>
+      <w:pPr>
+        <w:pStyle w:val="ListParagraph"/>
+        <w:numPr>
+          <w:ilvl w:val="0"/>
+          <w:numId w:val="31"/>
+        </w:numPr>
+        <w:pBdr>
+          <w:top w:val="nil"/>
+          <w:left w:val="nil"/>
+          <w:bottom w:val="nil"/>
+          <w:right w:val="nil"/>
+          <w:between w:val="nil"/>
+        </w:pBdr>
+        <w:spacing w:after="80" w:line="240" w:lineRule="auto"/>
+        <w:rPr>
+          <w:color w:val="000000"/>
+        </w:rPr>
+      </w:pPr>
+      <w:r>
+        <w:rPr>
+          <w:b/>
+          <w:bCs/>
+          <w:color w:val="000000"/>
+        </w:rPr>
+        <w:t>Backend:</w:t>
+      </w:r>
+      <w:r>
+        <w:rPr>
+          <w:color w:val="000000"/>
+        </w:rPr>
+        <w:t xml:space="preserve"> Python, Django, REST APIs.</w:t>
+      </w:r>
+    </w:p>
+    <w:p>
+      <w:pPr>
+        <w:pStyle w:val="ListParagraph"/>
+        <w:numPr>
+          <w:ilvl w:val="0"/>
+          <w:numId w:val="31"/>
+        </w:numPr>
+        <w:pBdr>
+          <w:top w:val="nil"/>
+          <w:left w:val="nil"/>
+          <w:bottom w:val="nil"/>
+          <w:right w:val="nil"/>
+          <w:between w:val="nil"/>
+        </w:pBdr>
+        <w:spacing w:after="80" w:line="240" w:lineRule="auto"/>
+        <w:rPr>
+          <w:color w:val="000000"/>
+        </w:rPr>
+      </w:pPr>
+      <w:r>
+        <w:rPr>
+          <w:b/>
+          <w:bCs/>
+          <w:color w:val="000000"/>
+        </w:rPr>
+        <w:t>AI Tools:</w:t>
+      </w:r>
+      <w:r>
+        <w:rPr>
+          <w:color w:val="000000"/>
+        </w:rPr>
+        <w:t xml:space="preserve"> GitHub Co-pilot, Google Antigravity, Cloud-AI, </w:t>
+      </w:r>
+      <w:proofErr w:type="spellStart"/>
+      <w:r>
+        <w:rPr>
+          <w:color w:val="000000"/>
+        </w:rPr>
+        <w:t>ChatGpt</w:t>
+      </w:r>
+      <w:proofErr w:type="spellEnd"/>
+      <w:r>
+        <w:rPr>
+          <w:color w:val="000000"/>
+        </w:rPr>
+        <w:t xml:space="preserve">, Cursor, Augment Code, Amazon Q and </w:t>
+      </w:r>
+      <w:proofErr w:type="spellStart"/>
+      <w:r>
+        <w:rPr>
+          <w:color w:val="000000"/>
+        </w:rPr>
+        <w:t>Kiro</w:t>
+      </w:r>
+      <w:proofErr w:type="spellEnd"/>
+      <w:r>
+        <w:rPr>
+          <w:color w:val="000000"/>
+        </w:rPr>
+        <w:t>.</w:t>
+      </w:r>
+    </w:p>
+    <w:p>
+      <w:pPr>
+        <w:pStyle w:val="ListParagraph"/>
+        <w:numPr>
+          <w:ilvl w:val="0"/>
+          <w:numId w:val="31"/>
+        </w:numPr>
+        <w:pBdr>
+          <w:top w:val="nil"/>
+          <w:left w:val="nil"/>
+          <w:bottom w:val="nil"/>
+          <w:right w:val="nil"/>
+          <w:between w:val="nil"/>
+        </w:pBdr>
+        <w:spacing w:after="80" w:line="240" w:lineRule="auto"/>
+        <w:rPr>
+          <w:color w:val="000000"/>
+        </w:rPr>
+      </w:pPr>
+      <w:r>
+        <w:rPr>
+          <w:b/>
+          <w:bCs/>
+          <w:color w:val="000000"/>
+        </w:rPr>
+        <w:t>Databases:</w:t>
+      </w:r>
+      <w:r>
+        <w:rPr>
+          <w:color w:val="000000"/>
+        </w:rPr>
+        <w:t xml:space="preserve"> MySQL, PostgreSQL, MongoDB.</w:t>
+      </w:r>
+    </w:p>
+    <w:p>
+      <w:pPr>
+        <w:pStyle w:val="ListParagraph"/>
+        <w:numPr>
+          <w:ilvl w:val="0"/>
+          <w:numId w:val="31"/>
+        </w:numPr>
+        <w:pBdr>
+          <w:top w:val="nil"/>
+          <w:left w:val="nil"/>
+          <w:bottom w:val="nil"/>
+          <w:right w:val="nil"/>
+          <w:between w:val="nil"/>
+        </w:pBdr>
+        <w:spacing w:after="80" w:line="240" w:lineRule="auto"/>
+        <w:rPr>
+          <w:color w:val="000000"/>
+        </w:rPr>
+      </w:pPr>
+      <w:r>
+        <w:rPr>
+          <w:b/>
+          <w:bCs/>
+          <w:color w:val="000000"/>
+        </w:rPr>
+        <w:t>Cloud &amp; DevOps:</w:t>
+      </w:r>
+      <w:r>
+        <w:rPr>
+          <w:color w:val="000000"/>
+        </w:rPr>
+        <w:t xml:space="preserve"> AWS (S3, EC2, Lambda, SQS), Docker, CI/CD Pipelines.</w:t>
+      </w:r>
+    </w:p>
+    <w:p>
+      <w:pPr>
+        <w:pStyle w:val="ListParagraph"/>
+        <w:numPr>
+          <w:ilvl w:val="0"/>
+          <w:numId w:val="31"/>
+        </w:numPr>
+        <w:pBdr>
+          <w:top w:val="nil"/>
+          <w:left w:val="nil"/>
+          <w:bottom w:val="nil"/>
+          <w:right w:val="nil"/>
+          <w:between w:val="nil"/>
+        </w:pBdr>
+        <w:spacing w:after="80" w:line="240" w:lineRule="auto"/>
+        <w:rPr>
+          <w:color w:val="000000"/>
+        </w:rPr>
+      </w:pPr>
+      <w:r>
+        <w:rPr>
+          <w:b/>
+          <w:bCs/>
+          <w:color w:val="000000"/>
+        </w:rPr>
+        <w:t>Tools &amp; Practices:</w:t>
+      </w:r>
+      <w:r>
+        <w:rPr>
+          <w:color w:val="000000"/>
+        </w:rPr>
+        <w:t xml:space="preserve"> Git, GitHub, Bitbucket, GitLab, Agile, Debugging, Code Review.</w:t>
+      </w:r>
+    </w:p>
+    <w:p>
+      <w:pPr>
+        <w:pStyle w:val="ListParagraph"/>
+        <w:numPr>
+          <w:ilvl w:val="0"/>
+          <w:numId w:val="31"/>
+        </w:numPr>
+        <w:pBdr>
+          <w:top w:val="nil"/>
+          <w:left w:val="nil"/>
+          <w:bottom w:val="nil"/>
+          <w:right w:val="nil"/>
+          <w:between w:val="nil"/>
+        </w:pBdr>
+        <w:spacing w:after="80" w:line="240" w:lineRule="auto"/>
+        <w:rPr>
+          <w:color w:val="000000"/>
+        </w:rPr>
+      </w:pPr>
+      <w:r>
+        <w:rPr>
+          <w:b/>
+          <w:bCs/>
+          <w:color w:val="000000"/>
+        </w:rPr>
+        <w:t>Core Concepts:</w:t>
+      </w:r>
+      <w:r>
+        <w:rPr>
+          <w:color w:val="000000"/>
+        </w:rPr>
+        <w:t xml:space="preserve"> Component-Based Architecture, SPA, Reactive Forms, Dependency Injection, Lazy Loading.</w:t>
+      </w:r>
+    </w:p>
+    <w:p>
+      <w:pPr>
+        <w:pStyle w:val="ListParagraph"/>
+        <w:numPr>
+          <w:ilvl w:val="0"/>
+          <w:numId w:val="31"/>
+        </w:numPr>
+        <w:pBdr>
+          <w:top w:val="nil"/>
+          <w:left w:val="nil"/>
+          <w:bottom w:val="nil"/>
+          <w:right w:val="nil"/>
+          <w:between w:val="nil"/>
+        </w:pBdr>
+        <w:spacing w:after="80" w:line="240" w:lineRule="auto"/>
+        <w:rPr>
+          <w:color w:val="000000"/>
+        </w:rPr>
+      </w:pPr>
+      <w:r>
+        <w:rPr>
+          <w:b/>
+          <w:bCs/>
+          <w:color w:val="000000"/>
+        </w:rPr>
+        <w:t xml:space="preserve">Practices: </w:t>
+      </w:r>
+      <w:r>
+        <w:rPr>
+          <w:color w:val="000000"/>
+        </w:rPr>
+        <w:t>Agile/Scrum, Cross functional collaboration, st</w:t>
+      </w:r>
+      <w:r>
+        <w:rPr>
+          <w:color w:val="000000"/>
+        </w:rPr>
+        <w:t>ake</w:t>
+      </w:r>
+      <w:r>
+        <w:rPr>
+          <w:color w:val="000000"/>
+        </w:rPr>
+        <w:t>holder management.</w:t>
+      </w:r>
+    </w:p>
+    <w:p>
+      <w:pPr>
+        <w:spacing w:after="80" w:line="240" w:lineRule="auto"/>
+      </w:pPr>
+    </w:p>
+    <w:p>
+      <w:pPr>
+        <w:spacing w:after="80" w:line="240" w:lineRule="auto"/>
+        <w:rPr>
+          <w:rStyle w:val="IntenseEmphasis"/>
+          <w:sz w:val="28"/>
+          <w:szCs w:val="28"/>
+        </w:rPr>
+      </w:pPr>
+      <w:r>
+        <w:rPr>
+          <w:rStyle w:val="IntenseEmphasis"/>
+          <w:sz w:val="28"/>
+          <w:szCs w:val="28"/>
+        </w:rPr>
+        <w:t>CERTIFICATIONS</w:t>
+      </w:r>
+    </w:p>
+    <w:p>
+      <w:pPr>
+        <w:pStyle w:val="Heading3"/>
+        <w:numPr>
+          <w:ilvl w:val="0"/>
+          <w:numId w:val="30"/>
+        </w:numPr>
+        <w:shd w:val="clear" w:color="auto" w:fill="FFFFFF"/>
+        <w:spacing w:before="0" w:after="0" w:line="300" w:lineRule="atLeast"/>
+        <w:rPr>
+          <w:b w:val="0"/>
+          <w:color w:val="000000"/>
+          <w:sz w:val="22"/>
+          <w:szCs w:val="22"/>
+        </w:rPr>
+      </w:pPr>
+      <w:r>
+        <w:rPr>
+          <w:color w:val="000000"/>
+          <w:sz w:val="22"/>
+          <w:szCs w:val="22"/>
+        </w:rPr>
+        <w:t>Angular Fundamentals</w:t>
+      </w:r>
+      <w:r>
+        <w:rPr>
+          <w:rFonts w:ascii="Source Sans Pro" w:hAnsi="Source Sans Pro"/>
+          <w:color w:val="0F1114"/>
+          <w:spacing w:val="-1"/>
+          <w:sz w:val="24"/>
+          <w:szCs w:val="24"/>
+        </w:rPr>
+        <w:t xml:space="preserve"> </w:t>
+      </w:r>
+      <w:r>
+        <w:rPr>
+          <w:b w:val="0"/>
+          <w:color w:val="000000"/>
+          <w:sz w:val="22"/>
+          <w:szCs w:val="22"/>
+        </w:rPr>
+        <w:t xml:space="preserve">– Certificate from IT </w:t>
+      </w:r>
+      <w:proofErr w:type="spellStart"/>
+      <w:r>
+        <w:rPr>
+          <w:b w:val="0"/>
+          <w:color w:val="000000"/>
+          <w:sz w:val="22"/>
+          <w:szCs w:val="22"/>
+        </w:rPr>
+        <w:t>Vedant</w:t>
+      </w:r>
+      <w:proofErr w:type="spellEnd"/>
+      <w:r>
+        <w:rPr>
+          <w:b w:val="0"/>
+          <w:color w:val="000000"/>
+          <w:sz w:val="22"/>
+          <w:szCs w:val="22"/>
+        </w:rPr>
+        <w:t xml:space="preserve"> Institute</w:t>
+      </w:r>
+    </w:p>
+    <w:p>
+      <w:pPr>
+        <w:pStyle w:val="Heading3"/>
+        <w:numPr>
+          <w:ilvl w:val="0"/>
+          <w:numId w:val="30"/>
+        </w:numPr>
+        <w:shd w:val="clear" w:color="auto" w:fill="FFFFFF"/>
+        <w:spacing w:before="0" w:after="0" w:line="300" w:lineRule="atLeast"/>
+        <w:rPr>
+          <w:b w:val="0"/>
+          <w:color w:val="000000"/>
+          <w:sz w:val="22"/>
+          <w:szCs w:val="22"/>
+        </w:rPr>
+      </w:pPr>
+      <w:r>
+        <w:rPr>
+          <w:color w:val="000000"/>
+          <w:sz w:val="22"/>
+          <w:szCs w:val="22"/>
+        </w:rPr>
+        <w:t>Full Stack Development</w:t>
+      </w:r>
+      <w:r>
+        <w:t xml:space="preserve"> </w:t>
+      </w:r>
+      <w:r>
+        <w:rPr>
+          <w:b w:val="0"/>
+          <w:color w:val="000000"/>
+          <w:sz w:val="22"/>
+          <w:szCs w:val="22"/>
+        </w:rPr>
+        <w:t xml:space="preserve">– Certificate from IT </w:t>
+      </w:r>
+      <w:proofErr w:type="spellStart"/>
+      <w:r>
+        <w:rPr>
+          <w:b w:val="0"/>
+          <w:color w:val="000000"/>
+          <w:sz w:val="22"/>
+          <w:szCs w:val="22"/>
+        </w:rPr>
+        <w:t>Vedant</w:t>
+      </w:r>
+      <w:proofErr w:type="spellEnd"/>
+      <w:r>
+        <w:rPr>
+          <w:b w:val="0"/>
+          <w:color w:val="000000"/>
+          <w:sz w:val="22"/>
+          <w:szCs w:val="22"/>
+        </w:rPr>
+        <w:t xml:space="preserve"> Institute</w:t>
+      </w:r>
+    </w:p>
+    <w:p>
+      <w:pPr>
+        <w:pStyle w:val="Heading3"/>
+        <w:numPr>
+          <w:ilvl w:val="0"/>
+          <w:numId w:val="30"/>
+        </w:numPr>
+        <w:shd w:val="clear" w:color="auto" w:fill="FFFFFF"/>
+        <w:spacing w:before="0" w:after="0" w:line="300" w:lineRule="atLeast"/>
+        <w:rPr>
+          <w:b w:val="0"/>
+          <w:color w:val="000000"/>
+          <w:sz w:val="22"/>
+          <w:szCs w:val="22"/>
+        </w:rPr>
+      </w:pPr>
+      <w:r>
+        <w:rPr>
+          <w:color w:val="000000"/>
+          <w:sz w:val="22"/>
+          <w:szCs w:val="22"/>
+        </w:rPr>
+        <w:t>Crash Course on Python</w:t>
+      </w:r>
+      <w:r>
+        <w:rPr>
+          <w:rFonts w:ascii="Source Sans Pro" w:hAnsi="Source Sans Pro"/>
+          <w:color w:val="0F1114"/>
+          <w:spacing w:val="-1"/>
+          <w:sz w:val="24"/>
+          <w:szCs w:val="24"/>
+        </w:rPr>
+        <w:t xml:space="preserve"> </w:t>
+      </w:r>
+      <w:r>
+        <w:rPr>
+          <w:b w:val="0"/>
+          <w:color w:val="000000"/>
+          <w:sz w:val="22"/>
+          <w:szCs w:val="22"/>
+        </w:rPr>
+        <w:t xml:space="preserve">- Certificate from </w:t>
+      </w:r>
+      <w:r>
+        <w:rPr>
+          <w:b w:val="0"/>
+          <w:color w:val="000000"/>
+          <w:sz w:val="22"/>
+          <w:szCs w:val="22"/>
+        </w:rPr>
+        <w:t>IBM</w:t>
+      </w:r>
+      <w:r>
+        <w:rPr>
+          <w:b w:val="0"/>
+          <w:color w:val="000000"/>
+          <w:sz w:val="22"/>
+          <w:szCs w:val="22"/>
+        </w:rPr>
+        <w:t xml:space="preserve"> on Coursera</w:t>
+      </w:r>
+    </w:p>
+    <w:p>
+      <w:pPr>
+        <w:pStyle w:val="Heading3"/>
+        <w:numPr>
+          <w:ilvl w:val="0"/>
+          <w:numId w:val="30"/>
+        </w:numPr>
+        <w:shd w:val="clear" w:color="auto" w:fill="FFFFFF"/>
+        <w:spacing w:before="0" w:after="0" w:line="300" w:lineRule="atLeast"/>
+        <w:rPr>
+          <w:b w:val="0"/>
+          <w:color w:val="000000"/>
+          <w:sz w:val="22"/>
+          <w:szCs w:val="22"/>
+        </w:rPr>
+      </w:pPr>
+      <w:r>
+        <w:rPr>
+          <w:color w:val="000000"/>
+          <w:sz w:val="22"/>
+          <w:szCs w:val="22"/>
+        </w:rPr>
+        <w:t>Java Fundamentals</w:t>
+      </w:r>
+      <w:r>
+        <w:rPr>
+          <w:b w:val="0"/>
+          <w:bCs/>
+        </w:rPr>
+        <w:t xml:space="preserve"> </w:t>
+      </w:r>
+      <w:r>
+        <w:rPr>
+          <w:b w:val="0"/>
+          <w:color w:val="000000"/>
+          <w:sz w:val="22"/>
+          <w:szCs w:val="22"/>
+        </w:rPr>
+        <w:t xml:space="preserve">– Certificate from IT </w:t>
+      </w:r>
+      <w:proofErr w:type="spellStart"/>
+      <w:r>
+        <w:rPr>
+          <w:b w:val="0"/>
+          <w:color w:val="000000"/>
+          <w:sz w:val="22"/>
+          <w:szCs w:val="22"/>
+        </w:rPr>
+        <w:t>Vedant</w:t>
+      </w:r>
+      <w:proofErr w:type="spellEnd"/>
+      <w:r>
+        <w:rPr>
+          <w:b w:val="0"/>
+          <w:color w:val="000000"/>
+          <w:sz w:val="22"/>
+          <w:szCs w:val="22"/>
+        </w:rPr>
+        <w:t xml:space="preserve"> Institute</w:t>
+      </w:r>
+    </w:p>
+    <w:p>
+      <w:pPr>
+        <w:spacing w:after="80" w:line="240" w:lineRule="auto"/>
+        <w:rPr>
+          <w:rStyle w:val="IntenseEmphasis"/>
+          <w:sz w:val="28"/>
+          <w:szCs w:val="28"/>
+        </w:rPr>
+      </w:pPr>
+    </w:p>
+    <w:p>
+      <w:pPr>
+        <w:spacing w:after="80" w:line="240" w:lineRule="auto"/>
+        <w:rPr>
+          <w:rStyle w:val="IntenseEmphasis"/>
+          <w:sz w:val="28"/>
+          <w:szCs w:val="28"/>
+        </w:rPr>
+      </w:pPr>
+      <w:r>
+        <w:rPr>
+          <w:rStyle w:val="IntenseEmphasis"/>
+          <w:sz w:val="28"/>
+          <w:szCs w:val="28"/>
+        </w:rPr>
+        <w:t>WORK EXPERIENCE</w:t>
+      </w:r>
+    </w:p>
+    <w:p>
+      <w:pPr>
+        <w:spacing w:after="80" w:line="240" w:lineRule="auto"/>
+        <w:rPr>
+          <w:b/>
+        </w:rPr>
+      </w:pPr>
+      <w:r>
+        <w:rPr>
+          <w:b/>
+        </w:rPr>
+        <w:t xml:space="preserve">        </w:t>
+      </w:r>
+      <w:r>
+        <w:rPr>
+          <w:b/>
+        </w:rPr>
+        <w:t>1. Software Engineer</w:t>
+      </w:r>
+    </w:p>
+    <w:p>
+      <w:pPr>
+        <w:tabs>
+          <w:tab w:val="right" w:pos="10440"/>
+        </w:tabs>
+        <w:spacing w:after="80" w:line="240" w:lineRule="auto"/>
+        <w:rPr>
+          <w:color w:val="808080" w:themeColor="background1" w:themeShade="80"/>
+        </w:rPr>
+      </w:pPr>
+      <w:r>
+        <w:t xml:space="preserve">        </w:t>
+      </w:r>
+      <w:r>
+        <w:t>Platform Commons Foundation</w:t>
+      </w:r>
+      <w:r>
+        <w:t xml:space="preserve"> </w:t>
+      </w:r>
+      <w:r>
+        <w:t>–</w:t>
+      </w:r>
+      <w:r>
+        <w:t xml:space="preserve"> Remote</w:t>
+      </w:r>
+      <w:r>
+        <w:tab/>
+      </w:r>
+      <w:r>
+        <w:rPr>
+          <w:color w:val="808080" w:themeColor="background1" w:themeShade="80"/>
+        </w:rPr>
+        <w:t>0</w:t>
+      </w:r>
+      <w:r>
+        <w:rPr>
+          <w:color w:val="808080" w:themeColor="background1" w:themeShade="80"/>
+        </w:rPr>
+        <w:t>4</w:t>
+      </w:r>
+      <w:r>
+        <w:rPr>
+          <w:color w:val="808080" w:themeColor="background1" w:themeShade="80"/>
+        </w:rPr>
+        <w:t>/202</w:t>
+      </w:r>
+      <w:r>
+        <w:rPr>
+          <w:color w:val="808080" w:themeColor="background1" w:themeShade="80"/>
+        </w:rPr>
+        <w:t>4</w:t>
+      </w:r>
+      <w:r>
+        <w:rPr>
+          <w:color w:val="808080" w:themeColor="background1" w:themeShade="80"/>
+        </w:rPr>
+        <w:t xml:space="preserve"> – </w:t>
+      </w:r>
+      <w:r>
+        <w:rPr>
+          <w:color w:val="808080" w:themeColor="background1" w:themeShade="80"/>
+        </w:rPr>
+        <w:t>3/2026</w:t>
+      </w:r>
+    </w:p>
+    <w:p>
+      <w:pPr>
+        <w:spacing w:after="80" w:line="240" w:lineRule="auto"/>
+        <w:ind w:left="360"/>
+        <w:rPr>
+          <w:b/>
+        </w:rPr>
+      </w:pPr>
+      <w:r>
+        <w:rPr>
+          <w:b/>
+        </w:rPr>
+        <w:t>Project</w:t>
+      </w:r>
+      <w:r>
+        <w:rPr>
+          <w:b/>
+        </w:rPr>
+        <w:t>s</w:t>
+      </w:r>
+    </w:p>
+    <w:p>
+      <w:pPr>
+        <w:pStyle w:val="ListParagraph"/>
+        <w:numPr>
+          <w:ilvl w:val="0"/>
+          <w:numId w:val="35"/>
+        </w:numPr>
+        <w:spacing w:after="80" w:line="240" w:lineRule="auto"/>
+        <w:ind w:left="720"/>
+      </w:pPr>
+      <w:r>
+        <w:t>VMS</w:t>
+      </w:r>
+      <w:r>
+        <w:t xml:space="preserve"> (Vendor Management System) is a multi-tenant web platform used by social-impact organizations to manage vendors, users, and role-based operations across multiple clients. </w:t>
+      </w:r>
+    </w:p>
+    <w:p>
+      <w:pPr>
+        <w:pStyle w:val="ListParagraph"/>
+        <w:numPr>
+          <w:ilvl w:val="0"/>
+          <w:numId w:val="35"/>
+        </w:numPr>
+        <w:spacing w:after="80" w:line="240" w:lineRule="auto"/>
+        <w:ind w:left="720"/>
+      </w:pPr>
+      <w:proofErr w:type="spellStart"/>
+      <w:r>
+        <w:t>Markify</w:t>
+      </w:r>
+      <w:proofErr w:type="spellEnd"/>
+      <w:r>
+        <w:t xml:space="preserve"> is an </w:t>
+      </w:r>
+      <w:proofErr w:type="spellStart"/>
+      <w:r>
+        <w:t>agri</w:t>
+      </w:r>
+      <w:proofErr w:type="spellEnd"/>
+      <w:r>
+        <w:t>-trading platform that enables farmers, FPOs, and warehouses to list, manage, and trade agricultural products for enterprise and NGO partners.</w:t>
+      </w:r>
+    </w:p>
+    <w:p>
+      <w:pPr>
+        <w:spacing w:after="80" w:line="240" w:lineRule="auto"/>
+        <w:ind w:left="360"/>
+        <w:rPr>
+          <w:b/>
+        </w:rPr>
+      </w:pPr>
+      <w:r>
+        <w:rPr>
+          <w:b/>
+        </w:rPr>
+        <w:t>Clients</w:t>
+      </w:r>
+    </w:p>
+    <w:p>
+      <w:pPr>
+        <w:spacing w:after="80" w:line="240" w:lineRule="auto"/>
+        <w:ind w:left="-360" w:firstLine="720"/>
+      </w:pPr>
+      <w:r>
+        <w:rPr>
+          <w:bCs/>
+        </w:rPr>
+        <w:t xml:space="preserve">SBI Foundation, Lupin, </w:t>
+      </w:r>
+      <w:proofErr w:type="spellStart"/>
+      <w:r>
+        <w:rPr>
+          <w:bCs/>
+        </w:rPr>
+        <w:t>Misfyt</w:t>
+      </w:r>
+      <w:proofErr w:type="spellEnd"/>
+      <w:r>
+        <w:rPr>
+          <w:bCs/>
+        </w:rPr>
+        <w:t xml:space="preserve">, Gandhi Fellowship, Make a Difference, </w:t>
+      </w:r>
+      <w:proofErr w:type="spellStart"/>
+      <w:r>
+        <w:rPr>
+          <w:bCs/>
+        </w:rPr>
+        <w:t>Magasool</w:t>
+      </w:r>
+      <w:proofErr w:type="spellEnd"/>
+      <w:r>
+        <w:rPr>
+          <w:bCs/>
+        </w:rPr>
+        <w:t>, Seniors In Seva</w:t>
+      </w:r>
+    </w:p>
+    <w:p>
+      <w:pPr>
+        <w:spacing w:after="80" w:line="240" w:lineRule="auto"/>
+        <w:ind w:firstLine="720"/>
+        <w:rPr>
+          <w:b/>
+        </w:rPr>
+      </w:pPr>
+      <w:r>
+        <w:rPr>
+          <w:b/>
+        </w:rPr>
+        <w:t>Responsibilities</w:t>
+      </w:r>
+      <w:r>
+        <w:rPr>
+          <w:b/>
+        </w:rPr>
+        <w:t>:</w:t>
+      </w:r>
+    </w:p>
+    <w:p>
+      <w:pPr>
+        <w:numPr>
+          <w:ilvl w:val="0"/>
+          <w:numId w:val="36"/>
+        </w:numPr>
+        <w:tabs>
+          <w:tab w:val="clear" w:pos="1080"/>
+          <w:tab w:val="num" w:pos="720"/>
+        </w:tabs>
+        <w:spacing w:after="80" w:line="240" w:lineRule="auto"/>
+        <w:ind w:left="720"/>
+        <w:rPr>
+          <w:color w:val="000000"/>
+          <w:lang w:val="en-US"/>
+        </w:rPr>
+      </w:pPr>
+      <w:r>
+        <w:rPr>
+          <w:color w:val="000000"/>
+          <w:lang w:val="en-US"/>
+        </w:rPr>
+        <w:t>Developed and maintained scalable Angular-based web applications using component-driven architecture, improving code reusability and maintainability</w:t>
+      </w:r>
+      <w:r>
+        <w:rPr>
+          <w:color w:val="000000"/>
+          <w:lang w:val="en-US"/>
+        </w:rPr>
+        <w:t>.</w:t>
+      </w:r>
+    </w:p>
+    <w:p>
+      <w:pPr>
+        <w:numPr>
+          <w:ilvl w:val="0"/>
+          <w:numId w:val="36"/>
+        </w:numPr>
+        <w:tabs>
+          <w:tab w:val="clear" w:pos="1080"/>
+          <w:tab w:val="num" w:pos="720"/>
+        </w:tabs>
+        <w:spacing w:after="80" w:line="240" w:lineRule="auto"/>
+        <w:ind w:left="720"/>
+        <w:rPr>
+          <w:color w:val="000000"/>
+          <w:lang w:val="en-US"/>
+        </w:rPr>
+      </w:pPr>
+      <w:r>
+        <w:rPr>
+          <w:color w:val="000000"/>
+          <w:lang w:val="en-US"/>
+        </w:rPr>
+        <w:t>Designed and implemented multi-tenant architecture with role-based access control (RBAC) to support diverse client requirements</w:t>
+      </w:r>
+      <w:r>
+        <w:rPr>
+          <w:color w:val="000000"/>
+          <w:lang w:val="en-US"/>
+        </w:rPr>
+        <w:t>.</w:t>
+      </w:r>
+    </w:p>
+    <w:p>
+      <w:pPr>
+        <w:numPr>
+          <w:ilvl w:val="0"/>
+          <w:numId w:val="36"/>
+        </w:numPr>
+        <w:tabs>
+          <w:tab w:val="clear" w:pos="1080"/>
+          <w:tab w:val="num" w:pos="720"/>
+        </w:tabs>
+        <w:spacing w:after="80" w:line="240" w:lineRule="auto"/>
+        <w:ind w:left="720"/>
+        <w:rPr>
+          <w:color w:val="000000"/>
+          <w:lang w:val="en-US"/>
+        </w:rPr>
+      </w:pPr>
+      <w:r>
+        <w:rPr>
+          <w:color w:val="000000"/>
+          <w:lang w:val="en-US"/>
+        </w:rPr>
+        <w:t>Built dynamic, responsive UI components using Angular, TypeScript, and Bootstrap to enhance user experience and accessibility</w:t>
+      </w:r>
+      <w:r>
+        <w:rPr>
+          <w:color w:val="000000"/>
+          <w:lang w:val="en-US"/>
+        </w:rPr>
+        <w:t>.</w:t>
+      </w:r>
+    </w:p>
+    <w:p>
+      <w:pPr>
+        <w:numPr>
+          <w:ilvl w:val="0"/>
+          <w:numId w:val="36"/>
+        </w:numPr>
+        <w:tabs>
+          <w:tab w:val="clear" w:pos="1080"/>
+          <w:tab w:val="num" w:pos="720"/>
+        </w:tabs>
+        <w:spacing w:after="80" w:line="240" w:lineRule="auto"/>
+        <w:ind w:left="720"/>
+        <w:rPr>
+          <w:color w:val="000000"/>
+          <w:lang w:val="en-US"/>
+        </w:rPr>
+      </w:pPr>
+      <w:r>
+        <w:rPr>
+          <w:color w:val="000000"/>
+          <w:lang w:val="en-US"/>
+        </w:rPr>
+        <w:t>Integrated RESTful APIs for real-time data synchronization and seamless backend communication</w:t>
+      </w:r>
+      <w:r>
+        <w:rPr>
+          <w:color w:val="000000"/>
+          <w:lang w:val="en-US"/>
+        </w:rPr>
+        <w:t>.</w:t>
+      </w:r>
+    </w:p>
+    <w:p>
+      <w:pPr>
+        <w:numPr>
+          <w:ilvl w:val="0"/>
+          <w:numId w:val="36"/>
+        </w:numPr>
+        <w:tabs>
+          <w:tab w:val="clear" w:pos="1080"/>
+          <w:tab w:val="num" w:pos="720"/>
+        </w:tabs>
+        <w:spacing w:after="80" w:line="240" w:lineRule="auto"/>
+        <w:ind w:left="720"/>
+        <w:rPr>
+          <w:color w:val="000000"/>
+          <w:lang w:val="en-US"/>
+        </w:rPr>
+      </w:pPr>
+      <w:r>
+        <w:rPr>
+          <w:color w:val="000000"/>
+          <w:lang w:val="en-US"/>
+        </w:rPr>
+        <w:t>Engineered form workflows with validations and reactive forms, ensuring data accuracy and improved user input handling</w:t>
+      </w:r>
+      <w:r>
+        <w:rPr>
+          <w:color w:val="000000"/>
+          <w:lang w:val="en-US"/>
+        </w:rPr>
+        <w:t>.</w:t>
+      </w:r>
+    </w:p>
+    <w:p>
+      <w:pPr>
+        <w:numPr>
+          <w:ilvl w:val="0"/>
+          <w:numId w:val="36"/>
+        </w:numPr>
+        <w:tabs>
+          <w:tab w:val="clear" w:pos="1080"/>
+          <w:tab w:val="num" w:pos="720"/>
+        </w:tabs>
+        <w:spacing w:after="80" w:line="240" w:lineRule="auto"/>
+        <w:ind w:left="720"/>
+        <w:rPr>
+          <w:color w:val="000000"/>
+          <w:lang w:val="en-US"/>
+        </w:rPr>
+      </w:pPr>
+      <w:r>
+        <w:rPr>
+          <w:color w:val="000000"/>
+          <w:lang w:val="en-US"/>
+        </w:rPr>
+        <w:t>Optimized application performance through modular design, lazy loading, and efficient state handling (</w:t>
+      </w:r>
+      <w:proofErr w:type="spellStart"/>
+      <w:r>
+        <w:rPr>
+          <w:color w:val="000000"/>
+          <w:lang w:val="en-US"/>
+        </w:rPr>
+        <w:t>RxJS</w:t>
+      </w:r>
+      <w:proofErr w:type="spellEnd"/>
+      <w:r>
+        <w:rPr>
+          <w:color w:val="000000"/>
+          <w:lang w:val="en-US"/>
+        </w:rPr>
+        <w:t>)</w:t>
+      </w:r>
+      <w:r>
+        <w:rPr>
+          <w:color w:val="000000"/>
+          <w:lang w:val="en-US"/>
+        </w:rPr>
+        <w:t>.</w:t>
+      </w:r>
+    </w:p>
+    <w:p>
+      <w:pPr>
+        <w:numPr>
+          <w:ilvl w:val="0"/>
+          <w:numId w:val="36"/>
+        </w:numPr>
+        <w:tabs>
+          <w:tab w:val="clear" w:pos="1080"/>
+          <w:tab w:val="num" w:pos="720"/>
+        </w:tabs>
+        <w:spacing w:after="80" w:line="240" w:lineRule="auto"/>
+        <w:ind w:left="720"/>
+        <w:rPr>
+          <w:color w:val="000000"/>
+          <w:lang w:val="en-US"/>
+        </w:rPr>
+      </w:pPr>
+      <w:r>
+        <w:rPr>
+          <w:color w:val="000000"/>
+          <w:lang w:val="en-US"/>
+        </w:rPr>
+        <w:lastRenderedPageBreak/>
+        <w:t>Delivered customized feature enhancements based on client-specific requirements across multiple projects</w:t>
+      </w:r>
+      <w:r>
+        <w:rPr>
+          <w:color w:val="000000"/>
+          <w:lang w:val="en-US"/>
+        </w:rPr>
+        <w:t>.</w:t>
+      </w:r>
+    </w:p>
+    <w:p>
+      <w:pPr>
+        <w:numPr>
+          <w:ilvl w:val="0"/>
+          <w:numId w:val="36"/>
+        </w:numPr>
+        <w:tabs>
+          <w:tab w:val="clear" w:pos="1080"/>
+          <w:tab w:val="num" w:pos="720"/>
+        </w:tabs>
+        <w:spacing w:after="80" w:line="240" w:lineRule="auto"/>
+        <w:ind w:left="720"/>
+        <w:rPr>
+          <w:color w:val="000000"/>
+          <w:lang w:val="en-US"/>
+        </w:rPr>
+      </w:pPr>
+      <w:r>
+        <w:rPr>
+          <w:color w:val="000000"/>
+          <w:lang w:val="en-US"/>
+        </w:rPr>
+        <w:t>Collaborated with cross-functional teams (product, backend, QA) to ensure high-quality, on-time feature delivery</w:t>
+      </w:r>
+      <w:r>
+        <w:rPr>
+          <w:color w:val="000000"/>
+          <w:lang w:val="en-US"/>
+        </w:rPr>
+        <w:t>.</w:t>
+      </w:r>
+    </w:p>
+    <w:p>
+      <w:pPr>
+        <w:numPr>
+          <w:ilvl w:val="0"/>
+          <w:numId w:val="36"/>
+        </w:numPr>
+        <w:tabs>
+          <w:tab w:val="clear" w:pos="1080"/>
+          <w:tab w:val="num" w:pos="720"/>
+        </w:tabs>
+        <w:spacing w:after="80" w:line="240" w:lineRule="auto"/>
+        <w:ind w:left="720"/>
+        <w:rPr>
+          <w:color w:val="000000"/>
+          <w:lang w:val="en-US"/>
+        </w:rPr>
+      </w:pPr>
+      <w:r>
+        <w:rPr>
+          <w:color w:val="000000"/>
+          <w:lang w:val="en-US"/>
+        </w:rPr>
+        <w:t>Contributed to UI/UX standardization, improving consistency and usability across platforms</w:t>
+      </w:r>
+      <w:r>
+        <w:rPr>
+          <w:color w:val="000000"/>
+          <w:lang w:val="en-US"/>
+        </w:rPr>
+        <w:t>.</w:t>
+      </w:r>
+    </w:p>
+    <w:p>
+      <w:pPr>
+        <w:spacing w:after="80" w:line="240" w:lineRule="auto"/>
+        <w:rPr>
+          <w:color w:val="000000"/>
+          <w:lang w:val="en-US"/>
+        </w:rPr>
+      </w:pPr>
+    </w:p>
+    <w:p>
+      <w:pPr>
+        <w:spacing w:after="80" w:line="240" w:lineRule="auto"/>
+        <w:ind w:left="360"/>
+        <w:rPr>
+          <w:b/>
+        </w:rPr>
+      </w:pPr>
+      <w:r>
+        <w:rPr>
+          <w:b/>
+        </w:rPr>
+        <w:t>Key-Achievements</w:t>
+      </w:r>
+      <w:r>
+        <w:rPr>
+          <w:b/>
+        </w:rPr>
+        <w:t>:</w:t>
+      </w:r>
+    </w:p>
+    <w:p>
+      <w:pPr>
+        <w:numPr>
+          <w:ilvl w:val="0"/>
+          <w:numId w:val="36"/>
+        </w:numPr>
+        <w:tabs>
+          <w:tab w:val="clear" w:pos="1080"/>
+          <w:tab w:val="num" w:pos="720"/>
+        </w:tabs>
+        <w:spacing w:after="80" w:line="240" w:lineRule="auto"/>
+        <w:ind w:left="720"/>
+        <w:rPr>
+          <w:color w:val="000000"/>
+          <w:lang w:val="en-US"/>
+        </w:rPr>
+      </w:pPr>
+      <w:r>
+        <w:rPr>
+          <w:color w:val="000000"/>
+          <w:lang w:val="en-US"/>
+        </w:rPr>
+        <w:t>Retained a high-risk client (Seniors in Seva) by delivering fully customized product enhancements within 1 week, converting a potential churn into continued partnership</w:t>
+      </w:r>
+      <w:r>
+        <w:rPr>
+          <w:color w:val="000000"/>
+          <w:lang w:val="en-US"/>
+        </w:rPr>
+        <w:t>.</w:t>
+      </w:r>
+    </w:p>
+    <w:p>
+      <w:pPr>
+        <w:numPr>
+          <w:ilvl w:val="0"/>
+          <w:numId w:val="36"/>
+        </w:numPr>
+        <w:tabs>
+          <w:tab w:val="clear" w:pos="1080"/>
+          <w:tab w:val="num" w:pos="720"/>
+        </w:tabs>
+        <w:spacing w:after="80" w:line="240" w:lineRule="auto"/>
+        <w:ind w:left="720"/>
+        <w:rPr>
+          <w:color w:val="000000"/>
+          <w:lang w:val="en-US"/>
+        </w:rPr>
+      </w:pPr>
+      <w:r>
+        <w:rPr>
+          <w:color w:val="000000"/>
+          <w:lang w:val="en-US"/>
+        </w:rPr>
+        <w:t>Accelerated feature delivery timelines by implementing modular and reusable components, reducing development effort for new features</w:t>
+      </w:r>
+      <w:r>
+        <w:rPr>
+          <w:color w:val="000000"/>
+          <w:lang w:val="en-US"/>
+        </w:rPr>
+        <w:t>.</w:t>
+      </w:r>
+    </w:p>
+    <w:p>
+      <w:pPr>
+        <w:numPr>
+          <w:ilvl w:val="0"/>
+          <w:numId w:val="36"/>
+        </w:numPr>
+        <w:tabs>
+          <w:tab w:val="clear" w:pos="1080"/>
+          <w:tab w:val="num" w:pos="720"/>
+        </w:tabs>
+        <w:spacing w:after="80" w:line="240" w:lineRule="auto"/>
+        <w:ind w:left="720"/>
+        <w:rPr>
+          <w:color w:val="000000"/>
+          <w:lang w:val="en-US"/>
+        </w:rPr>
+      </w:pPr>
+      <w:r>
+        <w:rPr>
+          <w:color w:val="000000"/>
+          <w:lang w:val="en-US"/>
+        </w:rPr>
+        <w:t>Enhanced platform security and access control by implementing robust role-based workflows across multi-level users (Admin/User/Super Admin)</w:t>
+      </w:r>
+      <w:r>
+        <w:rPr>
+          <w:color w:val="000000"/>
+          <w:lang w:val="en-US"/>
+        </w:rPr>
+        <w:t>.</w:t>
+      </w:r>
+    </w:p>
+    <w:p>
+      <w:pPr>
+        <w:numPr>
+          <w:ilvl w:val="0"/>
+          <w:numId w:val="36"/>
+        </w:numPr>
+        <w:tabs>
+          <w:tab w:val="clear" w:pos="1080"/>
+          <w:tab w:val="num" w:pos="720"/>
+        </w:tabs>
+        <w:spacing w:after="80" w:line="240" w:lineRule="auto"/>
+        <w:ind w:left="720"/>
+        <w:rPr>
+          <w:color w:val="000000"/>
+          <w:lang w:val="en-US"/>
+        </w:rPr>
+      </w:pPr>
+      <w:r>
+        <w:rPr>
+          <w:color w:val="000000"/>
+          <w:lang w:val="en-US"/>
+        </w:rPr>
+        <w:t>Improved user experience and adoption by redesigning UI components and ensuring consistent design patterns across applications</w:t>
+      </w:r>
+      <w:r>
+        <w:rPr>
+          <w:color w:val="000000"/>
+          <w:lang w:val="en-US"/>
+        </w:rPr>
+        <w:t>.</w:t>
+      </w:r>
+    </w:p>
+    <w:p>
+      <w:pPr>
+        <w:numPr>
+          <w:ilvl w:val="0"/>
+          <w:numId w:val="36"/>
+        </w:numPr>
+        <w:tabs>
+          <w:tab w:val="clear" w:pos="1080"/>
+          <w:tab w:val="num" w:pos="720"/>
+        </w:tabs>
+        <w:spacing w:after="80" w:line="240" w:lineRule="auto"/>
+        <w:ind w:left="720"/>
+        <w:rPr>
+          <w:color w:val="000000"/>
+          <w:lang w:val="en-US"/>
+        </w:rPr>
+      </w:pPr>
+      <w:r>
+        <w:rPr>
+          <w:color w:val="000000"/>
+          <w:lang w:val="en-US"/>
+        </w:rPr>
+        <w:t>Delivered successful client-specific solutions for organizations like SBI Foundation, Lupin, and Gandhi Fellowship, strengthening long-term engagement</w:t>
+      </w:r>
+      <w:r>
+        <w:rPr>
+          <w:color w:val="000000"/>
+          <w:lang w:val="en-US"/>
+        </w:rPr>
+        <w:t>.</w:t>
+      </w:r>
+    </w:p>
+    <w:p>
+      <w:pPr>
+        <w:numPr>
+          <w:ilvl w:val="0"/>
+          <w:numId w:val="36"/>
+        </w:numPr>
+        <w:tabs>
+          <w:tab w:val="clear" w:pos="1080"/>
+          <w:tab w:val="num" w:pos="720"/>
+        </w:tabs>
+        <w:spacing w:after="80" w:line="240" w:lineRule="auto"/>
+        <w:ind w:left="720"/>
+        <w:rPr>
+          <w:color w:val="000000"/>
+          <w:lang w:val="en-US"/>
+        </w:rPr>
+      </w:pPr>
+      <w:r>
+        <w:rPr>
+          <w:color w:val="000000"/>
+          <w:lang w:val="en-US"/>
+        </w:rPr>
+        <w:t>Enabled scalable multi-tenant support, allowing seamless onboarding of multiple clients on a single platform</w:t>
+      </w:r>
+      <w:r>
+        <w:rPr>
+          <w:color w:val="000000"/>
+          <w:lang w:val="en-US"/>
+        </w:rPr>
+        <w:t>.</w:t>
+      </w:r>
+    </w:p>
+    <w:p>
+      <w:pPr>
+        <w:pStyle w:val="ListParagraph"/>
+        <w:spacing w:after="80"/>
+        <w:ind w:left="1080"/>
+        <w:rPr>
+          <w:bCs/>
+          <w:lang w:val="en-US"/>
+        </w:rPr>
+      </w:pPr>
+    </w:p>
+    <w:p>
+      <w:pPr>
+        <w:spacing w:after="80" w:line="240" w:lineRule="auto"/>
+      </w:pPr>
+      <w:r>
+        <w:rPr>
+          <w:b/>
+          <w:bCs/>
+          <w:lang w:val="en-US"/>
+        </w:rPr>
+        <w:t xml:space="preserve">        </w:t>
+      </w:r>
+      <w:r>
+        <w:rPr>
+          <w:b/>
+        </w:rPr>
+        <w:t xml:space="preserve">2. </w:t>
+      </w:r>
+      <w:proofErr w:type="spellStart"/>
+      <w:r>
+        <w:rPr>
+          <w:b/>
+        </w:rPr>
+        <w:t>Catalog</w:t>
+      </w:r>
+      <w:proofErr w:type="spellEnd"/>
+      <w:r>
+        <w:rPr>
+          <w:b/>
+        </w:rPr>
+        <w:t xml:space="preserve"> </w:t>
+      </w:r>
+      <w:r>
+        <w:rPr>
+          <w:b/>
+        </w:rPr>
+        <w:t>Associate</w:t>
+      </w:r>
+      <w:r>
+        <w:rPr>
+          <w:b/>
+        </w:rPr>
+        <w:t xml:space="preserve"> </w:t>
+      </w:r>
+    </w:p>
+    <w:p>
+      <w:pPr>
+        <w:tabs>
+          <w:tab w:val="right" w:pos="10440"/>
+        </w:tabs>
+        <w:spacing w:after="80" w:line="240" w:lineRule="auto"/>
+        <w:rPr>
+          <w:color w:val="808080" w:themeColor="background1" w:themeShade="80"/>
+          <w:lang w:val="en-US"/>
+        </w:rPr>
+      </w:pPr>
+      <w:r>
+        <w:t xml:space="preserve">        </w:t>
+      </w:r>
+      <w:r>
+        <w:t xml:space="preserve">Amazon Development Centre India </w:t>
+      </w:r>
+      <w:proofErr w:type="spellStart"/>
+      <w:r>
+        <w:t>Pvt.</w:t>
+      </w:r>
+      <w:proofErr w:type="spellEnd"/>
+      <w:r>
+        <w:t xml:space="preserve"> Ltd</w:t>
+      </w:r>
+      <w:r>
+        <w:t xml:space="preserve">, </w:t>
+      </w:r>
+      <w:r>
+        <w:t>Remote</w:t>
+      </w:r>
+      <w:r>
+        <w:t xml:space="preserve"> </w:t>
+      </w:r>
+      <w:r>
+        <w:tab/>
+      </w:r>
+      <w:r>
+        <w:rPr>
+          <w:color w:val="808080" w:themeColor="background1" w:themeShade="80"/>
+        </w:rPr>
+        <w:t>0</w:t>
+      </w:r>
+      <w:r>
+        <w:rPr>
+          <w:color w:val="808080" w:themeColor="background1" w:themeShade="80"/>
+        </w:rPr>
+        <w:t>9</w:t>
+      </w:r>
+      <w:r>
+        <w:rPr>
+          <w:color w:val="808080" w:themeColor="background1" w:themeShade="80"/>
+        </w:rPr>
+        <w:t>/202</w:t>
+      </w:r>
+      <w:r>
+        <w:rPr>
+          <w:color w:val="808080" w:themeColor="background1" w:themeShade="80"/>
+        </w:rPr>
+        <w:t>1</w:t>
+      </w:r>
+      <w:r>
+        <w:rPr>
+          <w:color w:val="808080" w:themeColor="background1" w:themeShade="80"/>
+        </w:rPr>
+        <w:t xml:space="preserve"> - 0</w:t>
+      </w:r>
+      <w:r>
+        <w:rPr>
+          <w:color w:val="808080" w:themeColor="background1" w:themeShade="80"/>
+        </w:rPr>
+        <w:t>3</w:t>
+      </w:r>
+      <w:r>
+        <w:rPr>
+          <w:color w:val="808080" w:themeColor="background1" w:themeShade="80"/>
+        </w:rPr>
+        <w:t>/202</w:t>
+      </w:r>
+      <w:r>
+        <w:rPr>
+          <w:color w:val="808080" w:themeColor="background1" w:themeShade="80"/>
+        </w:rPr>
+        <w:t>4</w:t>
+      </w:r>
+      <w:r>
+        <w:rPr>
+          <w:color w:val="808080" w:themeColor="background1" w:themeShade="80"/>
+        </w:rPr>
+        <w:t xml:space="preserve"> (</w:t>
+      </w:r>
+      <w:r>
+        <w:rPr>
+          <w:color w:val="808080" w:themeColor="background1" w:themeShade="80"/>
+        </w:rPr>
+        <w:t>2</w:t>
+      </w:r>
+      <w:r>
+        <w:rPr>
+          <w:color w:val="808080" w:themeColor="background1" w:themeShade="80"/>
+        </w:rPr>
+        <w:t xml:space="preserve"> </w:t>
+      </w:r>
+      <w:proofErr w:type="spellStart"/>
+      <w:r>
+        <w:rPr>
+          <w:color w:val="808080" w:themeColor="background1" w:themeShade="80"/>
+        </w:rPr>
+        <w:t>yrs</w:t>
+      </w:r>
+      <w:proofErr w:type="spellEnd"/>
+      <w:r>
+        <w:rPr>
+          <w:color w:val="808080" w:themeColor="background1" w:themeShade="80"/>
+        </w:rPr>
+        <w:t xml:space="preserve"> 5 months)</w:t>
+      </w:r>
+    </w:p>
+    <w:p>
+      <w:pPr>
+        <w:pBdr>
+          <w:top w:val="nil"/>
+          <w:left w:val="nil"/>
+          <w:bottom w:val="nil"/>
+          <w:right w:val="nil"/>
+          <w:between w:val="nil"/>
+        </w:pBdr>
+        <w:spacing w:after="80" w:line="240" w:lineRule="auto"/>
+        <w:ind w:left="360"/>
+        <w:rPr>
+          <w:b/>
+        </w:rPr>
+      </w:pPr>
+      <w:r>
+        <w:rPr>
+          <w:b/>
+        </w:rPr>
+        <w:t>Responsibilities:</w:t>
+      </w:r>
+    </w:p>
+    <w:p>
+      <w:pPr>
+        <w:numPr>
+          <w:ilvl w:val="0"/>
+          <w:numId w:val="36"/>
+        </w:numPr>
+        <w:tabs>
+          <w:tab w:val="clear" w:pos="1080"/>
+          <w:tab w:val="num" w:pos="720"/>
+        </w:tabs>
+        <w:spacing w:after="80" w:line="240" w:lineRule="auto"/>
+        <w:ind w:left="720"/>
+        <w:rPr>
+          <w:color w:val="000000"/>
+          <w:lang w:val="en-US"/>
+        </w:rPr>
+      </w:pPr>
+      <w:r>
+        <w:rPr>
+          <w:color w:val="000000"/>
+          <w:lang w:val="en-US"/>
+        </w:rPr>
+        <w:t>Developed and maintained Angular-based internal applications for high-volume vendor order processing and catalog management</w:t>
+      </w:r>
+      <w:r>
+        <w:rPr>
+          <w:color w:val="000000"/>
+          <w:lang w:val="en-US"/>
+        </w:rPr>
+        <w:t>.</w:t>
+      </w:r>
+    </w:p>
+    <w:p>
+      <w:pPr>
+        <w:numPr>
+          <w:ilvl w:val="0"/>
+          <w:numId w:val="36"/>
+        </w:numPr>
+        <w:tabs>
+          <w:tab w:val="clear" w:pos="1080"/>
+          <w:tab w:val="num" w:pos="720"/>
+        </w:tabs>
+        <w:spacing w:after="80" w:line="240" w:lineRule="auto"/>
+        <w:ind w:left="720"/>
+        <w:rPr>
+          <w:color w:val="000000"/>
+          <w:lang w:val="en-US"/>
+        </w:rPr>
+      </w:pPr>
+      <w:r>
+        <w:rPr>
+          <w:color w:val="000000"/>
+          <w:lang w:val="en-US"/>
+        </w:rPr>
+        <w:t>Built modular, data-driven UI components and workflows, improving operational efficiency by 30%</w:t>
+      </w:r>
+      <w:r>
+        <w:rPr>
+          <w:color w:val="000000"/>
+          <w:lang w:val="en-US"/>
+        </w:rPr>
+        <w:t>.</w:t>
+      </w:r>
+    </w:p>
+    <w:p>
+      <w:pPr>
+        <w:numPr>
+          <w:ilvl w:val="0"/>
+          <w:numId w:val="36"/>
+        </w:numPr>
+        <w:tabs>
+          <w:tab w:val="clear" w:pos="1080"/>
+          <w:tab w:val="num" w:pos="720"/>
+        </w:tabs>
+        <w:spacing w:after="80" w:line="240" w:lineRule="auto"/>
+        <w:ind w:left="720"/>
+        <w:rPr>
+          <w:color w:val="000000"/>
+          <w:lang w:val="en-US"/>
+        </w:rPr>
+      </w:pPr>
+      <w:r>
+        <w:rPr>
+          <w:color w:val="000000"/>
+          <w:lang w:val="en-US"/>
+        </w:rPr>
+        <w:t>Integrated RESTful APIs to enable real-time synchronization with Amazon’s global catalog systems</w:t>
+      </w:r>
+      <w:r>
+        <w:rPr>
+          <w:color w:val="000000"/>
+          <w:lang w:val="en-US"/>
+        </w:rPr>
+        <w:t>.</w:t>
+      </w:r>
+    </w:p>
+    <w:p>
+      <w:pPr>
+        <w:numPr>
+          <w:ilvl w:val="0"/>
+          <w:numId w:val="36"/>
+        </w:numPr>
+        <w:tabs>
+          <w:tab w:val="clear" w:pos="1080"/>
+          <w:tab w:val="num" w:pos="720"/>
+        </w:tabs>
+        <w:spacing w:after="80" w:line="240" w:lineRule="auto"/>
+        <w:ind w:left="720"/>
+        <w:rPr>
+          <w:color w:val="000000"/>
+          <w:lang w:val="en-US"/>
+        </w:rPr>
+      </w:pPr>
+      <w:r>
+        <w:rPr>
+          <w:color w:val="000000"/>
+          <w:lang w:val="en-US"/>
+        </w:rPr>
+        <w:t>Automated data extraction and validation processes for competitor pricing analysis (CPAF), reducing manual effort</w:t>
+      </w:r>
+      <w:r>
+        <w:rPr>
+          <w:color w:val="000000"/>
+          <w:lang w:val="en-US"/>
+        </w:rPr>
+        <w:t>.</w:t>
+      </w:r>
+    </w:p>
+    <w:p>
+      <w:pPr>
+        <w:numPr>
+          <w:ilvl w:val="0"/>
+          <w:numId w:val="36"/>
+        </w:numPr>
+        <w:tabs>
+          <w:tab w:val="clear" w:pos="1080"/>
+          <w:tab w:val="num" w:pos="720"/>
+        </w:tabs>
+        <w:spacing w:after="80" w:line="240" w:lineRule="auto"/>
+        <w:ind w:left="720"/>
+        <w:rPr>
+          <w:color w:val="000000"/>
+          <w:lang w:val="en-US"/>
+        </w:rPr>
+      </w:pPr>
+      <w:r>
+        <w:rPr>
+          <w:color w:val="000000"/>
+          <w:lang w:val="en-US"/>
+        </w:rPr>
+        <w:t>Designed role-based dashboards to provide insights into catalog quality and pricing metrics</w:t>
+      </w:r>
+      <w:r>
+        <w:rPr>
+          <w:color w:val="000000"/>
+          <w:lang w:val="en-US"/>
+        </w:rPr>
+        <w:t>.</w:t>
+      </w:r>
+    </w:p>
+    <w:p>
+      <w:pPr>
+        <w:numPr>
+          <w:ilvl w:val="0"/>
+          <w:numId w:val="36"/>
+        </w:numPr>
+        <w:tabs>
+          <w:tab w:val="clear" w:pos="1080"/>
+          <w:tab w:val="num" w:pos="720"/>
+        </w:tabs>
+        <w:spacing w:after="80" w:line="240" w:lineRule="auto"/>
+        <w:ind w:left="720"/>
+        <w:rPr>
+          <w:color w:val="000000"/>
+          <w:lang w:val="en-US"/>
+        </w:rPr>
+      </w:pPr>
+      <w:r>
+        <w:rPr>
+          <w:color w:val="000000"/>
+          <w:lang w:val="en-US"/>
+        </w:rPr>
+        <w:t>Led technical audits and mentored team members, ensuring data accuracy and process standardization</w:t>
+      </w:r>
+      <w:r>
+        <w:rPr>
+          <w:color w:val="000000"/>
+          <w:lang w:val="en-US"/>
+        </w:rPr>
+        <w:t>.</w:t>
+      </w:r>
+    </w:p>
+    <w:p>
+      <w:pPr>
+        <w:numPr>
+          <w:ilvl w:val="0"/>
+          <w:numId w:val="36"/>
+        </w:numPr>
+        <w:tabs>
+          <w:tab w:val="clear" w:pos="1080"/>
+          <w:tab w:val="num" w:pos="720"/>
+        </w:tabs>
+        <w:spacing w:after="80" w:line="240" w:lineRule="auto"/>
+        <w:ind w:left="720"/>
+        <w:rPr>
+          <w:color w:val="000000"/>
+          <w:lang w:val="en-US"/>
+        </w:rPr>
+      </w:pPr>
+      <w:r>
+        <w:rPr>
+          <w:color w:val="000000"/>
+          <w:lang w:val="en-US"/>
+        </w:rPr>
+        <w:t>Collaborated with cross-functional teams to resolve system bottlenecks and improve application stability</w:t>
+      </w:r>
+      <w:r>
+        <w:rPr>
+          <w:color w:val="000000"/>
+          <w:lang w:val="en-US"/>
+        </w:rPr>
+        <w:t>.</w:t>
+      </w:r>
+    </w:p>
+    <w:p>
+      <w:pPr>
+        <w:spacing w:after="80" w:line="240" w:lineRule="auto"/>
+        <w:rPr>
+          <w:rStyle w:val="IntenseEmphasis"/>
+          <w:sz w:val="28"/>
+          <w:szCs w:val="28"/>
+        </w:rPr>
+      </w:pPr>
+    </w:p>
+    <w:p>
+      <w:pPr>
+        <w:spacing w:after="80" w:line="240" w:lineRule="auto"/>
+        <w:rPr>
+          <w:rStyle w:val="IntenseEmphasis"/>
+          <w:sz w:val="28"/>
+          <w:szCs w:val="28"/>
+        </w:rPr>
+      </w:pPr>
+      <w:r>
+        <w:rPr>
+          <w:rStyle w:val="IntenseEmphasis"/>
+          <w:sz w:val="28"/>
+          <w:szCs w:val="28"/>
+        </w:rPr>
+        <w:t>ACHIEVEMENTS</w:t>
+      </w:r>
+    </w:p>
+    <w:p>
+      <w:pPr>
+        <w:pStyle w:val="ListParagraph"/>
+        <w:numPr>
+          <w:ilvl w:val="0"/>
+          <w:numId w:val="9"/>
+        </w:numPr>
+        <w:spacing w:after="80" w:line="240" w:lineRule="auto"/>
+        <w:rPr>
+          <w:b/>
+        </w:rPr>
+      </w:pPr>
+      <w:r>
+        <w:rPr>
+          <w:b/>
+        </w:rPr>
+        <w:t xml:space="preserve">2nd Runner Up </w:t>
+      </w:r>
+      <w:hyperlink r:id="rId11" w:history="1">
+        <w:r>
+          <w:rPr>
+            <w:rStyle w:val="Hyperlink"/>
+            <w:b/>
+          </w:rPr>
+          <w:t xml:space="preserve">Microsoft GitHub </w:t>
+        </w:r>
+        <w:proofErr w:type="spellStart"/>
+        <w:r>
+          <w:rPr>
+            <w:rStyle w:val="Hyperlink"/>
+            <w:b/>
+          </w:rPr>
+          <w:t>Copilot</w:t>
+        </w:r>
+        <w:proofErr w:type="spellEnd"/>
+        <w:r>
+          <w:rPr>
+            <w:rStyle w:val="Hyperlink"/>
+            <w:b/>
+          </w:rPr>
+          <w:t xml:space="preserve"> Hackathon (ALL INDIA RANK)</w:t>
+        </w:r>
+      </w:hyperlink>
+    </w:p>
+    <w:p>
+      <w:pPr>
+        <w:pStyle w:val="ListParagraph"/>
+        <w:spacing w:after="80" w:line="240" w:lineRule="auto"/>
+      </w:pPr>
+      <w:r>
+        <w:t xml:space="preserve">All India Rank 3 in "GitHub </w:t>
+      </w:r>
+      <w:proofErr w:type="spellStart"/>
+      <w:r>
+        <w:t>Copilot</w:t>
+      </w:r>
+      <w:proofErr w:type="spellEnd"/>
+      <w:r>
+        <w:t xml:space="preserve"> Hackathon" hosted by Microsoft on </w:t>
+      </w:r>
+      <w:proofErr w:type="spellStart"/>
+      <w:r>
+        <w:t>TechGig</w:t>
+      </w:r>
+      <w:proofErr w:type="spellEnd"/>
+      <w:r>
+        <w:t xml:space="preserve"> Code Gladiators platform</w:t>
+      </w:r>
+    </w:p>
+    <w:p>
+      <w:pPr>
+        <w:pStyle w:val="ListParagraph"/>
+        <w:numPr>
+          <w:ilvl w:val="0"/>
+          <w:numId w:val="9"/>
+        </w:numPr>
+        <w:spacing w:after="80" w:line="240" w:lineRule="auto"/>
+        <w:rPr>
+          <w:b/>
+        </w:rPr>
+      </w:pPr>
+      <w:r>
+        <w:rPr>
+          <w:b/>
+        </w:rPr>
+        <w:t xml:space="preserve">1st Runner Up - IT </w:t>
+      </w:r>
+      <w:proofErr w:type="spellStart"/>
+      <w:r>
+        <w:rPr>
+          <w:b/>
+        </w:rPr>
+        <w:t>Vedant</w:t>
+      </w:r>
+      <w:proofErr w:type="spellEnd"/>
+      <w:r>
+        <w:rPr>
+          <w:b/>
+        </w:rPr>
+        <w:t xml:space="preserve"> Training Institute</w:t>
+      </w:r>
+    </w:p>
+    <w:p>
+      <w:pPr>
+        <w:pStyle w:val="ListParagraph"/>
+        <w:spacing w:after="80" w:line="240" w:lineRule="auto"/>
+      </w:pPr>
+      <w:r>
+        <w:t xml:space="preserve">All India Rank 2 in "Interbranch Competition" organized by IT </w:t>
+      </w:r>
+      <w:proofErr w:type="spellStart"/>
+      <w:r>
+        <w:t>Vedant</w:t>
+      </w:r>
+      <w:proofErr w:type="spellEnd"/>
+      <w:r>
+        <w:t xml:space="preserve"> Training Institute</w:t>
+      </w:r>
+    </w:p>
+    <w:p>
+      <w:pPr>
+        <w:spacing w:after="80" w:line="240" w:lineRule="auto"/>
         <w:sectPr>
+          <w:type w:val="continuous"/>
           <w:pgSz w:w="11906" w:h="16838"/>
-          <w:pgMar w:top="720" w:right="720" w:bottom="720" w:left="720" w:header="708" w:footer="708" w:gutter="0"/>
+          <w:pgMar w:top="720" w:right="720" w:bottom="720" w:left="720" w:header="706" w:footer="706" w:gutter="0"/>
           <w:pgNumType w:start="1"/>
           <w:cols w:space="720"/>
           <w:docGrid w:linePitch="299"/>
         </w:sectPr>
+      </w:pPr>
+    </w:p>
+    <w:p>
+      <w:pPr>
+        <w:spacing w:after="80" w:line="240" w:lineRule="auto"/>
+        <w:rPr>
+          <w:rStyle w:val="IntenseEmphasis"/>
+          <w:sz w:val="28"/>
+          <w:szCs w:val="28"/>
+        </w:rPr>
       </w:pPr>
     </w:p>
     <w:p>
@@ -210,38 +2234,82 @@
           <w:b/>
           <w:color w:val="000000"/>
         </w:rPr>
-        <w:t>Java Full Stack Development</w:t>
+        <w:t xml:space="preserve">MBA </w:t>
       </w:r>
       <w:r>
         <w:rPr>
           <w:b/>
           <w:color w:val="000000"/>
         </w:rPr>
-        <w:t xml:space="preserve"> Certification</w:t>
+        <w:t>(</w:t>
+      </w:r>
+      <w:r>
+        <w:rPr>
+          <w:b/>
+          <w:color w:val="000000"/>
+        </w:rPr>
+        <w:t>Finance</w:t>
+      </w:r>
+      <w:r>
+        <w:rPr>
+          <w:b/>
+          <w:color w:val="000000"/>
+        </w:rPr>
+        <w:t>)</w:t>
       </w:r>
     </w:p>
     <w:p>
       <w:pPr>
+        <w:tabs>
+          <w:tab w:val="right" w:pos="10440"/>
+        </w:tabs>
         <w:spacing w:after="80" w:line="240" w:lineRule="auto"/>
         <w:ind w:firstLine="720"/>
-      </w:pPr>
-      <w:r>
-        <w:t>IT</w:t>
-      </w:r>
-      <w:r>
-        <w:t xml:space="preserve"> Vedant</w:t>
-      </w:r>
-      <w:r>
-        <w:t xml:space="preserve"> Institute, Pune, Maharashtra                                                                                                       </w:t>
-      </w:r>
-      <w:r>
+        <w:rPr>
+          <w:color w:val="808080" w:themeColor="background1" w:themeShade="80"/>
+        </w:rPr>
+      </w:pPr>
+      <w:r>
+        <w:t>Yashwantrao Chavan Maharashtra Open University</w:t>
+      </w:r>
+      <w:r>
+        <w:tab/>
+      </w:r>
+      <w:r>
+        <w:rPr>
+          <w:color w:val="808080" w:themeColor="background1" w:themeShade="80"/>
+        </w:rPr>
+        <w:t>20</w:t>
+      </w:r>
+      <w:r>
+        <w:rPr>
+          <w:color w:val="808080" w:themeColor="background1" w:themeShade="80"/>
+        </w:rPr>
+        <w:t>21</w:t>
+      </w:r>
+      <w:r>
+        <w:rPr>
+          <w:color w:val="808080" w:themeColor="background1" w:themeShade="80"/>
+        </w:rPr>
         <w:t xml:space="preserve"> </w:t>
       </w:r>
       <w:r>
         <w:rPr>
           <w:color w:val="808080" w:themeColor="background1" w:themeShade="80"/>
         </w:rPr>
-        <w:t>2022 - 2023</w:t>
+        <w:t>–</w:t>
+      </w:r>
+      <w:r>
+        <w:rPr>
+          <w:color w:val="808080" w:themeColor="background1" w:themeShade="80"/>
+        </w:rPr>
+        <w:t xml:space="preserve"> 202</w:t>
+      </w:r>
+      <w:r>
+        <w:rPr>
+          <w:color w:val="808080" w:themeColor="background1" w:themeShade="80"/>
+        </w:rPr>
+        <w:t>3</w:t>
       </w:r>
     </w:p>
     <w:p>
@@ -268,845 +2336,54 @@
           <w:b/>
           <w:color w:val="000000"/>
         </w:rPr>
-        <w:t xml:space="preserve">Bachelor of </w:t>
+        <w:t>Java Full Stack Development</w:t>
       </w:r>
       <w:r>
         <w:rPr>
           <w:b/>
           <w:color w:val="000000"/>
         </w:rPr>
-        <w:t>Engineering</w:t>
+        <w:t xml:space="preserve"> Certification</w:t>
       </w:r>
     </w:p>
     <w:p>
       <w:pPr>
+        <w:tabs>
+          <w:tab w:val="right" w:pos="10440"/>
+        </w:tabs>
         <w:spacing w:after="80" w:line="240" w:lineRule="auto"/>
         <w:ind w:firstLine="720"/>
+      </w:pPr>
+      <w:r>
+        <w:t xml:space="preserve">IT </w:t>
+      </w:r>
+      <w:proofErr w:type="spellStart"/>
+      <w:r>
+        <w:t>Vedant</w:t>
+      </w:r>
+      <w:proofErr w:type="spellEnd"/>
+      <w:r>
+        <w:t xml:space="preserve"> Institute, Pune, Maharashtra</w:t>
+      </w:r>
+      <w:r>
+        <w:t xml:space="preserve"> </w:t>
+      </w:r>
+      <w:r>
+        <w:tab/>
+      </w:r>
+      <w:r>
         <w:rPr>
           <w:color w:val="808080" w:themeColor="background1" w:themeShade="80"/>
         </w:rPr>
-      </w:pPr>
-      <w:r>
-        <w:t>Savitribai Phule Pune University</w:t>
-      </w:r>
-      <w:r>
-        <w:t xml:space="preserve">.                                  </w:t>
-      </w:r>
-      <w:r>
-        <w:t xml:space="preserve">                                                                                 </w:t>
-      </w:r>
-      <w:r>
-        <w:rPr>
-          <w:color w:val="808080" w:themeColor="background1" w:themeShade="80"/>
-        </w:rPr>
-        <w:t>201</w:t>
-      </w:r>
-      <w:r>
-        <w:rPr>
-          <w:color w:val="808080" w:themeColor="background1" w:themeShade="80"/>
-        </w:rPr>
-        <w:t>7</w:t>
-      </w:r>
-      <w:r>
-        <w:rPr>
-          <w:color w:val="808080" w:themeColor="background1" w:themeShade="80"/>
-        </w:rPr>
-        <w:t xml:space="preserve"> </w:t>
-      </w:r>
-      <w:r>
-        <w:rPr>
-          <w:color w:val="808080" w:themeColor="background1" w:themeShade="80"/>
-        </w:rPr>
-        <w:t>–</w:t>
-      </w:r>
-      <w:r>
-        <w:rPr>
-          <w:color w:val="808080" w:themeColor="background1" w:themeShade="80"/>
-        </w:rPr>
-        <w:t xml:space="preserve"> 202</w:t>
-      </w:r>
-      <w:r>
-        <w:rPr>
-          <w:color w:val="808080" w:themeColor="background1" w:themeShade="80"/>
-        </w:rPr>
-        <w:t>2</w:t>
+        <w:t>2022 - 2023</w:t>
       </w:r>
     </w:p>
     <w:p>
       <w:pPr>
-        <w:spacing w:after="80" w:line="240" w:lineRule="auto"/>
-        <w:ind w:firstLine="720"/>
-      </w:pPr>
-      <w:r>
-        <w:t xml:space="preserve">Government College of Engineering and Research, </w:t>
-      </w:r>
-      <w:proofErr w:type="spellStart"/>
-      <w:r>
-        <w:t>Avasari</w:t>
-      </w:r>
-      <w:proofErr w:type="spellEnd"/>
-      <w:r>
-        <w:t xml:space="preserve"> Khurd</w:t>
-      </w:r>
-    </w:p>
-    <w:p>
-      <w:pPr>
-        <w:spacing w:after="80" w:line="240" w:lineRule="auto"/>
-        <w:rPr>
-          <w:rStyle w:val="IntenseEmphasis"/>
-          <w:sz w:val="28"/>
-          <w:szCs w:val="28"/>
-        </w:rPr>
-      </w:pPr>
-    </w:p>
-    <w:p>
-      <w:pPr>
-        <w:spacing w:after="80" w:line="240" w:lineRule="auto"/>
-        <w:rPr>
-          <w:rStyle w:val="IntenseEmphasis"/>
-          <w:sz w:val="28"/>
-          <w:szCs w:val="28"/>
-        </w:rPr>
-      </w:pPr>
-      <w:r>
-        <w:rPr>
-          <w:rStyle w:val="IntenseEmphasis"/>
-          <w:sz w:val="28"/>
-          <w:szCs w:val="28"/>
-        </w:rPr>
-        <w:t>ACHIEVEMENTS</w:t>
-      </w:r>
-    </w:p>
-    <w:p>
-      <w:pPr>
-        <w:pStyle w:val="ListParagraph"/>
         <w:numPr>
           <w:ilvl w:val="0"/>
-          <w:numId w:val="9"/>
+          <w:numId w:val="8"/>
         </w:numPr>
-        <w:spacing w:after="80" w:line="240" w:lineRule="auto"/>
-        <w:rPr>
-          <w:b/>
-        </w:rPr>
-      </w:pPr>
-      <w:r>
-        <w:rPr>
-          <w:b/>
-        </w:rPr>
-        <w:t xml:space="preserve">2nd Runner Up </w:t>
-      </w:r>
-      <w:hyperlink r:id="rId11" w:history="1">
-        <w:r>
-          <w:rPr>
-            <w:rStyle w:val="Hyperlink"/>
-            <w:b/>
-          </w:rPr>
-          <w:t>Microsoft GitHub Copilot Hackathon (ALL INDIA RANK)</w:t>
-        </w:r>
-      </w:hyperlink>
-    </w:p>
-    <w:p>
-      <w:pPr>
-        <w:pStyle w:val="ListParagraph"/>
-        <w:spacing w:after="80" w:line="240" w:lineRule="auto"/>
-      </w:pPr>
-      <w:r>
-        <w:t xml:space="preserve">All India Rank 3 in "GitHub Copilot Hackathon" hosted by Microsoft Corporation on </w:t>
-      </w:r>
-      <w:proofErr w:type="spellStart"/>
-      <w:r>
-        <w:t>TechGig</w:t>
-      </w:r>
-      <w:proofErr w:type="spellEnd"/>
-      <w:r>
-        <w:t xml:space="preserve"> Code Gladiators platform</w:t>
-      </w:r>
-    </w:p>
-    <w:p>
-      <w:pPr>
-        <w:pStyle w:val="ListParagraph"/>
-        <w:numPr>
-          <w:ilvl w:val="0"/>
-          <w:numId w:val="9"/>
-        </w:numPr>
-        <w:spacing w:after="80" w:line="240" w:lineRule="auto"/>
-        <w:rPr>
-          <w:b/>
-        </w:rPr>
-      </w:pPr>
-      <w:r>
-        <w:rPr>
-          <w:b/>
-        </w:rPr>
-        <w:t>1st Runner Up - IT Vedant Training Institute</w:t>
-      </w:r>
-    </w:p>
-    <w:p>
-      <w:pPr>
-        <w:pStyle w:val="ListParagraph"/>
-        <w:spacing w:after="80" w:line="240" w:lineRule="auto"/>
-      </w:pPr>
-      <w:r>
-        <w:t>All India Rank 2 in "Interbranch Competition" organized by IT Vedant Training Institute</w:t>
-      </w:r>
-    </w:p>
-    <w:p>
-      <w:pPr>
-        <w:spacing w:after="80" w:line="240" w:lineRule="auto"/>
-      </w:pPr>
-    </w:p>
-    <w:p>
-      <w:pPr>
-        <w:spacing w:after="80" w:line="240" w:lineRule="auto"/>
-        <w:rPr>
-          <w:rStyle w:val="IntenseEmphasis"/>
-          <w:sz w:val="28"/>
-          <w:szCs w:val="28"/>
-        </w:rPr>
-      </w:pPr>
-      <w:r>
-        <w:rPr>
-          <w:rStyle w:val="IntenseEmphasis"/>
-          <w:sz w:val="28"/>
-          <w:szCs w:val="28"/>
-        </w:rPr>
-        <w:t>WORK EXPERIENCE</w:t>
-      </w:r>
-    </w:p>
-    <w:p>
-      <w:pPr>
-        <w:spacing w:after="80" w:line="240" w:lineRule="auto"/>
-        <w:rPr>
-          <w:b/>
-        </w:rPr>
-      </w:pPr>
-      <w:r>
-        <w:rPr>
-          <w:b/>
-        </w:rPr>
-        <w:t xml:space="preserve">        </w:t>
-      </w:r>
-      <w:r>
-        <w:rPr>
-          <w:b/>
-        </w:rPr>
-        <w:t>1. Software Engineer</w:t>
-      </w:r>
-    </w:p>
-    <w:p>
-      <w:pPr>
-        <w:spacing w:after="80" w:line="240" w:lineRule="auto"/>
-        <w:rPr>
-          <w:color w:val="808080" w:themeColor="background1" w:themeShade="80"/>
-        </w:rPr>
-      </w:pPr>
-      <w:r>
-        <w:t xml:space="preserve">        </w:t>
-      </w:r>
-      <w:r>
-        <w:t>Platform Commons Foundation</w:t>
-      </w:r>
-      <w:r>
-        <w:t xml:space="preserve"> - Remote</w:t>
-      </w:r>
-      <w:r>
-        <w:tab/>
-      </w:r>
-      <w:r>
-        <w:tab/>
-      </w:r>
-      <w:r>
-        <w:tab/>
-      </w:r>
-      <w:r>
-        <w:tab/>
-      </w:r>
-      <w:r>
-        <w:tab/>
-        <w:t xml:space="preserve">   </w:t>
-      </w:r>
-      <w:r>
-        <w:tab/>
-      </w:r>
-      <w:r>
-        <w:t xml:space="preserve">                  </w:t>
-      </w:r>
-      <w:r>
-        <w:rPr>
-          <w:color w:val="808080" w:themeColor="background1" w:themeShade="80"/>
-        </w:rPr>
-        <w:t>0</w:t>
-      </w:r>
-      <w:r>
-        <w:rPr>
-          <w:color w:val="808080" w:themeColor="background1" w:themeShade="80"/>
-        </w:rPr>
-        <w:t>4</w:t>
-      </w:r>
-      <w:r>
-        <w:rPr>
-          <w:color w:val="808080" w:themeColor="background1" w:themeShade="80"/>
-        </w:rPr>
-        <w:t>/202</w:t>
-      </w:r>
-      <w:r>
-        <w:rPr>
-          <w:color w:val="808080" w:themeColor="background1" w:themeShade="80"/>
-        </w:rPr>
-        <w:t>4</w:t>
-      </w:r>
-      <w:r>
-        <w:rPr>
-          <w:color w:val="808080" w:themeColor="background1" w:themeShade="80"/>
-        </w:rPr>
-        <w:t xml:space="preserve"> – Present</w:t>
-      </w:r>
-    </w:p>
-    <w:p>
-      <w:pPr>
-        <w:spacing w:after="80" w:line="240" w:lineRule="auto"/>
-        <w:ind w:left="720"/>
-        <w:rPr>
-          <w:b/>
-        </w:rPr>
-      </w:pPr>
-      <w:r>
-        <w:rPr>
-          <w:b/>
-        </w:rPr>
-        <w:t>Project</w:t>
-      </w:r>
-      <w:r>
-        <w:rPr>
-          <w:b/>
-        </w:rPr>
-        <w:t>s</w:t>
-      </w:r>
-      <w:r>
-        <w:rPr>
-          <w:b/>
-        </w:rPr>
-        <w:t xml:space="preserve"> </w:t>
-      </w:r>
-      <w:r>
-        <w:rPr>
-          <w:b/>
-        </w:rPr>
-        <w:t>–</w:t>
-      </w:r>
-      <w:r>
-        <w:rPr>
-          <w:b/>
-        </w:rPr>
-        <w:t xml:space="preserve"> </w:t>
-      </w:r>
-      <w:proofErr w:type="gramStart"/>
-      <w:r>
-        <w:rPr>
-          <w:b/>
-        </w:rPr>
-        <w:t>VMS(</w:t>
-      </w:r>
-      <w:proofErr w:type="gramEnd"/>
-      <w:r>
-        <w:rPr>
-          <w:b/>
-        </w:rPr>
-        <w:t xml:space="preserve">Vendor Management System), </w:t>
-      </w:r>
-      <w:proofErr w:type="spellStart"/>
-      <w:r>
-        <w:rPr>
-          <w:b/>
-        </w:rPr>
-        <w:t>Markify</w:t>
-      </w:r>
-      <w:proofErr w:type="spellEnd"/>
-      <w:r>
-        <w:rPr>
-          <w:b/>
-        </w:rPr>
-        <w:t xml:space="preserve"> (Agri products related web Application).</w:t>
-      </w:r>
-      <w:r>
-        <w:rPr>
-          <w:b/>
-        </w:rPr>
-        <w:br/>
-        <w:t xml:space="preserve">Clients – </w:t>
-      </w:r>
-      <w:r>
-        <w:rPr>
-          <w:b/>
-        </w:rPr>
-        <w:t>SBI Foundatio</w:t>
-      </w:r>
-      <w:r>
-        <w:rPr>
-          <w:b/>
-        </w:rPr>
-        <w:t>n, Lupin,</w:t>
-      </w:r>
-      <w:r>
-        <w:t xml:space="preserve"> </w:t>
-      </w:r>
-      <w:proofErr w:type="spellStart"/>
-      <w:r>
-        <w:rPr>
-          <w:b/>
-        </w:rPr>
-        <w:t>Misfyt</w:t>
-      </w:r>
-      <w:proofErr w:type="spellEnd"/>
-      <w:r>
-        <w:rPr>
-          <w:b/>
-        </w:rPr>
-        <w:t xml:space="preserve">, Gandhi Fellowship, Make a Difference, </w:t>
-      </w:r>
-      <w:proofErr w:type="spellStart"/>
-      <w:r>
-        <w:rPr>
-          <w:b/>
-        </w:rPr>
-        <w:t>Magasool</w:t>
-      </w:r>
-      <w:proofErr w:type="spellEnd"/>
-    </w:p>
-    <w:p>
-      <w:pPr>
-        <w:spacing w:after="80" w:line="240" w:lineRule="auto"/>
-        <w:ind w:left="720"/>
-      </w:pPr>
-      <w:r>
-        <w:rPr>
-          <w:b/>
-          <w:bCs/>
-        </w:rPr>
-        <w:t>VMS</w:t>
-      </w:r>
-      <w:r>
-        <w:t xml:space="preserve"> (Vendor Management System) is a multi-tenant web platform used by social-impact organizations to manage vendors, users, and role-based operations across multiple clients. </w:t>
-      </w:r>
-      <w:proofErr w:type="spellStart"/>
-      <w:r>
-        <w:rPr>
-          <w:b/>
-          <w:bCs/>
-        </w:rPr>
-        <w:t>Markify</w:t>
-      </w:r>
-      <w:proofErr w:type="spellEnd"/>
-      <w:r>
-        <w:t xml:space="preserve"> is an </w:t>
-      </w:r>
-      <w:proofErr w:type="spellStart"/>
-      <w:r>
-        <w:t>agri</w:t>
-      </w:r>
-      <w:proofErr w:type="spellEnd"/>
-      <w:r>
-        <w:t>-trading platform that enables farmers, FPOs, and warehouses to list, manage, and trade agricultural products for enterprise and NGO partners.</w:t>
-      </w:r>
-    </w:p>
-    <w:p>
-      <w:pPr>
-        <w:spacing w:after="80" w:line="240" w:lineRule="auto"/>
-        <w:ind w:firstLine="720"/>
-        <w:rPr>
-          <w:b/>
-        </w:rPr>
-      </w:pPr>
-      <w:r>
-        <w:rPr>
-          <w:b/>
-        </w:rPr>
-        <w:t>Responsibilities</w:t>
-      </w:r>
-      <w:r>
-        <w:rPr>
-          <w:b/>
-        </w:rPr>
-        <w:t>:</w:t>
-      </w:r>
-    </w:p>
-    <w:p>
-      <w:pPr>
-        <w:pStyle w:val="ListParagraph"/>
-        <w:numPr>
-          <w:ilvl w:val="0"/>
-          <w:numId w:val="29"/>
-        </w:numPr>
-        <w:spacing w:after="80" w:line="240" w:lineRule="auto"/>
-        <w:rPr>
-          <w:color w:val="000000"/>
-          <w:lang w:val="en-US"/>
-        </w:rPr>
-      </w:pPr>
-      <w:r>
-        <w:rPr>
-          <w:color w:val="000000"/>
-          <w:lang w:val="en-US"/>
-        </w:rPr>
-        <w:t>Delivered responsive and scalable web applications for social-impact and enterprise clients.</w:t>
-      </w:r>
-    </w:p>
-    <w:p>
-      <w:pPr>
-        <w:pStyle w:val="ListParagraph"/>
-        <w:numPr>
-          <w:ilvl w:val="0"/>
-          <w:numId w:val="29"/>
-        </w:numPr>
-        <w:spacing w:after="80" w:line="240" w:lineRule="auto"/>
-        <w:rPr>
-          <w:color w:val="000000"/>
-          <w:lang w:val="en-US"/>
-        </w:rPr>
-      </w:pPr>
-      <w:r>
-        <w:rPr>
-          <w:color w:val="000000"/>
-          <w:lang w:val="en-US"/>
-        </w:rPr>
-        <w:t>Developed profile management modules with update workflows and data validations.</w:t>
-      </w:r>
-    </w:p>
-    <w:p>
-      <w:pPr>
-        <w:pStyle w:val="ListParagraph"/>
-        <w:numPr>
-          <w:ilvl w:val="0"/>
-          <w:numId w:val="29"/>
-        </w:numPr>
-        <w:spacing w:after="80" w:line="240" w:lineRule="auto"/>
-        <w:rPr>
-          <w:color w:val="000000"/>
-          <w:lang w:val="en-US"/>
-        </w:rPr>
-      </w:pPr>
-      <w:r>
-        <w:rPr>
-          <w:color w:val="000000"/>
-          <w:lang w:val="en-US"/>
-        </w:rPr>
-        <w:t>Implemented structured, modular architecture to improve code maintainability and performance.</w:t>
-      </w:r>
-    </w:p>
-    <w:p>
-      <w:pPr>
-        <w:pStyle w:val="ListParagraph"/>
-        <w:numPr>
-          <w:ilvl w:val="0"/>
-          <w:numId w:val="29"/>
-        </w:numPr>
-        <w:spacing w:after="80" w:line="240" w:lineRule="auto"/>
-        <w:rPr>
-          <w:color w:val="000000"/>
-          <w:lang w:val="en-US"/>
-        </w:rPr>
-      </w:pPr>
-      <w:r>
-        <w:rPr>
-          <w:color w:val="000000"/>
-          <w:lang w:val="en-US"/>
-        </w:rPr>
-        <w:t>Integrated APIs to streamline data flow and system functionality.</w:t>
-      </w:r>
-    </w:p>
-    <w:p>
-      <w:pPr>
-        <w:pStyle w:val="ListParagraph"/>
-        <w:numPr>
-          <w:ilvl w:val="0"/>
-          <w:numId w:val="29"/>
-        </w:numPr>
-        <w:spacing w:after="80" w:line="240" w:lineRule="auto"/>
-        <w:rPr>
-          <w:color w:val="000000"/>
-          <w:lang w:val="en-US"/>
-        </w:rPr>
-      </w:pPr>
-      <w:r>
-        <w:rPr>
-          <w:color w:val="000000"/>
-          <w:lang w:val="en-US"/>
-        </w:rPr>
-        <w:t>Built secure role-based access for multi-level user operations (user/admin/super-admin).</w:t>
-      </w:r>
-    </w:p>
-    <w:p>
-      <w:pPr>
-        <w:pStyle w:val="ListParagraph"/>
-        <w:numPr>
-          <w:ilvl w:val="0"/>
-          <w:numId w:val="29"/>
-        </w:numPr>
-        <w:spacing w:after="80" w:line="240" w:lineRule="auto"/>
-        <w:rPr>
-          <w:color w:val="000000"/>
-          <w:lang w:val="en-US"/>
-        </w:rPr>
-      </w:pPr>
-      <w:r>
-        <w:rPr>
-          <w:color w:val="000000"/>
-          <w:lang w:val="en-US"/>
-        </w:rPr>
-        <w:t>Contributed to multi-tenant platforms for diverse client requirements.</w:t>
-      </w:r>
-    </w:p>
-    <w:p>
-      <w:pPr>
-        <w:pStyle w:val="ListParagraph"/>
-        <w:numPr>
-          <w:ilvl w:val="0"/>
-          <w:numId w:val="29"/>
-        </w:numPr>
-        <w:spacing w:after="80" w:line="240" w:lineRule="auto"/>
-        <w:rPr>
-          <w:color w:val="000000"/>
-          <w:lang w:val="en-US"/>
-        </w:rPr>
-      </w:pPr>
-      <w:r>
-        <w:rPr>
-          <w:color w:val="000000"/>
-          <w:lang w:val="en-US"/>
-        </w:rPr>
-        <w:t>Improved usability by designing intuitive interfaces and consistent UI/UX patterns.</w:t>
-      </w:r>
-    </w:p>
-    <w:p>
-      <w:pPr>
-        <w:pStyle w:val="ListParagraph"/>
-        <w:numPr>
-          <w:ilvl w:val="0"/>
-          <w:numId w:val="29"/>
-        </w:numPr>
-        <w:spacing w:after="80" w:line="240" w:lineRule="auto"/>
-        <w:rPr>
-          <w:color w:val="000000"/>
-          <w:lang w:val="en-US"/>
-        </w:rPr>
-      </w:pPr>
-      <w:r>
-        <w:rPr>
-          <w:color w:val="000000"/>
-          <w:lang w:val="en-US"/>
-        </w:rPr>
-        <w:t xml:space="preserve">Delivered customized solutions for clients like </w:t>
-      </w:r>
-      <w:proofErr w:type="spellStart"/>
-      <w:r>
-        <w:rPr>
-          <w:color w:val="000000"/>
-          <w:lang w:val="en-US"/>
-        </w:rPr>
-        <w:t>Misfyt</w:t>
-      </w:r>
-      <w:proofErr w:type="spellEnd"/>
-      <w:r>
-        <w:rPr>
-          <w:color w:val="000000"/>
-          <w:lang w:val="en-US"/>
-        </w:rPr>
-        <w:t>, Gandhi Fellowship, SBI Foundation, and Lupin.</w:t>
-      </w:r>
-    </w:p>
-    <w:p>
-      <w:pPr>
-        <w:pStyle w:val="ListParagraph"/>
-        <w:numPr>
-          <w:ilvl w:val="0"/>
-          <w:numId w:val="29"/>
-        </w:numPr>
-        <w:spacing w:after="80" w:line="240" w:lineRule="auto"/>
-        <w:rPr>
-          <w:color w:val="000000"/>
-          <w:lang w:val="en-US"/>
-        </w:rPr>
-      </w:pPr>
-      <w:r>
-        <w:rPr>
-          <w:color w:val="000000"/>
-          <w:lang w:val="en-US"/>
-        </w:rPr>
-        <w:t>Collaborated with cross-functional teams to ensure stable, high-quality feature delivery.</w:t>
-      </w:r>
-    </w:p>
-    <w:p>
-      <w:pPr>
-        <w:spacing w:after="80" w:line="240" w:lineRule="auto"/>
-        <w:rPr>
-          <w:color w:val="000000"/>
-        </w:rPr>
-      </w:pPr>
-    </w:p>
-    <w:p>
-      <w:pPr>
-        <w:spacing w:after="80" w:line="240" w:lineRule="auto"/>
-      </w:pPr>
-      <w:r>
-        <w:rPr>
-          <w:b/>
-          <w:bCs/>
-          <w:lang w:val="en-US"/>
-        </w:rPr>
-        <w:t xml:space="preserve">        </w:t>
-      </w:r>
-      <w:r>
-        <w:rPr>
-          <w:b/>
-        </w:rPr>
-        <w:t xml:space="preserve">2. </w:t>
-      </w:r>
-      <w:proofErr w:type="gramStart"/>
-      <w:r>
-        <w:rPr>
-          <w:b/>
-        </w:rPr>
-        <w:t>Associate</w:t>
-      </w:r>
-      <w:r>
-        <w:rPr>
-          <w:b/>
-        </w:rPr>
-        <w:t xml:space="preserve"> </w:t>
-      </w:r>
-      <w:r>
-        <w:rPr>
-          <w:b/>
-        </w:rPr>
-        <w:t xml:space="preserve"> </w:t>
-      </w:r>
-      <w:r>
-        <w:rPr>
-          <w:b/>
-        </w:rPr>
-        <w:t>Engineer</w:t>
-      </w:r>
-      <w:proofErr w:type="gramEnd"/>
-    </w:p>
-    <w:p>
-      <w:pPr>
-        <w:spacing w:after="80" w:line="240" w:lineRule="auto"/>
-        <w:rPr>
-          <w:color w:val="808080" w:themeColor="background1" w:themeShade="80"/>
-          <w:lang w:val="en-US"/>
-        </w:rPr>
-      </w:pPr>
-      <w:r>
-        <w:t xml:space="preserve">        </w:t>
-      </w:r>
-      <w:r>
-        <w:t xml:space="preserve">Amazon Development Centre India </w:t>
-      </w:r>
-      <w:proofErr w:type="spellStart"/>
-      <w:r>
-        <w:t>Pvt.</w:t>
-      </w:r>
-      <w:proofErr w:type="spellEnd"/>
-      <w:r>
-        <w:t xml:space="preserve"> Ltd</w:t>
-      </w:r>
-      <w:r>
-        <w:t xml:space="preserve">, </w:t>
-      </w:r>
-      <w:r>
-        <w:t>Remote</w:t>
-      </w:r>
-      <w:r>
-        <w:tab/>
-        <w:t xml:space="preserve">            </w:t>
-      </w:r>
-      <w:r>
-        <w:t xml:space="preserve"> </w:t>
-      </w:r>
-      <w:r>
-        <w:t xml:space="preserve">   </w:t>
-      </w:r>
-      <w:r>
-        <w:tab/>
-      </w:r>
-      <w:r>
-        <w:t xml:space="preserve"> </w:t>
-      </w:r>
-      <w:r>
-        <w:rPr>
-          <w:color w:val="808080" w:themeColor="background1" w:themeShade="80"/>
-        </w:rPr>
-        <w:t>0</w:t>
-      </w:r>
-      <w:r>
-        <w:rPr>
-          <w:color w:val="808080" w:themeColor="background1" w:themeShade="80"/>
-        </w:rPr>
-        <w:t>9</w:t>
-      </w:r>
-      <w:r>
-        <w:rPr>
-          <w:color w:val="808080" w:themeColor="background1" w:themeShade="80"/>
-        </w:rPr>
-        <w:t>/202</w:t>
-      </w:r>
-      <w:r>
-        <w:rPr>
-          <w:color w:val="808080" w:themeColor="background1" w:themeShade="80"/>
-        </w:rPr>
-        <w:t>1</w:t>
-      </w:r>
-      <w:r>
-        <w:rPr>
-          <w:color w:val="808080" w:themeColor="background1" w:themeShade="80"/>
-        </w:rPr>
-        <w:t xml:space="preserve"> - 0</w:t>
-      </w:r>
-      <w:r>
-        <w:rPr>
-          <w:color w:val="808080" w:themeColor="background1" w:themeShade="80"/>
-        </w:rPr>
-        <w:t>1</w:t>
-      </w:r>
-      <w:r>
-        <w:rPr>
-          <w:color w:val="808080" w:themeColor="background1" w:themeShade="80"/>
-        </w:rPr>
-        <w:t>/202</w:t>
-      </w:r>
-      <w:r>
-        <w:rPr>
-          <w:color w:val="808080" w:themeColor="background1" w:themeShade="80"/>
-        </w:rPr>
-        <w:t>5</w:t>
-      </w:r>
-      <w:r>
-        <w:rPr>
-          <w:color w:val="808080" w:themeColor="background1" w:themeShade="80"/>
-        </w:rPr>
-        <w:t xml:space="preserve"> (</w:t>
-      </w:r>
-      <w:r>
-        <w:rPr>
-          <w:color w:val="808080" w:themeColor="background1" w:themeShade="80"/>
-        </w:rPr>
-        <w:t>3</w:t>
-      </w:r>
-      <w:r>
-        <w:rPr>
-          <w:color w:val="808080" w:themeColor="background1" w:themeShade="80"/>
-        </w:rPr>
-        <w:t xml:space="preserve"> </w:t>
-      </w:r>
-      <w:r>
-        <w:rPr>
-          <w:color w:val="808080" w:themeColor="background1" w:themeShade="80"/>
-        </w:rPr>
-        <w:t>yrs 5 months)</w:t>
-      </w:r>
-    </w:p>
-    <w:p>
-      <w:pPr>
         <w:pBdr>
           <w:top w:val="nil"/>
           <w:left w:val="nil"/>
@@ -1115,785 +2392,106 @@
           <w:between w:val="nil"/>
         </w:pBdr>
         <w:spacing w:after="80" w:line="240" w:lineRule="auto"/>
-        <w:ind w:firstLine="720"/>
         <w:rPr>
           <w:b/>
+          <w:color w:val="000000"/>
         </w:rPr>
       </w:pPr>
       <w:r>
         <w:rPr>
           <w:b/>
-        </w:rPr>
-        <w:t>Projects: Vendor Order Management System (VOMS), Catalog Quality Improvement System (CQIS)</w:t>
+          <w:color w:val="000000"/>
+        </w:rPr>
+        <w:t>Bachelor of Engineering</w:t>
+      </w:r>
+      <w:r>
+        <w:rPr>
+          <w:b/>
+          <w:color w:val="000000"/>
+        </w:rPr>
+        <w:t xml:space="preserve"> </w:t>
+      </w:r>
+      <w:r>
+        <w:rPr>
+          <w:bCs/>
+          <w:color w:val="000000"/>
+        </w:rPr>
+        <w:t>(</w:t>
+      </w:r>
+      <w:r>
+        <w:t>Savitribai Phule Pune University</w:t>
+      </w:r>
+      <w:r>
+        <w:rPr>
+          <w:bCs/>
+          <w:color w:val="000000"/>
+        </w:rPr>
+        <w:t>)</w:t>
       </w:r>
     </w:p>
     <w:p>
       <w:pPr>
-        <w:numPr>
-          <w:ilvl w:val="0"/>
-          <w:numId w:val="27"/>
-        </w:numPr>
-        <w:pBdr>
-          <w:top w:val="nil"/>
-          <w:left w:val="nil"/>
-          <w:bottom w:val="nil"/>
-          <w:right w:val="nil"/>
-          <w:between w:val="nil"/>
-        </w:pBdr>
         <w:tabs>
-          <w:tab w:val="clear" w:pos="720"/>
-          <w:tab w:val="num" w:pos="1080"/>
+          <w:tab w:val="right" w:pos="10440"/>
         </w:tabs>
         <w:spacing w:after="80" w:line="240" w:lineRule="auto"/>
-        <w:ind w:left="1080"/>
-      </w:pPr>
-      <w:r>
-        <w:t>VOMS is an internal Angular-based application designed to streamline large-scale vendor order placement and automated processing, ensuring seamless supply chain integration.</w:t>
-      </w:r>
-    </w:p>
-    <w:p>
-      <w:pPr>
-        <w:numPr>
-          <w:ilvl w:val="0"/>
-          <w:numId w:val="27"/>
-        </w:numPr>
-        <w:pBdr>
-          <w:top w:val="nil"/>
-          <w:left w:val="nil"/>
-          <w:bottom w:val="nil"/>
-          <w:right w:val="nil"/>
-          <w:between w:val="nil"/>
-        </w:pBdr>
-        <w:tabs>
-          <w:tab w:val="clear" w:pos="720"/>
-          <w:tab w:val="num" w:pos="1080"/>
-        </w:tabs>
-        <w:spacing w:after="80" w:line="240" w:lineRule="auto"/>
-        <w:ind w:left="1080"/>
-      </w:pPr>
-      <w:r>
-        <w:lastRenderedPageBreak/>
-        <w:t>CQIS &amp; CPAF are data-driven frameworks used to enhance catalog accuracy and analyze global competitor pricing trends for strategic decision-making.</w:t>
-      </w:r>
-    </w:p>
-    <w:p>
-      <w:pPr>
-        <w:pBdr>
-          <w:top w:val="nil"/>
-          <w:left w:val="nil"/>
-          <w:bottom w:val="nil"/>
-          <w:right w:val="nil"/>
-          <w:between w:val="nil"/>
-        </w:pBdr>
-        <w:spacing w:after="80" w:line="240" w:lineRule="auto"/>
-        <w:ind w:left="360"/>
-        <w:rPr>
-          <w:b/>
-        </w:rPr>
-      </w:pPr>
-      <w:r>
-        <w:rPr>
-          <w:b/>
-        </w:rPr>
-        <w:t>Responsibilities:</w:t>
-      </w:r>
-    </w:p>
-    <w:p>
-      <w:pPr>
-        <w:numPr>
-          <w:ilvl w:val="0"/>
-          <w:numId w:val="28"/>
-        </w:numPr>
-        <w:pBdr>
-          <w:top w:val="nil"/>
-          <w:left w:val="nil"/>
-          <w:bottom w:val="nil"/>
-          <w:right w:val="nil"/>
-          <w:between w:val="nil"/>
-        </w:pBdr>
-        <w:tabs>
-          <w:tab w:val="clear" w:pos="720"/>
-          <w:tab w:val="num" w:pos="1080"/>
-        </w:tabs>
-        <w:spacing w:after="80" w:line="240" w:lineRule="auto"/>
-        <w:ind w:left="1080"/>
-        <w:rPr>
-          <w:color w:val="000000"/>
-          <w:lang w:val="en-US"/>
-        </w:rPr>
-      </w:pPr>
-      <w:r>
-        <w:rPr>
-          <w:color w:val="000000"/>
-          <w:lang w:val="en-US"/>
-        </w:rPr>
-        <w:t>Developed and maintained an internal Angular application used by procurement teams to manage, validate, and place high-volume vendor orders.</w:t>
-      </w:r>
-    </w:p>
-    <w:p>
-      <w:pPr>
-        <w:numPr>
-          <w:ilvl w:val="0"/>
-          <w:numId w:val="28"/>
-        </w:numPr>
-        <w:pBdr>
-          <w:top w:val="nil"/>
-          <w:left w:val="nil"/>
-          <w:bottom w:val="nil"/>
-          <w:right w:val="nil"/>
-          <w:between w:val="nil"/>
-        </w:pBdr>
-        <w:tabs>
-          <w:tab w:val="clear" w:pos="720"/>
-          <w:tab w:val="num" w:pos="1080"/>
-        </w:tabs>
-        <w:spacing w:after="80" w:line="240" w:lineRule="auto"/>
-        <w:ind w:left="1080"/>
-        <w:rPr>
-          <w:color w:val="000000"/>
-          <w:lang w:val="en-US"/>
-        </w:rPr>
-      </w:pPr>
-      <w:r>
-        <w:rPr>
-          <w:color w:val="000000"/>
-          <w:lang w:val="en-US"/>
-        </w:rPr>
-        <w:t>Built modular UI components to handle complex data grids and order-processing workflows, improving internal operational efficiency by 30%.</w:t>
-      </w:r>
-    </w:p>
-    <w:p>
-      <w:pPr>
-        <w:numPr>
-          <w:ilvl w:val="0"/>
-          <w:numId w:val="28"/>
-        </w:numPr>
-        <w:pBdr>
-          <w:top w:val="nil"/>
-          <w:left w:val="nil"/>
-          <w:bottom w:val="nil"/>
-          <w:right w:val="nil"/>
-          <w:between w:val="nil"/>
-        </w:pBdr>
-        <w:tabs>
-          <w:tab w:val="clear" w:pos="720"/>
-          <w:tab w:val="num" w:pos="1080"/>
-        </w:tabs>
-        <w:spacing w:after="80" w:line="240" w:lineRule="auto"/>
-        <w:ind w:left="1080"/>
-        <w:rPr>
-          <w:color w:val="000000"/>
-          <w:lang w:val="en-US"/>
-        </w:rPr>
-      </w:pPr>
-      <w:r>
-        <w:rPr>
-          <w:color w:val="000000"/>
-          <w:lang w:val="en-US"/>
-        </w:rPr>
-        <w:t>Integrated RESTful APIs to synchronize real-time catalog data between the internal ordering system and Amazon’s global databases.</w:t>
-      </w:r>
-    </w:p>
-    <w:p>
-      <w:pPr>
-        <w:numPr>
-          <w:ilvl w:val="0"/>
-          <w:numId w:val="28"/>
-        </w:numPr>
-        <w:pBdr>
-          <w:top w:val="nil"/>
-          <w:left w:val="nil"/>
-          <w:bottom w:val="nil"/>
-          <w:right w:val="nil"/>
-          <w:between w:val="nil"/>
-        </w:pBdr>
-        <w:tabs>
-          <w:tab w:val="clear" w:pos="720"/>
-          <w:tab w:val="num" w:pos="1080"/>
-        </w:tabs>
-        <w:spacing w:after="80" w:line="240" w:lineRule="auto"/>
-        <w:ind w:left="1080"/>
-        <w:rPr>
-          <w:color w:val="000000"/>
-          <w:lang w:val="en-US"/>
-        </w:rPr>
-      </w:pPr>
-      <w:r>
-        <w:rPr>
-          <w:color w:val="000000"/>
-          <w:lang w:val="en-US"/>
-        </w:rPr>
-        <w:t>Collaborated on the Competitor Pricing Analysis Framework (CPAF) by developing scripts to automate data extraction and validation, reducing manual audit time.</w:t>
-      </w:r>
-    </w:p>
-    <w:p>
-      <w:pPr>
-        <w:numPr>
-          <w:ilvl w:val="0"/>
-          <w:numId w:val="28"/>
-        </w:numPr>
-        <w:pBdr>
-          <w:top w:val="nil"/>
-          <w:left w:val="nil"/>
-          <w:bottom w:val="nil"/>
-          <w:right w:val="nil"/>
-          <w:between w:val="nil"/>
-        </w:pBdr>
-        <w:tabs>
-          <w:tab w:val="clear" w:pos="720"/>
-          <w:tab w:val="num" w:pos="1080"/>
-        </w:tabs>
-        <w:spacing w:after="80" w:line="240" w:lineRule="auto"/>
-        <w:ind w:left="1080"/>
-        <w:rPr>
-          <w:color w:val="000000"/>
-          <w:lang w:val="en-US"/>
-        </w:rPr>
-      </w:pPr>
-      <w:r>
-        <w:rPr>
-          <w:color w:val="000000"/>
-          <w:lang w:val="en-US"/>
-        </w:rPr>
-        <w:t>Implemented role-based dashboards within internal tools to provide regional managers with visibility into catalog quality metrics and pricing discrepancies.</w:t>
-      </w:r>
-    </w:p>
-    <w:p>
-      <w:pPr>
-        <w:numPr>
-          <w:ilvl w:val="0"/>
-          <w:numId w:val="28"/>
-        </w:numPr>
-        <w:pBdr>
-          <w:top w:val="nil"/>
-          <w:left w:val="nil"/>
-          <w:bottom w:val="nil"/>
-          <w:right w:val="nil"/>
-          <w:between w:val="nil"/>
-        </w:pBdr>
-        <w:tabs>
-          <w:tab w:val="clear" w:pos="720"/>
-          <w:tab w:val="num" w:pos="1080"/>
-        </w:tabs>
-        <w:spacing w:after="80" w:line="240" w:lineRule="auto"/>
-        <w:ind w:left="1080"/>
-        <w:rPr>
-          <w:color w:val="000000"/>
-          <w:lang w:val="en-US"/>
-        </w:rPr>
-      </w:pPr>
-      <w:r>
-        <w:rPr>
-          <w:color w:val="000000"/>
-          <w:lang w:val="en-US"/>
-        </w:rPr>
-        <w:t>Led technical audits and mentored junior team members on workflow automation and best practices for maintaining data integrity at scale.</w:t>
-      </w:r>
-    </w:p>
-    <w:p>
-      <w:pPr>
-        <w:numPr>
-          <w:ilvl w:val="0"/>
-          <w:numId w:val="28"/>
-        </w:numPr>
-        <w:pBdr>
-          <w:top w:val="nil"/>
-          <w:left w:val="nil"/>
-          <w:bottom w:val="nil"/>
-          <w:right w:val="nil"/>
-          <w:between w:val="nil"/>
-        </w:pBdr>
-        <w:tabs>
-          <w:tab w:val="clear" w:pos="720"/>
-          <w:tab w:val="num" w:pos="1080"/>
-        </w:tabs>
-        <w:spacing w:after="80" w:line="240" w:lineRule="auto"/>
-        <w:ind w:left="1080"/>
-        <w:rPr>
-          <w:color w:val="000000"/>
-          <w:lang w:val="en-US"/>
-        </w:rPr>
-      </w:pPr>
-      <w:r>
-        <w:rPr>
-          <w:color w:val="000000"/>
-          <w:lang w:val="en-US"/>
-        </w:rPr>
-        <w:t>Coordinated with cross-functional engineering teams to resolve system bottlenecks and ensure the stability of catalog improvement tools.</w:t>
-      </w:r>
-    </w:p>
-    <w:p>
-      <w:pPr>
-        <w:pBdr>
-          <w:top w:val="nil"/>
-          <w:left w:val="nil"/>
-          <w:bottom w:val="nil"/>
-          <w:right w:val="nil"/>
-          <w:between w:val="nil"/>
-        </w:pBdr>
-        <w:spacing w:after="80" w:line="240" w:lineRule="auto"/>
-        <w:rPr>
-          <w:color w:val="000000"/>
-        </w:rPr>
-      </w:pPr>
-    </w:p>
-    <w:p>
-      <w:pPr>
-        <w:spacing w:after="80" w:line="240" w:lineRule="auto"/>
-        <w:rPr>
-          <w:rStyle w:val="IntenseEmphasis"/>
-          <w:sz w:val="28"/>
-          <w:szCs w:val="28"/>
-        </w:rPr>
-      </w:pPr>
-      <w:r>
-        <w:rPr>
-          <w:rStyle w:val="IntenseEmphasis"/>
-          <w:sz w:val="28"/>
-          <w:szCs w:val="28"/>
-        </w:rPr>
-        <w:t>CERTIFICATIONS</w:t>
-      </w:r>
-    </w:p>
-    <w:p>
-      <w:pPr>
-        <w:pStyle w:val="Heading3"/>
-        <w:shd w:val="clear" w:color="auto" w:fill="FFFFFF"/>
-        <w:spacing w:before="0" w:after="0" w:line="300" w:lineRule="atLeast"/>
-        <w:ind w:left="360"/>
-        <w:rPr>
-          <w:b w:val="0"/>
-          <w:color w:val="000000"/>
-          <w:sz w:val="22"/>
-          <w:szCs w:val="22"/>
-        </w:rPr>
-      </w:pPr>
-      <w:r>
-        <w:rPr>
-          <w:color w:val="000000"/>
-          <w:sz w:val="22"/>
-          <w:szCs w:val="22"/>
-        </w:rPr>
-        <w:t>Angular Fundamentals</w:t>
-      </w:r>
-      <w:r>
-        <w:rPr>
-          <w:rFonts w:ascii="Source Sans Pro" w:hAnsi="Source Sans Pro"/>
-          <w:color w:val="0F1114"/>
-          <w:spacing w:val="-1"/>
-          <w:sz w:val="24"/>
-          <w:szCs w:val="24"/>
-        </w:rPr>
+        <w:ind w:firstLine="720"/>
+        <w:rPr>
+          <w:color w:val="808080" w:themeColor="background1" w:themeShade="80"/>
+        </w:rPr>
+      </w:pPr>
+      <w:r>
+        <w:t xml:space="preserve">Government College of Engineering and Research, </w:t>
+      </w:r>
+      <w:proofErr w:type="spellStart"/>
+      <w:r>
+        <w:t>Avasari</w:t>
+      </w:r>
+      <w:proofErr w:type="spellEnd"/>
+      <w:r>
+        <w:t xml:space="preserve"> Khurd</w:t>
+      </w:r>
+      <w:r>
         <w:t xml:space="preserve"> </w:t>
       </w:r>
       <w:r>
-        <w:rPr>
-          <w:b w:val="0"/>
-          <w:color w:val="000000"/>
-          <w:sz w:val="22"/>
-          <w:szCs w:val="22"/>
-        </w:rPr>
-        <w:t>– Certificate from IT Vedant Institute</w:t>
-      </w:r>
-    </w:p>
-    <w:p>
-      <w:pPr>
-        <w:pStyle w:val="Heading3"/>
-        <w:shd w:val="clear" w:color="auto" w:fill="FFFFFF"/>
-        <w:spacing w:before="0" w:after="0" w:line="300" w:lineRule="atLeast"/>
-        <w:ind w:left="360"/>
-        <w:rPr>
-          <w:b w:val="0"/>
-          <w:color w:val="000000"/>
-          <w:sz w:val="22"/>
-          <w:szCs w:val="22"/>
-        </w:rPr>
-      </w:pPr>
-      <w:r>
-        <w:rPr>
-          <w:color w:val="000000"/>
-          <w:sz w:val="22"/>
-          <w:szCs w:val="22"/>
-        </w:rPr>
-        <w:t>Full Stack Development</w:t>
-      </w:r>
-      <w:r>
+        <w:tab/>
+      </w:r>
+      <w:r>
+        <w:rPr>
+          <w:color w:val="808080" w:themeColor="background1" w:themeShade="80"/>
+        </w:rPr>
+        <w:t>201</w:t>
+      </w:r>
+      <w:r>
+        <w:rPr>
+          <w:color w:val="808080" w:themeColor="background1" w:themeShade="80"/>
+        </w:rPr>
+        <w:t>7</w:t>
+      </w:r>
+      <w:r>
+        <w:rPr>
+          <w:color w:val="808080" w:themeColor="background1" w:themeShade="80"/>
+        </w:rPr>
         <w:t xml:space="preserve"> </w:t>
       </w:r>
       <w:r>
         <w:rPr>
-          <w:b w:val="0"/>
-          <w:color w:val="000000"/>
-          <w:sz w:val="22"/>
-          <w:szCs w:val="22"/>
-        </w:rPr>
-        <w:t>– Certificate from IT Vedant Institute</w:t>
-      </w:r>
-    </w:p>
-    <w:p>
-      <w:pPr>
-        <w:pStyle w:val="Heading3"/>
-        <w:shd w:val="clear" w:color="auto" w:fill="FFFFFF"/>
-        <w:spacing w:before="0" w:after="0" w:line="300" w:lineRule="atLeast"/>
-        <w:ind w:left="360"/>
-        <w:rPr>
-          <w:b w:val="0"/>
-          <w:color w:val="000000"/>
-          <w:sz w:val="22"/>
-          <w:szCs w:val="22"/>
-        </w:rPr>
-      </w:pPr>
-      <w:r>
-        <w:rPr>
-          <w:color w:val="000000"/>
-          <w:sz w:val="22"/>
-          <w:szCs w:val="22"/>
-        </w:rPr>
-        <w:t>Crash Course on Python</w:t>
-      </w:r>
-      <w:r>
-        <w:rPr>
-          <w:rFonts w:ascii="Source Sans Pro" w:hAnsi="Source Sans Pro"/>
-          <w:color w:val="0F1114"/>
-          <w:spacing w:val="-1"/>
-          <w:sz w:val="24"/>
-          <w:szCs w:val="24"/>
-        </w:rPr>
-        <w:t xml:space="preserve"> </w:t>
-      </w:r>
-      <w:r>
-        <w:rPr>
-          <w:b w:val="0"/>
-          <w:color w:val="000000"/>
-          <w:sz w:val="22"/>
-          <w:szCs w:val="22"/>
-        </w:rPr>
-        <w:t xml:space="preserve">- Certificate from </w:t>
-      </w:r>
-      <w:r>
-        <w:rPr>
-          <w:b w:val="0"/>
-          <w:color w:val="000000"/>
-          <w:sz w:val="22"/>
-          <w:szCs w:val="22"/>
-        </w:rPr>
-        <w:t>IBM</w:t>
-      </w:r>
-      <w:r>
-        <w:rPr>
-          <w:b w:val="0"/>
-          <w:color w:val="000000"/>
-          <w:sz w:val="22"/>
-          <w:szCs w:val="22"/>
-        </w:rPr>
-        <w:t xml:space="preserve"> on Coursera</w:t>
-      </w:r>
-    </w:p>
-    <w:p>
-      <w:pPr>
-        <w:pStyle w:val="Heading3"/>
-        <w:shd w:val="clear" w:color="auto" w:fill="FFFFFF"/>
-        <w:spacing w:before="0" w:after="0" w:line="300" w:lineRule="atLeast"/>
-        <w:ind w:left="360"/>
-        <w:rPr>
-          <w:b w:val="0"/>
-          <w:color w:val="000000"/>
-          <w:sz w:val="22"/>
-          <w:szCs w:val="22"/>
-        </w:rPr>
-      </w:pPr>
-      <w:r>
-        <w:rPr>
-          <w:color w:val="000000"/>
-          <w:sz w:val="22"/>
-          <w:szCs w:val="22"/>
-        </w:rPr>
-        <w:t>Java Fundamentals</w:t>
-      </w:r>
-      <w:r>
-        <w:rPr>
-          <w:b w:val="0"/>
-          <w:bCs/>
-        </w:rPr>
-        <w:t xml:space="preserve"> </w:t>
-      </w:r>
-      <w:r>
-        <w:rPr>
-          <w:b w:val="0"/>
-          <w:color w:val="000000"/>
-          <w:sz w:val="22"/>
-          <w:szCs w:val="22"/>
-        </w:rPr>
-        <w:t>– Certificate from IT Vedant Institute</w:t>
-      </w:r>
-    </w:p>
-    <w:p>
-      <w:pPr>
-        <w:spacing w:after="80" w:line="240" w:lineRule="auto"/>
-        <w:sectPr>
-          <w:type w:val="continuous"/>
-          <w:pgSz w:w="11906" w:h="16838"/>
-          <w:pgMar w:top="720" w:right="720" w:bottom="720" w:left="720" w:header="706" w:footer="706" w:gutter="0"/>
-          <w:pgNumType w:start="1"/>
-          <w:cols w:space="720"/>
-          <w:docGrid w:linePitch="299"/>
-        </w:sectPr>
-      </w:pPr>
-    </w:p>
-    <w:p>
-      <w:pPr>
-        <w:spacing w:after="80" w:line="240" w:lineRule="auto"/>
-        <w:ind w:left="720"/>
-        <w:rPr>
-          <w:b/>
-          <w:bCs/>
-          <w:i/>
-          <w:iCs/>
-          <w:color w:val="4F81BD" w:themeColor="accent1"/>
-          <w:sz w:val="28"/>
-          <w:szCs w:val="28"/>
-        </w:rPr>
-      </w:pPr>
-    </w:p>
-    <w:p>
-      <w:pPr>
-        <w:spacing w:after="80" w:line="240" w:lineRule="auto"/>
-        <w:rPr>
-          <w:rStyle w:val="IntenseEmphasis"/>
-          <w:sz w:val="28"/>
-          <w:szCs w:val="28"/>
-        </w:rPr>
-      </w:pPr>
-      <w:r>
-        <w:rPr>
-          <w:rStyle w:val="IntenseEmphasis"/>
-          <w:sz w:val="28"/>
-          <w:szCs w:val="28"/>
-        </w:rPr>
-        <w:t>PROFESSIONAL ATTRIBUTES</w:t>
-      </w:r>
-    </w:p>
-    <w:tbl>
-      <w:tblPr>
-        <w:tblW w:w="10560" w:type="dxa"/>
-        <w:jc w:val="center"/>
-        <w:tblLook w:val="04A0" w:firstRow="1" w:lastRow="0" w:firstColumn="1" w:lastColumn="0" w:noHBand="0" w:noVBand="1"/>
-      </w:tblPr>
-      <w:tblGrid>
-        <w:gridCol w:w="3520"/>
-        <w:gridCol w:w="3520"/>
-        <w:gridCol w:w="3520"/>
-      </w:tblGrid>
-      <w:tr>
-        <w:trPr>
-          <w:trHeight w:val="349"/>
-          <w:jc w:val="center"/>
-        </w:trPr>
-        <w:tc>
-          <w:tcPr>
-            <w:tcW w:w="3520" w:type="dxa"/>
-            <w:tcBorders>
-              <w:top w:val="nil"/>
-              <w:left w:val="nil"/>
-              <w:bottom w:val="nil"/>
-              <w:right w:val="nil"/>
-            </w:tcBorders>
-            <w:noWrap/>
-            <w:vAlign w:val="center"/>
-            <w:hideMark/>
-          </w:tcPr>
-          <w:p>
-            <w:pPr>
-              <w:spacing w:after="0" w:line="240" w:lineRule="auto"/>
-              <w:ind w:firstLineChars="100" w:firstLine="220"/>
-              <w:rPr>
-                <w:rFonts w:eastAsia="Times New Roman"/>
-                <w:color w:val="000000"/>
-              </w:rPr>
-            </w:pPr>
-            <w:r>
-              <w:rPr>
-                <w:rFonts w:eastAsia="Times New Roman"/>
-                <w:color w:val="000000"/>
-              </w:rPr>
-              <w:t>1. Strong Communication Skills</w:t>
-            </w:r>
-          </w:p>
-        </w:tc>
-        <w:tc>
-          <w:tcPr>
-            <w:tcW w:w="3520" w:type="dxa"/>
-            <w:tcBorders>
-              <w:top w:val="nil"/>
-              <w:left w:val="nil"/>
-              <w:bottom w:val="nil"/>
-              <w:right w:val="nil"/>
-            </w:tcBorders>
-            <w:noWrap/>
-            <w:vAlign w:val="center"/>
-            <w:hideMark/>
-          </w:tcPr>
-          <w:p>
-            <w:pPr>
-              <w:spacing w:after="0" w:line="240" w:lineRule="auto"/>
-              <w:ind w:firstLineChars="100" w:firstLine="220"/>
-              <w:rPr>
-                <w:rFonts w:eastAsia="Times New Roman"/>
-                <w:color w:val="000000"/>
-              </w:rPr>
-            </w:pPr>
-            <w:r>
-              <w:rPr>
-                <w:rFonts w:eastAsia="Times New Roman"/>
-                <w:color w:val="000000"/>
-              </w:rPr>
-              <w:t>3. Problem-Solving Aptitude</w:t>
-            </w:r>
-          </w:p>
-        </w:tc>
-        <w:tc>
-          <w:tcPr>
-            <w:tcW w:w="3520" w:type="dxa"/>
-            <w:tcBorders>
-              <w:top w:val="nil"/>
-              <w:left w:val="nil"/>
-              <w:bottom w:val="nil"/>
-              <w:right w:val="nil"/>
-            </w:tcBorders>
-            <w:noWrap/>
-            <w:vAlign w:val="center"/>
-            <w:hideMark/>
-          </w:tcPr>
-          <w:p>
-            <w:pPr>
-              <w:spacing w:after="0" w:line="240" w:lineRule="auto"/>
-              <w:ind w:firstLineChars="100" w:firstLine="220"/>
-              <w:rPr>
-                <w:rFonts w:eastAsia="Times New Roman"/>
-                <w:color w:val="000000"/>
-              </w:rPr>
-            </w:pPr>
-            <w:r>
-              <w:rPr>
-                <w:rFonts w:eastAsia="Times New Roman"/>
-                <w:color w:val="000000"/>
-              </w:rPr>
-              <w:t>5. Effective Time Management</w:t>
-            </w:r>
-          </w:p>
-        </w:tc>
-      </w:tr>
-      <w:tr>
-        <w:trPr>
-          <w:trHeight w:val="349"/>
-          <w:jc w:val="center"/>
-        </w:trPr>
-        <w:tc>
-          <w:tcPr>
-            <w:tcW w:w="3520" w:type="dxa"/>
-            <w:tcBorders>
-              <w:top w:val="nil"/>
-              <w:left w:val="nil"/>
-              <w:bottom w:val="nil"/>
-              <w:right w:val="nil"/>
-            </w:tcBorders>
-            <w:noWrap/>
-            <w:vAlign w:val="center"/>
-            <w:hideMark/>
-          </w:tcPr>
-          <w:p>
-            <w:pPr>
-              <w:spacing w:after="0" w:line="240" w:lineRule="auto"/>
-              <w:ind w:firstLineChars="100" w:firstLine="220"/>
-              <w:rPr>
-                <w:rFonts w:eastAsia="Times New Roman"/>
-                <w:color w:val="000000"/>
-              </w:rPr>
-            </w:pPr>
-            <w:r>
-              <w:rPr>
-                <w:rFonts w:eastAsia="Times New Roman"/>
-                <w:color w:val="000000"/>
-              </w:rPr>
-              <w:t>2. Attention to Detail</w:t>
-            </w:r>
-          </w:p>
-        </w:tc>
-        <w:tc>
-          <w:tcPr>
-            <w:tcW w:w="3520" w:type="dxa"/>
-            <w:tcBorders>
-              <w:top w:val="nil"/>
-              <w:left w:val="nil"/>
-              <w:bottom w:val="nil"/>
-              <w:right w:val="nil"/>
-            </w:tcBorders>
-            <w:noWrap/>
-            <w:vAlign w:val="center"/>
-            <w:hideMark/>
-          </w:tcPr>
-          <w:p>
-            <w:pPr>
-              <w:spacing w:after="0" w:line="240" w:lineRule="auto"/>
-              <w:ind w:firstLineChars="100" w:firstLine="220"/>
-              <w:rPr>
-                <w:rFonts w:eastAsia="Times New Roman"/>
-                <w:color w:val="000000"/>
-              </w:rPr>
-            </w:pPr>
-            <w:r>
-              <w:rPr>
-                <w:rFonts w:eastAsia="Times New Roman"/>
-                <w:color w:val="000000"/>
-              </w:rPr>
-              <w:t>4. Team Player &amp; Quick Learner</w:t>
-            </w:r>
-          </w:p>
-        </w:tc>
-        <w:tc>
-          <w:tcPr>
-            <w:tcW w:w="3520" w:type="dxa"/>
-            <w:tcBorders>
-              <w:top w:val="nil"/>
-              <w:left w:val="nil"/>
-              <w:bottom w:val="nil"/>
-              <w:right w:val="nil"/>
-            </w:tcBorders>
-            <w:noWrap/>
-            <w:vAlign w:val="bottom"/>
-            <w:hideMark/>
-          </w:tcPr>
-          <w:p>
-            <w:pPr>
-              <w:spacing w:after="0" w:line="240" w:lineRule="auto"/>
-              <w:rPr>
-                <w:rFonts w:eastAsia="Times New Roman"/>
-                <w:color w:val="000000"/>
-              </w:rPr>
-            </w:pPr>
-          </w:p>
-        </w:tc>
-      </w:tr>
-    </w:tbl>
-    <w:p>
-      <w:pPr>
-        <w:pBdr>
-          <w:top w:val="nil"/>
-          <w:left w:val="nil"/>
-          <w:bottom w:val="nil"/>
-          <w:right w:val="nil"/>
-          <w:between w:val="nil"/>
-        </w:pBdr>
-        <w:spacing w:after="80" w:line="240" w:lineRule="auto"/>
-        <w:rPr>
-          <w:color w:val="000000"/>
-        </w:rPr>
-      </w:pPr>
-      <w:r>
-        <w:rPr>
-          <w:color w:val="000000"/>
-        </w:rPr>
-        <w:t xml:space="preserve">  </w:t>
+          <w:color w:val="808080" w:themeColor="background1" w:themeShade="80"/>
+        </w:rPr>
+        <w:t>–</w:t>
+      </w:r>
+      <w:r>
+        <w:rPr>
+          <w:color w:val="808080" w:themeColor="background1" w:themeShade="80"/>
+        </w:rPr>
+        <w:t xml:space="preserve"> 202</w:t>
+      </w:r>
+      <w:r>
+        <w:rPr>
+          <w:color w:val="808080" w:themeColor="background1" w:themeShade="80"/>
+        </w:rPr>
+        <w:t>2</w:t>
       </w:r>
     </w:p>
     <w:sectPr>
@@ -1909,8 +2507,157 @@
 </file>
 
 <file path=word/numbering.xml><?xml version="1.0" encoding="utf-8"?>
-<w:numbering xmlns:wpc="http://schemas.microsoft.com/office/word/2010/wordprocessingCanvas" xmlns:cx="http://schemas.microsoft.com/office/drawing/2014/chartex" xmlns:cx1="http://schemas.microsoft.com/office/drawing/2015/9/8/chartex" xmlns:cx2="http://schemas.microsoft.com/office/drawing/2015/10/21/chartex" xmlns:cx3="http://schemas.microsoft.com/office/drawing/2016/5/9/chartex" xmlns:cx4="http://schemas.microsoft.com/office/drawing/2016/5/10/chartex" xmlns:cx5="http://schemas.microsoft.com/office/drawing/2016/5/11/chartex" xmlns:cx6="http://schemas.microsoft.com/office/drawing/2016/5/12/chartex" xmlns:cx7="http://schemas.microsoft.com/office/drawing/2016/5/13/chartex" xmlns:cx8="http://schemas.microsoft.com/office/drawing/2016/5/14/chartex" xmlns:mc="http://schemas.openxmlformats.org/markup-compatibility/2006" xmlns:aink="http://schemas.microsoft.com/office/drawing/2016/ink" xmlns:am3d="http://schemas.microsoft.com/office/drawing/2017/model3d" xmlns:o="urn:schemas-microsoft-com:office:office" xmlns:oel="http://schemas.microsoft.com/office/2019/extlst" xmlns:r="http://schemas.openxmlformats.org/officeDocument/2006/relationships" xmlns:m="http://schemas.openxmlformats.org/officeDocument/2006/math" xmlns:v="urn:schemas-microsoft-com:vml" xmlns:wp14="http://schemas.microsoft.com/office/word/2010/wordprocessingDrawing" xmlns:wp="http://schemas.openxmlformats.org/drawingml/2006/wordprocessingDrawing" xmlns:w10="urn:schemas-microsoft-com:office:word" xmlns:w="http://schemas.openxmlformats.org/wordprocessingml/2006/main" xmlns:w14="http://schemas.microsoft.com/office/word/2010/wordml" xmlns:w15="http://schemas.microsoft.com/office/word/2012/wordml" xmlns:w16cex="http://schemas.microsoft.com/office/word/2018/wordml/cex" xmlns:w16cid="http://schemas.microsoft.com/office/word/2016/wordml/cid" xmlns:w16="http://schemas.microsoft.com/office/word/2018/wordml" xmlns:w16du="http://schemas.microsoft.com/office/word/2023/wordml/word16du" xmlns:w16sdtdh="http://schemas.microsoft.com/office/word/2020/wordml/sdtdatahash" xmlns:w16sdtfl="http://schemas.microsoft.com/office/word/2024/wordml/sdtformatlock" xmlns:w16se="http://schemas.microsoft.com/office/word/2015/wordml/symex" xmlns:wpg="http://schemas.microsoft.com/office/word/2010/wordprocessingGroup" xmlns:wpi="http://schemas.microsoft.com/office/word/2010/wordprocessingInk" xmlns:wne="http://schemas.microsoft.com/office/word/2006/wordml" xmlns:wps="http://schemas.microsoft.com/office/word/2010/wordprocessingShape" mc:Ignorable="w14 w15 w16se w16cid w16 w16cex w16sdtdh w16sdtfl w16du wp14">
+<w:numbering xmlns:wpc="http://schemas.microsoft.com/office/word/2010/wordprocessingCanvas" xmlns:cx="http://schemas.microsoft.com/office/drawing/2014/chartex" xmlns:cx1="http://schemas.microsoft.com/office/drawing/2015/9/8/chartex" xmlns:cx2="http://schemas.microsoft.com/office/drawing/2015/10/21/chartex" xmlns:cx3="http://schemas.microsoft.com/office/drawing/2016/5/9/chartex" xmlns:cx4="http://schemas.microsoft.com/office/drawing/2016/5/10/chartex" xmlns:cx5="http://schemas.microsoft.com/office/drawing/2016/5/11/chartex" xmlns:cx6="http://schemas.microsoft.com/office/drawing/2016/5/12/chartex" xmlns:cx7="http://schemas.microsoft.com/office/drawing/2016/5/13/chartex" xmlns:cx8="http://schemas.microsoft.com/office/drawing/2016/5/14/chartex" xmlns:mc="http://schemas.openxmlformats.org/markup-compatibility/2006" xmlns:aink="http://schemas.microsoft.com/office/drawing/2016/ink" xmlns:am3d="http://schemas.microsoft.com/office/drawing/2017/model3d" xmlns:o="urn:schemas-microsoft-com:office:office" xmlns:oel="http://schemas.microsoft.com/office/2019/extlst" xmlns:r="http://schemas.openxmlformats.org/officeDocument/2006/relationships" xmlns:m="http://schemas.openxmlformats.org/officeDocument/2006/math" xmlns:v="urn:schemas-microsoft-com:vml" xmlns:wp14="http://schemas.microsoft.com/office/word/2010/wordprocessingDrawing" xmlns:wp="http://schemas.openxmlformats.org/drawingml/2006/wordprocessingDrawing" xmlns:w10="urn:schemas-microsoft-com:office:word" xmlns:w="http://schemas.openxmlformats.org/wordprocessingml/2006/main" xmlns:w14="http://schemas.microsoft.com/office/word/2010/wordml" xmlns:w15="http://schemas.microsoft.com/office/word/2012/wordml" xmlns:w16cex="http://schemas.microsoft.com/office/word/2018/wordml/cex" xmlns:w16cid="http://schemas.microsoft.com/office/word/2016/wordml/cid" xmlns:w16="http://schemas.microsoft.com/office/word/2018/wordml" xmlns:w16sdtdh="http://schemas.microsoft.com/office/word/2020/wordml/sdtdatahash" xmlns:w16se="http://schemas.microsoft.com/office/word/2015/wordml/symex" xmlns:wpg="http://schemas.microsoft.com/office/word/2010/wordprocessingGroup" xmlns:wpi="http://schemas.microsoft.com/office/word/2010/wordprocessingInk" xmlns:wne="http://schemas.microsoft.com/office/word/2006/wordml" xmlns:wps="http://schemas.microsoft.com/office/word/2010/wordprocessingShape" mc:Ignorable="w14 w15 w16se w16cid w16 w16cex w16sdtdh wp14">
   <w:abstractNum w:abstractNumId="0" w15:restartNumberingAfterBreak="0">
+    <w:nsid w:val="0FC4782F"/>
+    <w:multiLevelType w:val="multilevel"/>
+    <w:tmpl w:val="F80476EA"/>
+    <w:lvl w:ilvl="0">
+      <w:start w:val="1"/>
+      <w:numFmt w:val="bullet"/>
+      <w:lvlText w:val=""/>
+      <w:lvlJc w:val="left"/>
+      <w:pPr>
+        <w:tabs>
+          <w:tab w:val="num" w:pos="720"/>
+        </w:tabs>
+        <w:ind w:left="720" w:hanging="360"/>
+      </w:pPr>
+      <w:rPr>
+        <w:rFonts w:ascii="Symbol" w:hAnsi="Symbol" w:hint="default"/>
+        <w:sz w:val="20"/>
+      </w:rPr>
+    </w:lvl>
+    <w:lvl w:ilvl="1" w:tentative="1">
+      <w:start w:val="1"/>
+      <w:numFmt w:val="bullet"/>
+      <w:lvlText w:val="o"/>
+      <w:lvlJc w:val="left"/>
+      <w:pPr>
+        <w:tabs>
+          <w:tab w:val="num" w:pos="1440"/>
+        </w:tabs>
+        <w:ind w:left="1440" w:hanging="360"/>
+      </w:pPr>
+      <w:rPr>
+        <w:rFonts w:ascii="Courier New" w:hAnsi="Courier New" w:hint="default"/>
+        <w:sz w:val="20"/>
+      </w:rPr>
+    </w:lvl>
+    <w:lvl w:ilvl="2" w:tentative="1">
+      <w:start w:val="1"/>
+      <w:numFmt w:val="bullet"/>
+      <w:lvlText w:val=""/>
+      <w:lvlJc w:val="left"/>
+      <w:pPr>
+        <w:tabs>
+          <w:tab w:val="num" w:pos="2160"/>
+        </w:tabs>
+        <w:ind w:left="2160" w:hanging="360"/>
+      </w:pPr>
+      <w:rPr>
+        <w:rFonts w:ascii="Wingdings" w:hAnsi="Wingdings" w:hint="default"/>
+        <w:sz w:val="20"/>
+      </w:rPr>
+    </w:lvl>
+    <w:lvl w:ilvl="3" w:tentative="1">
+      <w:start w:val="1"/>
+      <w:numFmt w:val="bullet"/>
+      <w:lvlText w:val=""/>
+      <w:lvlJc w:val="left"/>
+      <w:pPr>
+        <w:tabs>
+          <w:tab w:val="num" w:pos="2880"/>
+        </w:tabs>
+        <w:ind w:left="2880" w:hanging="360"/>
+      </w:pPr>
+      <w:rPr>
+        <w:rFonts w:ascii="Wingdings" w:hAnsi="Wingdings" w:hint="default"/>
+        <w:sz w:val="20"/>
+      </w:rPr>
+    </w:lvl>
+    <w:lvl w:ilvl="4" w:tentative="1">
+      <w:start w:val="1"/>
+      <w:numFmt w:val="bullet"/>
+      <w:lvlText w:val=""/>
+      <w:lvlJc w:val="left"/>
+      <w:pPr>
+        <w:tabs>
+          <w:tab w:val="num" w:pos="3600"/>
+        </w:tabs>
+        <w:ind w:left="3600" w:hanging="360"/>
+      </w:pPr>
+      <w:rPr>
+        <w:rFonts w:ascii="Wingdings" w:hAnsi="Wingdings" w:hint="default"/>
+        <w:sz w:val="20"/>
+      </w:rPr>
+    </w:lvl>
+    <w:lvl w:ilvl="5" w:tentative="1">
+      <w:start w:val="1"/>
+      <w:numFmt w:val="bullet"/>
+      <w:lvlText w:val=""/>
+      <w:lvlJc w:val="left"/>
+      <w:pPr>
+        <w:tabs>
+          <w:tab w:val="num" w:pos="4320"/>
+        </w:tabs>
+        <w:ind w:left="4320" w:hanging="360"/>
+      </w:pPr>
+      <w:rPr>
+        <w:rFonts w:ascii="Wingdings" w:hAnsi="Wingdings" w:hint="default"/>
+        <w:sz w:val="20"/>
+      </w:rPr>
+    </w:lvl>
+    <w:lvl w:ilvl="6" w:tentative="1">
+      <w:start w:val="1"/>
+      <w:numFmt w:val="bullet"/>
+      <w:lvlText w:val=""/>
+      <w:lvlJc w:val="left"/>
+      <w:pPr>
+        <w:tabs>
+          <w:tab w:val="num" w:pos="5040"/>
+        </w:tabs>
+        <w:ind w:left="5040" w:hanging="360"/>
+      </w:pPr>
+      <w:rPr>
+        <w:rFonts w:ascii="Wingdings" w:hAnsi="Wingdings" w:hint="default"/>
+        <w:sz w:val="20"/>
+      </w:rPr>
+    </w:lvl>
+    <w:lvl w:ilvl="7" w:tentative="1">
+      <w:start w:val="1"/>
+      <w:numFmt w:val="bullet"/>
+      <w:lvlText w:val=""/>
+      <w:lvlJc w:val="left"/>
+      <w:pPr>
+        <w:tabs>
+          <w:tab w:val="num" w:pos="5760"/>
+        </w:tabs>
+        <w:ind w:left="5760" w:hanging="360"/>
+      </w:pPr>
+      <w:rPr>
+        <w:rFonts w:ascii="Wingdings" w:hAnsi="Wingdings" w:hint="default"/>
+        <w:sz w:val="20"/>
+      </w:rPr>
+    </w:lvl>
+    <w:lvl w:ilvl="8" w:tentative="1">
+      <w:start w:val="1"/>
+      <w:numFmt w:val="bullet"/>
+      <w:lvlText w:val=""/>
+      <w:lvlJc w:val="left"/>
+      <w:pPr>
+        <w:tabs>
+          <w:tab w:val="num" w:pos="6480"/>
+        </w:tabs>
+        <w:ind w:left="6480" w:hanging="360"/>
+      </w:pPr>
+      <w:rPr>
+        <w:rFonts w:ascii="Wingdings" w:hAnsi="Wingdings" w:hint="default"/>
+        <w:sz w:val="20"/>
+      </w:rPr>
+    </w:lvl>
+  </w:abstractNum>
+  <w:abstractNum w:abstractNumId="1" w15:restartNumberingAfterBreak="0">
     <w:nsid w:val="10B0608E"/>
     <w:multiLevelType w:val="multilevel"/>
     <w:tmpl w:val="122A2A84"/>
@@ -2000,7 +2747,120 @@
       </w:pPr>
     </w:lvl>
   </w:abstractNum>
-  <w:abstractNum w:abstractNumId="1" w15:restartNumberingAfterBreak="0">
+  <w:abstractNum w:abstractNumId="2" w15:restartNumberingAfterBreak="0">
+    <w:nsid w:val="12E81225"/>
+    <w:multiLevelType w:val="hybridMultilevel"/>
+    <w:tmpl w:val="B84AA760"/>
+    <w:lvl w:ilvl="0" w:tplc="04090001">
+      <w:start w:val="1"/>
+      <w:numFmt w:val="bullet"/>
+      <w:lvlText w:val=""/>
+      <w:lvlJc w:val="left"/>
+      <w:pPr>
+        <w:ind w:left="1080" w:hanging="360"/>
+      </w:pPr>
+      <w:rPr>
+        <w:rFonts w:ascii="Symbol" w:hAnsi="Symbol" w:hint="default"/>
+      </w:rPr>
+    </w:lvl>
+    <w:lvl w:ilvl="1" w:tplc="04090003" w:tentative="1">
+      <w:start w:val="1"/>
+      <w:numFmt w:val="bullet"/>
+      <w:lvlText w:val="o"/>
+      <w:lvlJc w:val="left"/>
+      <w:pPr>
+        <w:ind w:left="1800" w:hanging="360"/>
+      </w:pPr>
+      <w:rPr>
+        <w:rFonts w:ascii="Courier New" w:hAnsi="Courier New" w:cs="Courier New" w:hint="default"/>
+      </w:rPr>
+    </w:lvl>
+    <w:lvl w:ilvl="2" w:tplc="04090005" w:tentative="1">
+      <w:start w:val="1"/>
+      <w:numFmt w:val="bullet"/>
+      <w:lvlText w:val=""/>
+      <w:lvlJc w:val="left"/>
+      <w:pPr>
+        <w:ind w:left="2520" w:hanging="360"/>
+      </w:pPr>
+      <w:rPr>
+        <w:rFonts w:ascii="Wingdings" w:hAnsi="Wingdings" w:hint="default"/>
+      </w:rPr>
+    </w:lvl>
+    <w:lvl w:ilvl="3" w:tplc="04090001" w:tentative="1">
+      <w:start w:val="1"/>
+      <w:numFmt w:val="bullet"/>
+      <w:lvlText w:val=""/>
+      <w:lvlJc w:val="left"/>
+      <w:pPr>
+        <w:ind w:left="3240" w:hanging="360"/>
+      </w:pPr>
+      <w:rPr>
+        <w:rFonts w:ascii="Symbol" w:hAnsi="Symbol" w:hint="default"/>
+      </w:rPr>
+    </w:lvl>
+    <w:lvl w:ilvl="4" w:tplc="04090003" w:tentative="1">
+      <w:start w:val="1"/>
+      <w:numFmt w:val="bullet"/>
+      <w:lvlText w:val="o"/>
+      <w:lvlJc w:val="left"/>
+      <w:pPr>
+        <w:ind w:left="3960" w:hanging="360"/>
+      </w:pPr>
+      <w:rPr>
+        <w:rFonts w:ascii="Courier New" w:hAnsi="Courier New" w:cs="Courier New" w:hint="default"/>
+      </w:rPr>
+    </w:lvl>
+    <w:lvl w:ilvl="5" w:tplc="04090005" w:tentative="1">
+      <w:start w:val="1"/>
+      <w:numFmt w:val="bullet"/>
+      <w:lvlText w:val=""/>
+      <w:lvlJc w:val="left"/>
+      <w:pPr>
+        <w:ind w:left="4680" w:hanging="360"/>
+      </w:pPr>
+      <w:rPr>
+        <w:rFonts w:ascii="Wingdings" w:hAnsi="Wingdings" w:hint="default"/>
+      </w:rPr>
+    </w:lvl>
+    <w:lvl w:ilvl="6" w:tplc="04090001" w:tentative="1">
+      <w:start w:val="1"/>
+      <w:numFmt w:val="bullet"/>
+      <w:lvlText w:val=""/>
+      <w:lvlJc w:val="left"/>
+      <w:pPr>
+        <w:ind w:left="5400" w:hanging="360"/>
+      </w:pPr>
+      <w:rPr>
+        <w:rFonts w:ascii="Symbol" w:hAnsi="Symbol" w:hint="default"/>
+      </w:rPr>
+    </w:lvl>
+    <w:lvl w:ilvl="7" w:tplc="04090003" w:tentative="1">
+      <w:start w:val="1"/>
+      <w:numFmt w:val="bullet"/>
+      <w:lvlText w:val="o"/>
+      <w:lvlJc w:val="left"/>
+      <w:pPr>
+        <w:ind w:left="6120" w:hanging="360"/>
+      </w:pPr>
+      <w:rPr>
+        <w:rFonts w:ascii="Courier New" w:hAnsi="Courier New" w:cs="Courier New" w:hint="default"/>
+      </w:rPr>
+    </w:lvl>
+    <w:lvl w:ilvl="8" w:tplc="04090005" w:tentative="1">
+      <w:start w:val="1"/>
+      <w:numFmt w:val="bullet"/>
+      <w:lvlText w:val=""/>
+      <w:lvlJc w:val="left"/>
+      <w:pPr>
+        <w:ind w:left="6840" w:hanging="360"/>
+      </w:pPr>
+      <w:rPr>
+        <w:rFonts w:ascii="Wingdings" w:hAnsi="Wingdings" w:hint="default"/>
+      </w:rPr>
+    </w:lvl>
+  </w:abstractNum>
+  <w:abstractNum w:abstractNumId="3" w15:restartNumberingAfterBreak="0">
     <w:nsid w:val="15254EA9"/>
     <w:multiLevelType w:val="multilevel"/>
     <w:tmpl w:val="D43458C8"/>
@@ -2086,7 +2946,7 @@
       </w:pPr>
     </w:lvl>
   </w:abstractNum>
-  <w:abstractNum w:abstractNumId="2" w15:restartNumberingAfterBreak="0">
+  <w:abstractNum w:abstractNumId="4" w15:restartNumberingAfterBreak="0">
     <w:nsid w:val="171F3AED"/>
     <w:multiLevelType w:val="multilevel"/>
     <w:tmpl w:val="85E2C1CE"/>
@@ -2175,7 +3035,7 @@
       </w:pPr>
     </w:lvl>
   </w:abstractNum>
-  <w:abstractNum w:abstractNumId="3" w15:restartNumberingAfterBreak="0">
+  <w:abstractNum w:abstractNumId="5" w15:restartNumberingAfterBreak="0">
     <w:nsid w:val="196609ED"/>
     <w:multiLevelType w:val="multilevel"/>
     <w:tmpl w:val="E3EC693C"/>
@@ -2261,7 +3121,7 @@
       </w:pPr>
     </w:lvl>
   </w:abstractNum>
-  <w:abstractNum w:abstractNumId="4" w15:restartNumberingAfterBreak="0">
+  <w:abstractNum w:abstractNumId="6" w15:restartNumberingAfterBreak="0">
     <w:nsid w:val="1A1A00A3"/>
     <w:multiLevelType w:val="hybridMultilevel"/>
     <w:tmpl w:val="D9761F14"/>
@@ -2349,7 +3209,7 @@
       </w:pPr>
     </w:lvl>
   </w:abstractNum>
-  <w:abstractNum w:abstractNumId="5" w15:restartNumberingAfterBreak="0">
+  <w:abstractNum w:abstractNumId="7" w15:restartNumberingAfterBreak="0">
     <w:nsid w:val="1E5257CA"/>
     <w:multiLevelType w:val="multilevel"/>
     <w:tmpl w:val="122A2A84"/>
@@ -2440,7 +3300,7 @@
       </w:pPr>
     </w:lvl>
   </w:abstractNum>
-  <w:abstractNum w:abstractNumId="6" w15:restartNumberingAfterBreak="0">
+  <w:abstractNum w:abstractNumId="8" w15:restartNumberingAfterBreak="0">
     <w:nsid w:val="1E8933C4"/>
     <w:multiLevelType w:val="multilevel"/>
     <w:tmpl w:val="85E2C1CE"/>
@@ -2529,7 +3389,7 @@
       </w:pPr>
     </w:lvl>
   </w:abstractNum>
-  <w:abstractNum w:abstractNumId="7" w15:restartNumberingAfterBreak="0">
+  <w:abstractNum w:abstractNumId="9" w15:restartNumberingAfterBreak="0">
     <w:nsid w:val="27151AC7"/>
     <w:multiLevelType w:val="hybridMultilevel"/>
     <w:tmpl w:val="FB221152"/>
@@ -2642,7 +3502,7 @@
       </w:rPr>
     </w:lvl>
   </w:abstractNum>
-  <w:abstractNum w:abstractNumId="8" w15:restartNumberingAfterBreak="0">
+  <w:abstractNum w:abstractNumId="10" w15:restartNumberingAfterBreak="0">
     <w:nsid w:val="2BAA410F"/>
     <w:multiLevelType w:val="multilevel"/>
     <w:tmpl w:val="28D4B1FA"/>
@@ -2728,10 +3588,123 @@
       </w:pPr>
     </w:lvl>
   </w:abstractNum>
-  <w:abstractNum w:abstractNumId="9" w15:restartNumberingAfterBreak="0">
+  <w:abstractNum w:abstractNumId="11" w15:restartNumberingAfterBreak="0">
+    <w:nsid w:val="2E384B98"/>
+    <w:multiLevelType w:val="hybridMultilevel"/>
+    <w:tmpl w:val="7B1ECE24"/>
+    <w:lvl w:ilvl="0" w:tplc="04090001">
+      <w:start w:val="1"/>
+      <w:numFmt w:val="bullet"/>
+      <w:lvlText w:val=""/>
+      <w:lvlJc w:val="left"/>
+      <w:pPr>
+        <w:ind w:left="720" w:hanging="360"/>
+      </w:pPr>
+      <w:rPr>
+        <w:rFonts w:ascii="Symbol" w:hAnsi="Symbol" w:hint="default"/>
+      </w:rPr>
+    </w:lvl>
+    <w:lvl w:ilvl="1" w:tplc="04090003" w:tentative="1">
+      <w:start w:val="1"/>
+      <w:numFmt w:val="bullet"/>
+      <w:lvlText w:val="o"/>
+      <w:lvlJc w:val="left"/>
+      <w:pPr>
+        <w:ind w:left="1440" w:hanging="360"/>
+      </w:pPr>
+      <w:rPr>
+        <w:rFonts w:ascii="Courier New" w:hAnsi="Courier New" w:cs="Courier New" w:hint="default"/>
+      </w:rPr>
+    </w:lvl>
+    <w:lvl w:ilvl="2" w:tplc="04090005" w:tentative="1">
+      <w:start w:val="1"/>
+      <w:numFmt w:val="bullet"/>
+      <w:lvlText w:val=""/>
+      <w:lvlJc w:val="left"/>
+      <w:pPr>
+        <w:ind w:left="2160" w:hanging="360"/>
+      </w:pPr>
+      <w:rPr>
+        <w:rFonts w:ascii="Wingdings" w:hAnsi="Wingdings" w:hint="default"/>
+      </w:rPr>
+    </w:lvl>
+    <w:lvl w:ilvl="3" w:tplc="04090001" w:tentative="1">
+      <w:start w:val="1"/>
+      <w:numFmt w:val="bullet"/>
+      <w:lvlText w:val=""/>
+      <w:lvlJc w:val="left"/>
+      <w:pPr>
+        <w:ind w:left="2880" w:hanging="360"/>
+      </w:pPr>
+      <w:rPr>
+        <w:rFonts w:ascii="Symbol" w:hAnsi="Symbol" w:hint="default"/>
+      </w:rPr>
+    </w:lvl>
+    <w:lvl w:ilvl="4" w:tplc="04090003" w:tentative="1">
+      <w:start w:val="1"/>
+      <w:numFmt w:val="bullet"/>
+      <w:lvlText w:val="o"/>
+      <w:lvlJc w:val="left"/>
+      <w:pPr>
+        <w:ind w:left="3600" w:hanging="360"/>
+      </w:pPr>
+      <w:rPr>
+        <w:rFonts w:ascii="Courier New" w:hAnsi="Courier New" w:cs="Courier New" w:hint="default"/>
+      </w:rPr>
+    </w:lvl>
+    <w:lvl w:ilvl="5" w:tplc="04090005" w:tentative="1">
+      <w:start w:val="1"/>
+      <w:numFmt w:val="bullet"/>
+      <w:lvlText w:val=""/>
+      <w:lvlJc w:val="left"/>
+      <w:pPr>
+        <w:ind w:left="4320" w:hanging="360"/>
+      </w:pPr>
+      <w:rPr>
+        <w:rFonts w:ascii="Wingdings" w:hAnsi="Wingdings" w:hint="default"/>
+      </w:rPr>
+    </w:lvl>
+    <w:lvl w:ilvl="6" w:tplc="04090001" w:tentative="1">
+      <w:start w:val="1"/>
+      <w:numFmt w:val="bullet"/>
+      <w:lvlText w:val=""/>
+      <w:lvlJc w:val="left"/>
+      <w:pPr>
+        <w:ind w:left="5040" w:hanging="360"/>
+      </w:pPr>
+      <w:rPr>
+        <w:rFonts w:ascii="Symbol" w:hAnsi="Symbol" w:hint="default"/>
+      </w:rPr>
+    </w:lvl>
+    <w:lvl w:ilvl="7" w:tplc="04090003" w:tentative="1">
+      <w:start w:val="1"/>
+      <w:numFmt w:val="bullet"/>
+      <w:lvlText w:val="o"/>
+      <w:lvlJc w:val="left"/>
+      <w:pPr>
+        <w:ind w:left="5760" w:hanging="360"/>
+      </w:pPr>
+      <w:rPr>
+        <w:rFonts w:ascii="Courier New" w:hAnsi="Courier New" w:cs="Courier New" w:hint="default"/>
+      </w:rPr>
+    </w:lvl>
+    <w:lvl w:ilvl="8" w:tplc="04090005" w:tentative="1">
+      <w:start w:val="1"/>
+      <w:numFmt w:val="bullet"/>
+      <w:lvlText w:val=""/>
+      <w:lvlJc w:val="left"/>
+      <w:pPr>
+        <w:ind w:left="6480" w:hanging="360"/>
+      </w:pPr>
+      <w:rPr>
+        <w:rFonts w:ascii="Wingdings" w:hAnsi="Wingdings" w:hint="default"/>
+      </w:rPr>
+    </w:lvl>
+  </w:abstractNum>
+  <w:abstractNum w:abstractNumId="12" w15:restartNumberingAfterBreak="0">
     <w:nsid w:val="31844D27"/>
     <w:multiLevelType w:val="hybridMultilevel"/>
-    <w:tmpl w:val="D82A5EAA"/>
+    <w:tmpl w:val="BF3E27CC"/>
     <w:lvl w:ilvl="0" w:tplc="04090001">
       <w:start w:val="1"/>
       <w:numFmt w:val="bullet"/>
@@ -2817,7 +3790,7 @@
       </w:pPr>
     </w:lvl>
   </w:abstractNum>
-  <w:abstractNum w:abstractNumId="10" w15:restartNumberingAfterBreak="0">
+  <w:abstractNum w:abstractNumId="13" w15:restartNumberingAfterBreak="0">
     <w:nsid w:val="34CA5E57"/>
     <w:multiLevelType w:val="hybridMultilevel"/>
     <w:tmpl w:val="135854E0"/>
@@ -2903,7 +3876,7 @@
       </w:pPr>
     </w:lvl>
   </w:abstractNum>
-  <w:abstractNum w:abstractNumId="11" w15:restartNumberingAfterBreak="0">
+  <w:abstractNum w:abstractNumId="14" w15:restartNumberingAfterBreak="0">
     <w:nsid w:val="38DE51EE"/>
     <w:multiLevelType w:val="hybridMultilevel"/>
     <w:tmpl w:val="CB50524E"/>
@@ -2989,7 +3962,120 @@
       </w:pPr>
     </w:lvl>
   </w:abstractNum>
-  <w:abstractNum w:abstractNumId="12" w15:restartNumberingAfterBreak="0">
+  <w:abstractNum w:abstractNumId="15" w15:restartNumberingAfterBreak="0">
+    <w:nsid w:val="399C454D"/>
+    <w:multiLevelType w:val="hybridMultilevel"/>
+    <w:tmpl w:val="BA085650"/>
+    <w:lvl w:ilvl="0" w:tplc="04090001">
+      <w:start w:val="1"/>
+      <w:numFmt w:val="bullet"/>
+      <w:lvlText w:val=""/>
+      <w:lvlJc w:val="left"/>
+      <w:pPr>
+        <w:ind w:left="1080" w:hanging="360"/>
+      </w:pPr>
+      <w:rPr>
+        <w:rFonts w:ascii="Symbol" w:hAnsi="Symbol" w:hint="default"/>
+      </w:rPr>
+    </w:lvl>
+    <w:lvl w:ilvl="1" w:tplc="04090003" w:tentative="1">
+      <w:start w:val="1"/>
+      <w:numFmt w:val="bullet"/>
+      <w:lvlText w:val="o"/>
+      <w:lvlJc w:val="left"/>
+      <w:pPr>
+        <w:ind w:left="1800" w:hanging="360"/>
+      </w:pPr>
+      <w:rPr>
+        <w:rFonts w:ascii="Courier New" w:hAnsi="Courier New" w:cs="Courier New" w:hint="default"/>
+      </w:rPr>
+    </w:lvl>
+    <w:lvl w:ilvl="2" w:tplc="04090005" w:tentative="1">
+      <w:start w:val="1"/>
+      <w:numFmt w:val="bullet"/>
+      <w:lvlText w:val=""/>
+      <w:lvlJc w:val="left"/>
+      <w:pPr>
+        <w:ind w:left="2520" w:hanging="360"/>
+      </w:pPr>
+      <w:rPr>
+        <w:rFonts w:ascii="Wingdings" w:hAnsi="Wingdings" w:hint="default"/>
+      </w:rPr>
+    </w:lvl>
+    <w:lvl w:ilvl="3" w:tplc="04090001" w:tentative="1">
+      <w:start w:val="1"/>
+      <w:numFmt w:val="bullet"/>
+      <w:lvlText w:val=""/>
+      <w:lvlJc w:val="left"/>
+      <w:pPr>
+        <w:ind w:left="3240" w:hanging="360"/>
+      </w:pPr>
+      <w:rPr>
+        <w:rFonts w:ascii="Symbol" w:hAnsi="Symbol" w:hint="default"/>
+      </w:rPr>
+    </w:lvl>
+    <w:lvl w:ilvl="4" w:tplc="04090003" w:tentative="1">
+      <w:start w:val="1"/>
+      <w:numFmt w:val="bullet"/>
+      <w:lvlText w:val="o"/>
+      <w:lvlJc w:val="left"/>
+      <w:pPr>
+        <w:ind w:left="3960" w:hanging="360"/>
+      </w:pPr>
+      <w:rPr>
+        <w:rFonts w:ascii="Courier New" w:hAnsi="Courier New" w:cs="Courier New" w:hint="default"/>
+      </w:rPr>
+    </w:lvl>
+    <w:lvl w:ilvl="5" w:tplc="04090005" w:tentative="1">
+      <w:start w:val="1"/>
+      <w:numFmt w:val="bullet"/>
+      <w:lvlText w:val=""/>
+      <w:lvlJc w:val="left"/>
+      <w:pPr>
+        <w:ind w:left="4680" w:hanging="360"/>
+      </w:pPr>
+      <w:rPr>
+        <w:rFonts w:ascii="Wingdings" w:hAnsi="Wingdings" w:hint="default"/>
+      </w:rPr>
+    </w:lvl>
+    <w:lvl w:ilvl="6" w:tplc="04090001" w:tentative="1">
+      <w:start w:val="1"/>
+      <w:numFmt w:val="bullet"/>
+      <w:lvlText w:val=""/>
+      <w:lvlJc w:val="left"/>
+      <w:pPr>
+        <w:ind w:left="5400" w:hanging="360"/>
+      </w:pPr>
+      <w:rPr>
+        <w:rFonts w:ascii="Symbol" w:hAnsi="Symbol" w:hint="default"/>
+      </w:rPr>
+    </w:lvl>
+    <w:lvl w:ilvl="7" w:tplc="04090003" w:tentative="1">
+      <w:start w:val="1"/>
+      <w:numFmt w:val="bullet"/>
+      <w:lvlText w:val="o"/>
+      <w:lvlJc w:val="left"/>
+      <w:pPr>
+        <w:ind w:left="6120" w:hanging="360"/>
+      </w:pPr>
+      <w:rPr>
+        <w:rFonts w:ascii="Courier New" w:hAnsi="Courier New" w:cs="Courier New" w:hint="default"/>
+      </w:rPr>
+    </w:lvl>
+    <w:lvl w:ilvl="8" w:tplc="04090005" w:tentative="1">
+      <w:start w:val="1"/>
+      <w:numFmt w:val="bullet"/>
+      <w:lvlText w:val=""/>
+      <w:lvlJc w:val="left"/>
+      <w:pPr>
+        <w:ind w:left="6840" w:hanging="360"/>
+      </w:pPr>
+      <w:rPr>
+        <w:rFonts w:ascii="Wingdings" w:hAnsi="Wingdings" w:hint="default"/>
+      </w:rPr>
+    </w:lvl>
+  </w:abstractNum>
+  <w:abstractNum w:abstractNumId="16" w15:restartNumberingAfterBreak="0">
     <w:nsid w:val="3BB37E77"/>
     <w:multiLevelType w:val="hybridMultilevel"/>
     <w:tmpl w:val="445C0A20"/>
@@ -3101,7 +4187,7 @@
       </w:rPr>
     </w:lvl>
   </w:abstractNum>
-  <w:abstractNum w:abstractNumId="13" w15:restartNumberingAfterBreak="0">
+  <w:abstractNum w:abstractNumId="17" w15:restartNumberingAfterBreak="0">
     <w:nsid w:val="3E4B0777"/>
     <w:multiLevelType w:val="hybridMultilevel"/>
     <w:tmpl w:val="2F9CF1DE"/>
@@ -3187,7 +4273,120 @@
       </w:pPr>
     </w:lvl>
   </w:abstractNum>
-  <w:abstractNum w:abstractNumId="14" w15:restartNumberingAfterBreak="0">
+  <w:abstractNum w:abstractNumId="18" w15:restartNumberingAfterBreak="0">
+    <w:nsid w:val="3E8A79B4"/>
+    <w:multiLevelType w:val="hybridMultilevel"/>
+    <w:tmpl w:val="5F1886B4"/>
+    <w:lvl w:ilvl="0" w:tplc="04090001">
+      <w:start w:val="1"/>
+      <w:numFmt w:val="bullet"/>
+      <w:lvlText w:val=""/>
+      <w:lvlJc w:val="left"/>
+      <w:pPr>
+        <w:ind w:left="1440" w:hanging="360"/>
+      </w:pPr>
+      <w:rPr>
+        <w:rFonts w:ascii="Symbol" w:hAnsi="Symbol" w:hint="default"/>
+      </w:rPr>
+    </w:lvl>
+    <w:lvl w:ilvl="1" w:tplc="04090003" w:tentative="1">
+      <w:start w:val="1"/>
+      <w:numFmt w:val="bullet"/>
+      <w:lvlText w:val="o"/>
+      <w:lvlJc w:val="left"/>
+      <w:pPr>
+        <w:ind w:left="2160" w:hanging="360"/>
+      </w:pPr>
+      <w:rPr>
+        <w:rFonts w:ascii="Courier New" w:hAnsi="Courier New" w:cs="Courier New" w:hint="default"/>
+      </w:rPr>
+    </w:lvl>
+    <w:lvl w:ilvl="2" w:tplc="04090005" w:tentative="1">
+      <w:start w:val="1"/>
+      <w:numFmt w:val="bullet"/>
+      <w:lvlText w:val=""/>
+      <w:lvlJc w:val="left"/>
+      <w:pPr>
+        <w:ind w:left="2880" w:hanging="360"/>
+      </w:pPr>
+      <w:rPr>
+        <w:rFonts w:ascii="Wingdings" w:hAnsi="Wingdings" w:hint="default"/>
+      </w:rPr>
+    </w:lvl>
+    <w:lvl w:ilvl="3" w:tplc="04090001" w:tentative="1">
+      <w:start w:val="1"/>
+      <w:numFmt w:val="bullet"/>
+      <w:lvlText w:val=""/>
+      <w:lvlJc w:val="left"/>
+      <w:pPr>
+        <w:ind w:left="3600" w:hanging="360"/>
+      </w:pPr>
+      <w:rPr>
+        <w:rFonts w:ascii="Symbol" w:hAnsi="Symbol" w:hint="default"/>
+      </w:rPr>
+    </w:lvl>
+    <w:lvl w:ilvl="4" w:tplc="04090003" w:tentative="1">
+      <w:start w:val="1"/>
+      <w:numFmt w:val="bullet"/>
+      <w:lvlText w:val="o"/>
+      <w:lvlJc w:val="left"/>
+      <w:pPr>
+        <w:ind w:left="4320" w:hanging="360"/>
+      </w:pPr>
+      <w:rPr>
+        <w:rFonts w:ascii="Courier New" w:hAnsi="Courier New" w:cs="Courier New" w:hint="default"/>
+      </w:rPr>
+    </w:lvl>
+    <w:lvl w:ilvl="5" w:tplc="04090005" w:tentative="1">
+      <w:start w:val="1"/>
+      <w:numFmt w:val="bullet"/>
+      <w:lvlText w:val=""/>
+      <w:lvlJc w:val="left"/>
+      <w:pPr>
+        <w:ind w:left="5040" w:hanging="360"/>
+      </w:pPr>
+      <w:rPr>
+        <w:rFonts w:ascii="Wingdings" w:hAnsi="Wingdings" w:hint="default"/>
+      </w:rPr>
+    </w:lvl>
+    <w:lvl w:ilvl="6" w:tplc="04090001" w:tentative="1">
+      <w:start w:val="1"/>
+      <w:numFmt w:val="bullet"/>
+      <w:lvlText w:val=""/>
+      <w:lvlJc w:val="left"/>
+      <w:pPr>
+        <w:ind w:left="5760" w:hanging="360"/>
+      </w:pPr>
+      <w:rPr>
+        <w:rFonts w:ascii="Symbol" w:hAnsi="Symbol" w:hint="default"/>
+      </w:rPr>
+    </w:lvl>
+    <w:lvl w:ilvl="7" w:tplc="04090003" w:tentative="1">
+      <w:start w:val="1"/>
+      <w:numFmt w:val="bullet"/>
+      <w:lvlText w:val="o"/>
+      <w:lvlJc w:val="left"/>
+      <w:pPr>
+        <w:ind w:left="6480" w:hanging="360"/>
+      </w:pPr>
+      <w:rPr>
+        <w:rFonts w:ascii="Courier New" w:hAnsi="Courier New" w:cs="Courier New" w:hint="default"/>
+      </w:rPr>
+    </w:lvl>
+    <w:lvl w:ilvl="8" w:tplc="04090005" w:tentative="1">
+      <w:start w:val="1"/>
+      <w:numFmt w:val="bullet"/>
+      <w:lvlText w:val=""/>
+      <w:lvlJc w:val="left"/>
+      <w:pPr>
+        <w:ind w:left="7200" w:hanging="360"/>
+      </w:pPr>
+      <w:rPr>
+        <w:rFonts w:ascii="Wingdings" w:hAnsi="Wingdings" w:hint="default"/>
+      </w:rPr>
+    </w:lvl>
+  </w:abstractNum>
+  <w:abstractNum w:abstractNumId="19" w15:restartNumberingAfterBreak="0">
     <w:nsid w:val="443268FB"/>
     <w:multiLevelType w:val="multilevel"/>
     <w:tmpl w:val="425663FC"/>
@@ -3336,7 +4535,7 @@
       </w:rPr>
     </w:lvl>
   </w:abstractNum>
-  <w:abstractNum w:abstractNumId="15" w15:restartNumberingAfterBreak="0">
+  <w:abstractNum w:abstractNumId="20" w15:restartNumberingAfterBreak="0">
     <w:nsid w:val="4B1E1432"/>
     <w:multiLevelType w:val="multilevel"/>
     <w:tmpl w:val="05C0FC9A"/>
@@ -3485,7 +4684,7 @@
       </w:rPr>
     </w:lvl>
   </w:abstractNum>
-  <w:abstractNum w:abstractNumId="16" w15:restartNumberingAfterBreak="0">
+  <w:abstractNum w:abstractNumId="21" w15:restartNumberingAfterBreak="0">
     <w:nsid w:val="4DD06759"/>
     <w:multiLevelType w:val="multilevel"/>
     <w:tmpl w:val="0D1662BA"/>
@@ -3571,7 +4770,7 @@
       </w:pPr>
     </w:lvl>
   </w:abstractNum>
-  <w:abstractNum w:abstractNumId="17" w15:restartNumberingAfterBreak="0">
+  <w:abstractNum w:abstractNumId="22" w15:restartNumberingAfterBreak="0">
     <w:nsid w:val="552079B3"/>
     <w:multiLevelType w:val="hybridMultilevel"/>
     <w:tmpl w:val="4802FEE2"/>
@@ -3657,7 +4856,7 @@
       </w:pPr>
     </w:lvl>
   </w:abstractNum>
-  <w:abstractNum w:abstractNumId="18" w15:restartNumberingAfterBreak="0">
+  <w:abstractNum w:abstractNumId="23" w15:restartNumberingAfterBreak="0">
     <w:nsid w:val="57257035"/>
     <w:multiLevelType w:val="multilevel"/>
     <w:tmpl w:val="F2DC6952"/>
@@ -3770,7 +4969,7 @@
       </w:rPr>
     </w:lvl>
   </w:abstractNum>
-  <w:abstractNum w:abstractNumId="19" w15:restartNumberingAfterBreak="0">
+  <w:abstractNum w:abstractNumId="24" w15:restartNumberingAfterBreak="0">
     <w:nsid w:val="5A0E07D9"/>
     <w:multiLevelType w:val="multilevel"/>
     <w:tmpl w:val="6FB03AC0"/>
@@ -3861,7 +5060,7 @@
       </w:pPr>
     </w:lvl>
   </w:abstractNum>
-  <w:abstractNum w:abstractNumId="20" w15:restartNumberingAfterBreak="0">
+  <w:abstractNum w:abstractNumId="25" w15:restartNumberingAfterBreak="0">
     <w:nsid w:val="5B016D05"/>
     <w:multiLevelType w:val="hybridMultilevel"/>
     <w:tmpl w:val="6DE450B6"/>
@@ -3947,7 +5146,7 @@
       </w:pPr>
     </w:lvl>
   </w:abstractNum>
-  <w:abstractNum w:abstractNumId="21" w15:restartNumberingAfterBreak="0">
+  <w:abstractNum w:abstractNumId="26" w15:restartNumberingAfterBreak="0">
     <w:nsid w:val="5E2C0F13"/>
     <w:multiLevelType w:val="hybridMultilevel"/>
     <w:tmpl w:val="0AC69352"/>
@@ -4060,7 +5259,7 @@
       </w:rPr>
     </w:lvl>
   </w:abstractNum>
-  <w:abstractNum w:abstractNumId="22" w15:restartNumberingAfterBreak="0">
+  <w:abstractNum w:abstractNumId="27" w15:restartNumberingAfterBreak="0">
     <w:nsid w:val="5FBB5B37"/>
     <w:multiLevelType w:val="hybridMultilevel"/>
     <w:tmpl w:val="DE1EC550"/>
@@ -4173,7 +5372,7 @@
       </w:rPr>
     </w:lvl>
   </w:abstractNum>
-  <w:abstractNum w:abstractNumId="23" w15:restartNumberingAfterBreak="0">
+  <w:abstractNum w:abstractNumId="28" w15:restartNumberingAfterBreak="0">
     <w:nsid w:val="687C1D67"/>
     <w:multiLevelType w:val="hybridMultilevel"/>
     <w:tmpl w:val="6CA47232"/>
@@ -4259,7 +5458,7 @@
       </w:pPr>
     </w:lvl>
   </w:abstractNum>
-  <w:abstractNum w:abstractNumId="24" w15:restartNumberingAfterBreak="0">
+  <w:abstractNum w:abstractNumId="29" w15:restartNumberingAfterBreak="0">
     <w:nsid w:val="6A521AFE"/>
     <w:multiLevelType w:val="hybridMultilevel"/>
     <w:tmpl w:val="BD284838"/>
@@ -4372,7 +5571,7 @@
       </w:rPr>
     </w:lvl>
   </w:abstractNum>
-  <w:abstractNum w:abstractNumId="25" w15:restartNumberingAfterBreak="0">
+  <w:abstractNum w:abstractNumId="30" w15:restartNumberingAfterBreak="0">
     <w:nsid w:val="6BFA25E0"/>
     <w:multiLevelType w:val="hybridMultilevel"/>
     <w:tmpl w:val="3ECED65A"/>
@@ -4488,7 +5687,120 @@
       </w:rPr>
     </w:lvl>
   </w:abstractNum>
-  <w:abstractNum w:abstractNumId="26" w15:restartNumberingAfterBreak="0">
+  <w:abstractNum w:abstractNumId="31" w15:restartNumberingAfterBreak="0">
+    <w:nsid w:val="6EFE4BF8"/>
+    <w:multiLevelType w:val="hybridMultilevel"/>
+    <w:tmpl w:val="7CCE5E66"/>
+    <w:lvl w:ilvl="0" w:tplc="04090001">
+      <w:start w:val="1"/>
+      <w:numFmt w:val="bullet"/>
+      <w:lvlText w:val=""/>
+      <w:lvlJc w:val="left"/>
+      <w:pPr>
+        <w:ind w:left="1080" w:hanging="360"/>
+      </w:pPr>
+      <w:rPr>
+        <w:rFonts w:ascii="Symbol" w:hAnsi="Symbol" w:hint="default"/>
+      </w:rPr>
+    </w:lvl>
+    <w:lvl w:ilvl="1" w:tplc="04090003" w:tentative="1">
+      <w:start w:val="1"/>
+      <w:numFmt w:val="bullet"/>
+      <w:lvlText w:val="o"/>
+      <w:lvlJc w:val="left"/>
+      <w:pPr>
+        <w:ind w:left="1800" w:hanging="360"/>
+      </w:pPr>
+      <w:rPr>
+        <w:rFonts w:ascii="Courier New" w:hAnsi="Courier New" w:cs="Courier New" w:hint="default"/>
+      </w:rPr>
+    </w:lvl>
+    <w:lvl w:ilvl="2" w:tplc="04090005" w:tentative="1">
+      <w:start w:val="1"/>
+      <w:numFmt w:val="bullet"/>
+      <w:lvlText w:val=""/>
+      <w:lvlJc w:val="left"/>
+      <w:pPr>
+        <w:ind w:left="2520" w:hanging="360"/>
+      </w:pPr>
+      <w:rPr>
+        <w:rFonts w:ascii="Wingdings" w:hAnsi="Wingdings" w:hint="default"/>
+      </w:rPr>
+    </w:lvl>
+    <w:lvl w:ilvl="3" w:tplc="04090001" w:tentative="1">
+      <w:start w:val="1"/>
+      <w:numFmt w:val="bullet"/>
+      <w:lvlText w:val=""/>
+      <w:lvlJc w:val="left"/>
+      <w:pPr>
+        <w:ind w:left="3240" w:hanging="360"/>
+      </w:pPr>
+      <w:rPr>
+        <w:rFonts w:ascii="Symbol" w:hAnsi="Symbol" w:hint="default"/>
+      </w:rPr>
+    </w:lvl>
+    <w:lvl w:ilvl="4" w:tplc="04090003" w:tentative="1">
+      <w:start w:val="1"/>
+      <w:numFmt w:val="bullet"/>
+      <w:lvlText w:val="o"/>
+      <w:lvlJc w:val="left"/>
+      <w:pPr>
+        <w:ind w:left="3960" w:hanging="360"/>
+      </w:pPr>
+      <w:rPr>
+        <w:rFonts w:ascii="Courier New" w:hAnsi="Courier New" w:cs="Courier New" w:hint="default"/>
+      </w:rPr>
+    </w:lvl>
+    <w:lvl w:ilvl="5" w:tplc="04090005" w:tentative="1">
+      <w:start w:val="1"/>
+      <w:numFmt w:val="bullet"/>
+      <w:lvlText w:val=""/>
+      <w:lvlJc w:val="left"/>
+      <w:pPr>
+        <w:ind w:left="4680" w:hanging="360"/>
+      </w:pPr>
+      <w:rPr>
+        <w:rFonts w:ascii="Wingdings" w:hAnsi="Wingdings" w:hint="default"/>
+      </w:rPr>
+    </w:lvl>
+    <w:lvl w:ilvl="6" w:tplc="04090001" w:tentative="1">
+      <w:start w:val="1"/>
+      <w:numFmt w:val="bullet"/>
+      <w:lvlText w:val=""/>
+      <w:lvlJc w:val="left"/>
+      <w:pPr>
+        <w:ind w:left="5400" w:hanging="360"/>
+      </w:pPr>
+      <w:rPr>
+        <w:rFonts w:ascii="Symbol" w:hAnsi="Symbol" w:hint="default"/>
+      </w:rPr>
+    </w:lvl>
+    <w:lvl w:ilvl="7" w:tplc="04090003" w:tentative="1">
+      <w:start w:val="1"/>
+      <w:numFmt w:val="bullet"/>
+      <w:lvlText w:val="o"/>
+      <w:lvlJc w:val="left"/>
+      <w:pPr>
+        <w:ind w:left="6120" w:hanging="360"/>
+      </w:pPr>
+      <w:rPr>
+        <w:rFonts w:ascii="Courier New" w:hAnsi="Courier New" w:cs="Courier New" w:hint="default"/>
+      </w:rPr>
+    </w:lvl>
+    <w:lvl w:ilvl="8" w:tplc="04090005" w:tentative="1">
+      <w:start w:val="1"/>
+      <w:numFmt w:val="bullet"/>
+      <w:lvlText w:val=""/>
+      <w:lvlJc w:val="left"/>
+      <w:pPr>
+        <w:ind w:left="6840" w:hanging="360"/>
+      </w:pPr>
+      <w:rPr>
+        <w:rFonts w:ascii="Wingdings" w:hAnsi="Wingdings" w:hint="default"/>
+      </w:rPr>
+    </w:lvl>
+  </w:abstractNum>
+  <w:abstractNum w:abstractNumId="32" w15:restartNumberingAfterBreak="0">
     <w:nsid w:val="70E71A32"/>
     <w:multiLevelType w:val="hybridMultilevel"/>
     <w:tmpl w:val="5B240638"/>
@@ -4601,7 +5913,7 @@
       </w:rPr>
     </w:lvl>
   </w:abstractNum>
-  <w:abstractNum w:abstractNumId="27" w15:restartNumberingAfterBreak="0">
+  <w:abstractNum w:abstractNumId="33" w15:restartNumberingAfterBreak="0">
     <w:nsid w:val="75550C2F"/>
     <w:multiLevelType w:val="multilevel"/>
     <w:tmpl w:val="4C92CC38"/>
@@ -4687,7 +5999,7 @@
       </w:pPr>
     </w:lvl>
   </w:abstractNum>
-  <w:abstractNum w:abstractNumId="28" w15:restartNumberingAfterBreak="0">
+  <w:abstractNum w:abstractNumId="34" w15:restartNumberingAfterBreak="0">
     <w:nsid w:val="76764FAB"/>
     <w:multiLevelType w:val="multilevel"/>
     <w:tmpl w:val="0E4CCD58"/>
@@ -4836,98 +6148,357 @@
       </w:rPr>
     </w:lvl>
   </w:abstractNum>
+  <w:abstractNum w:abstractNumId="35" w15:restartNumberingAfterBreak="0">
+    <w:nsid w:val="7A475B36"/>
+    <w:multiLevelType w:val="hybridMultilevel"/>
+    <w:tmpl w:val="D684FEAA"/>
+    <w:lvl w:ilvl="0" w:tplc="0409000F">
+      <w:start w:val="1"/>
+      <w:numFmt w:val="decimal"/>
+      <w:lvlText w:val="%1."/>
+      <w:lvlJc w:val="left"/>
+      <w:pPr>
+        <w:ind w:left="720" w:hanging="360"/>
+      </w:pPr>
+    </w:lvl>
+    <w:lvl w:ilvl="1" w:tplc="04090019" w:tentative="1">
+      <w:start w:val="1"/>
+      <w:numFmt w:val="lowerLetter"/>
+      <w:lvlText w:val="%2."/>
+      <w:lvlJc w:val="left"/>
+      <w:pPr>
+        <w:ind w:left="1440" w:hanging="360"/>
+      </w:pPr>
+    </w:lvl>
+    <w:lvl w:ilvl="2" w:tplc="0409001B" w:tentative="1">
+      <w:start w:val="1"/>
+      <w:numFmt w:val="lowerRoman"/>
+      <w:lvlText w:val="%3."/>
+      <w:lvlJc w:val="right"/>
+      <w:pPr>
+        <w:ind w:left="2160" w:hanging="180"/>
+      </w:pPr>
+    </w:lvl>
+    <w:lvl w:ilvl="3" w:tplc="0409000F" w:tentative="1">
+      <w:start w:val="1"/>
+      <w:numFmt w:val="decimal"/>
+      <w:lvlText w:val="%4."/>
+      <w:lvlJc w:val="left"/>
+      <w:pPr>
+        <w:ind w:left="2880" w:hanging="360"/>
+      </w:pPr>
+    </w:lvl>
+    <w:lvl w:ilvl="4" w:tplc="04090019" w:tentative="1">
+      <w:start w:val="1"/>
+      <w:numFmt w:val="lowerLetter"/>
+      <w:lvlText w:val="%5."/>
+      <w:lvlJc w:val="left"/>
+      <w:pPr>
+        <w:ind w:left="3600" w:hanging="360"/>
+      </w:pPr>
+    </w:lvl>
+    <w:lvl w:ilvl="5" w:tplc="0409001B" w:tentative="1">
+      <w:start w:val="1"/>
+      <w:numFmt w:val="lowerRoman"/>
+      <w:lvlText w:val="%6."/>
+      <w:lvlJc w:val="right"/>
+      <w:pPr>
+        <w:ind w:left="4320" w:hanging="180"/>
+      </w:pPr>
+    </w:lvl>
+    <w:lvl w:ilvl="6" w:tplc="0409000F" w:tentative="1">
+      <w:start w:val="1"/>
+      <w:numFmt w:val="decimal"/>
+      <w:lvlText w:val="%7."/>
+      <w:lvlJc w:val="left"/>
+      <w:pPr>
+        <w:ind w:left="5040" w:hanging="360"/>
+      </w:pPr>
+    </w:lvl>
+    <w:lvl w:ilvl="7" w:tplc="04090019" w:tentative="1">
+      <w:start w:val="1"/>
+      <w:numFmt w:val="lowerLetter"/>
+      <w:lvlText w:val="%8."/>
+      <w:lvlJc w:val="left"/>
+      <w:pPr>
+        <w:ind w:left="5760" w:hanging="360"/>
+      </w:pPr>
+    </w:lvl>
+    <w:lvl w:ilvl="8" w:tplc="0409001B" w:tentative="1">
+      <w:start w:val="1"/>
+      <w:numFmt w:val="lowerRoman"/>
+      <w:lvlText w:val="%9."/>
+      <w:lvlJc w:val="right"/>
+      <w:pPr>
+        <w:ind w:left="6480" w:hanging="180"/>
+      </w:pPr>
+    </w:lvl>
+  </w:abstractNum>
+  <w:abstractNum w:abstractNumId="36" w15:restartNumberingAfterBreak="0">
+    <w:nsid w:val="7DAD3BEA"/>
+    <w:multiLevelType w:val="multilevel"/>
+    <w:tmpl w:val="84CAC246"/>
+    <w:lvl w:ilvl="0">
+      <w:start w:val="1"/>
+      <w:numFmt w:val="bullet"/>
+      <w:lvlText w:val=""/>
+      <w:lvlJc w:val="left"/>
+      <w:pPr>
+        <w:tabs>
+          <w:tab w:val="num" w:pos="1080"/>
+        </w:tabs>
+        <w:ind w:left="1080" w:hanging="360"/>
+      </w:pPr>
+      <w:rPr>
+        <w:rFonts w:ascii="Symbol" w:hAnsi="Symbol" w:hint="default"/>
+        <w:sz w:val="20"/>
+      </w:rPr>
+    </w:lvl>
+    <w:lvl w:ilvl="1">
+      <w:start w:val="1"/>
+      <w:numFmt w:val="bullet"/>
+      <w:lvlText w:val="o"/>
+      <w:lvlJc w:val="left"/>
+      <w:pPr>
+        <w:tabs>
+          <w:tab w:val="num" w:pos="1800"/>
+        </w:tabs>
+        <w:ind w:left="1800" w:hanging="360"/>
+      </w:pPr>
+      <w:rPr>
+        <w:rFonts w:ascii="Courier New" w:hAnsi="Courier New" w:hint="default"/>
+        <w:sz w:val="20"/>
+      </w:rPr>
+    </w:lvl>
+    <w:lvl w:ilvl="2" w:tentative="1">
+      <w:start w:val="1"/>
+      <w:numFmt w:val="bullet"/>
+      <w:lvlText w:val=""/>
+      <w:lvlJc w:val="left"/>
+      <w:pPr>
+        <w:tabs>
+          <w:tab w:val="num" w:pos="2520"/>
+        </w:tabs>
+        <w:ind w:left="2520" w:hanging="360"/>
+      </w:pPr>
+      <w:rPr>
+        <w:rFonts w:ascii="Wingdings" w:hAnsi="Wingdings" w:hint="default"/>
+        <w:sz w:val="20"/>
+      </w:rPr>
+    </w:lvl>
+    <w:lvl w:ilvl="3" w:tentative="1">
+      <w:start w:val="1"/>
+      <w:numFmt w:val="bullet"/>
+      <w:lvlText w:val=""/>
+      <w:lvlJc w:val="left"/>
+      <w:pPr>
+        <w:tabs>
+          <w:tab w:val="num" w:pos="3240"/>
+        </w:tabs>
+        <w:ind w:left="3240" w:hanging="360"/>
+      </w:pPr>
+      <w:rPr>
+        <w:rFonts w:ascii="Wingdings" w:hAnsi="Wingdings" w:hint="default"/>
+        <w:sz w:val="20"/>
+      </w:rPr>
+    </w:lvl>
+    <w:lvl w:ilvl="4" w:tentative="1">
+      <w:start w:val="1"/>
+      <w:numFmt w:val="bullet"/>
+      <w:lvlText w:val=""/>
+      <w:lvlJc w:val="left"/>
+      <w:pPr>
+        <w:tabs>
+          <w:tab w:val="num" w:pos="3960"/>
+        </w:tabs>
+        <w:ind w:left="3960" w:hanging="360"/>
+      </w:pPr>
+      <w:rPr>
+        <w:rFonts w:ascii="Wingdings" w:hAnsi="Wingdings" w:hint="default"/>
+        <w:sz w:val="20"/>
+      </w:rPr>
+    </w:lvl>
+    <w:lvl w:ilvl="5" w:tentative="1">
+      <w:start w:val="1"/>
+      <w:numFmt w:val="bullet"/>
+      <w:lvlText w:val=""/>
+      <w:lvlJc w:val="left"/>
+      <w:pPr>
+        <w:tabs>
+          <w:tab w:val="num" w:pos="4680"/>
+        </w:tabs>
+        <w:ind w:left="4680" w:hanging="360"/>
+      </w:pPr>
+      <w:rPr>
+        <w:rFonts w:ascii="Wingdings" w:hAnsi="Wingdings" w:hint="default"/>
+        <w:sz w:val="20"/>
+      </w:rPr>
+    </w:lvl>
+    <w:lvl w:ilvl="6" w:tentative="1">
+      <w:start w:val="1"/>
+      <w:numFmt w:val="bullet"/>
+      <w:lvlText w:val=""/>
+      <w:lvlJc w:val="left"/>
+      <w:pPr>
+        <w:tabs>
+          <w:tab w:val="num" w:pos="5400"/>
+        </w:tabs>
+        <w:ind w:left="5400" w:hanging="360"/>
+      </w:pPr>
+      <w:rPr>
+        <w:rFonts w:ascii="Wingdings" w:hAnsi="Wingdings" w:hint="default"/>
+        <w:sz w:val="20"/>
+      </w:rPr>
+    </w:lvl>
+    <w:lvl w:ilvl="7" w:tentative="1">
+      <w:start w:val="1"/>
+      <w:numFmt w:val="bullet"/>
+      <w:lvlText w:val=""/>
+      <w:lvlJc w:val="left"/>
+      <w:pPr>
+        <w:tabs>
+          <w:tab w:val="num" w:pos="6120"/>
+        </w:tabs>
+        <w:ind w:left="6120" w:hanging="360"/>
+      </w:pPr>
+      <w:rPr>
+        <w:rFonts w:ascii="Wingdings" w:hAnsi="Wingdings" w:hint="default"/>
+        <w:sz w:val="20"/>
+      </w:rPr>
+    </w:lvl>
+    <w:lvl w:ilvl="8" w:tentative="1">
+      <w:start w:val="1"/>
+      <w:numFmt w:val="bullet"/>
+      <w:lvlText w:val=""/>
+      <w:lvlJc w:val="left"/>
+      <w:pPr>
+        <w:tabs>
+          <w:tab w:val="num" w:pos="6840"/>
+        </w:tabs>
+        <w:ind w:left="6840" w:hanging="360"/>
+      </w:pPr>
+      <w:rPr>
+        <w:rFonts w:ascii="Wingdings" w:hAnsi="Wingdings" w:hint="default"/>
+        <w:sz w:val="20"/>
+      </w:rPr>
+    </w:lvl>
+  </w:abstractNum>
   <w:num w:numId="1" w16cid:durableId="1047610640">
+    <w:abstractNumId w:val="24"/>
+  </w:num>
+  <w:num w:numId="2" w16cid:durableId="92479509">
+    <w:abstractNumId w:val="4"/>
+  </w:num>
+  <w:num w:numId="3" w16cid:durableId="739249301">
+    <w:abstractNumId w:val="23"/>
+  </w:num>
+  <w:num w:numId="4" w16cid:durableId="127940527">
+    <w:abstractNumId w:val="33"/>
+  </w:num>
+  <w:num w:numId="5" w16cid:durableId="1923754967">
+    <w:abstractNumId w:val="3"/>
+  </w:num>
+  <w:num w:numId="6" w16cid:durableId="1110514132">
+    <w:abstractNumId w:val="10"/>
+  </w:num>
+  <w:num w:numId="7" w16cid:durableId="817183960">
+    <w:abstractNumId w:val="5"/>
+  </w:num>
+  <w:num w:numId="8" w16cid:durableId="1117335023">
+    <w:abstractNumId w:val="21"/>
+  </w:num>
+  <w:num w:numId="9" w16cid:durableId="2079596706">
+    <w:abstractNumId w:val="8"/>
+  </w:num>
+  <w:num w:numId="10" w16cid:durableId="1423452171">
+    <w:abstractNumId w:val="17"/>
+  </w:num>
+  <w:num w:numId="11" w16cid:durableId="185753553">
+    <w:abstractNumId w:val="6"/>
+  </w:num>
+  <w:num w:numId="12" w16cid:durableId="2015718147">
+    <w:abstractNumId w:val="16"/>
+  </w:num>
+  <w:num w:numId="13" w16cid:durableId="2079356006">
+    <w:abstractNumId w:val="14"/>
+  </w:num>
+  <w:num w:numId="14" w16cid:durableId="2898642">
+    <w:abstractNumId w:val="22"/>
+  </w:num>
+  <w:num w:numId="15" w16cid:durableId="2090883220">
+    <w:abstractNumId w:val="32"/>
+  </w:num>
+  <w:num w:numId="16" w16cid:durableId="519397884">
+    <w:abstractNumId w:val="26"/>
+  </w:num>
+  <w:num w:numId="17" w16cid:durableId="1359158997">
+    <w:abstractNumId w:val="1"/>
+  </w:num>
+  <w:num w:numId="18" w16cid:durableId="1979341473">
+    <w:abstractNumId w:val="30"/>
+  </w:num>
+  <w:num w:numId="19" w16cid:durableId="903636133">
+    <w:abstractNumId w:val="7"/>
+  </w:num>
+  <w:num w:numId="20" w16cid:durableId="645429851">
+    <w:abstractNumId w:val="34"/>
+  </w:num>
+  <w:num w:numId="21" w16cid:durableId="1137604429">
+    <w:abstractNumId w:val="9"/>
+  </w:num>
+  <w:num w:numId="22" w16cid:durableId="756363996">
+    <w:abstractNumId w:val="25"/>
+  </w:num>
+  <w:num w:numId="23" w16cid:durableId="966088655">
+    <w:abstractNumId w:val="28"/>
+  </w:num>
+  <w:num w:numId="24" w16cid:durableId="1597517513">
+    <w:abstractNumId w:val="27"/>
+  </w:num>
+  <w:num w:numId="25" w16cid:durableId="2066953030">
+    <w:abstractNumId w:val="13"/>
+  </w:num>
+  <w:num w:numId="26" w16cid:durableId="1266114278">
+    <w:abstractNumId w:val="29"/>
+  </w:num>
+  <w:num w:numId="27" w16cid:durableId="310259843">
     <w:abstractNumId w:val="19"/>
   </w:num>
-  <w:num w:numId="2" w16cid:durableId="92479509">
+  <w:num w:numId="28" w16cid:durableId="431783183">
+    <w:abstractNumId w:val="20"/>
+  </w:num>
+  <w:num w:numId="29" w16cid:durableId="83108968">
+    <w:abstractNumId w:val="12"/>
+  </w:num>
+  <w:num w:numId="30" w16cid:durableId="1956055400">
+    <w:abstractNumId w:val="35"/>
+  </w:num>
+  <w:num w:numId="31" w16cid:durableId="938872750">
+    <w:abstractNumId w:val="11"/>
+  </w:num>
+  <w:num w:numId="32" w16cid:durableId="140584293">
+    <w:abstractNumId w:val="18"/>
+  </w:num>
+  <w:num w:numId="33" w16cid:durableId="603997713">
+    <w:abstractNumId w:val="15"/>
+  </w:num>
+  <w:num w:numId="34" w16cid:durableId="339704680">
     <w:abstractNumId w:val="2"/>
   </w:num>
-  <w:num w:numId="3" w16cid:durableId="739249301">
-    <w:abstractNumId w:val="18"/>
+  <w:num w:numId="35" w16cid:durableId="538476461">
+    <w:abstractNumId w:val="31"/>
   </w:num>
-  <w:num w:numId="4" w16cid:durableId="127940527">
-    <w:abstractNumId w:val="27"/>
+  <w:num w:numId="36" w16cid:durableId="1493646151">
+    <w:abstractNumId w:val="36"/>
   </w:num>
-  <w:num w:numId="5" w16cid:durableId="1923754967">
-    <w:abstractNumId w:val="1"/>
-  </w:num>
-  <w:num w:numId="6" w16cid:durableId="1110514132">
-    <w:abstractNumId w:val="8"/>
-  </w:num>
-  <w:num w:numId="7" w16cid:durableId="817183960">
-    <w:abstractNumId w:val="3"/>
-  </w:num>
-  <w:num w:numId="8" w16cid:durableId="1117335023">
-    <w:abstractNumId w:val="16"/>
-  </w:num>
-  <w:num w:numId="9" w16cid:durableId="2079596706">
-    <w:abstractNumId w:val="6"/>
-  </w:num>
-  <w:num w:numId="10" w16cid:durableId="1423452171">
-    <w:abstractNumId w:val="13"/>
-  </w:num>
-  <w:num w:numId="11" w16cid:durableId="185753553">
-    <w:abstractNumId w:val="4"/>
-  </w:num>
-  <w:num w:numId="12" w16cid:durableId="2015718147">
-    <w:abstractNumId w:val="12"/>
-  </w:num>
-  <w:num w:numId="13" w16cid:durableId="2079356006">
-    <w:abstractNumId w:val="11"/>
-  </w:num>
-  <w:num w:numId="14" w16cid:durableId="2898642">
-    <w:abstractNumId w:val="17"/>
-  </w:num>
-  <w:num w:numId="15" w16cid:durableId="2090883220">
-    <w:abstractNumId w:val="26"/>
-  </w:num>
-  <w:num w:numId="16" w16cid:durableId="519397884">
-    <w:abstractNumId w:val="21"/>
-  </w:num>
-  <w:num w:numId="17" w16cid:durableId="1359158997">
+  <w:num w:numId="37" w16cid:durableId="742752019">
     <w:abstractNumId w:val="0"/>
-  </w:num>
-  <w:num w:numId="18" w16cid:durableId="1979341473">
-    <w:abstractNumId w:val="25"/>
-  </w:num>
-  <w:num w:numId="19" w16cid:durableId="903636133">
-    <w:abstractNumId w:val="5"/>
-  </w:num>
-  <w:num w:numId="20" w16cid:durableId="645429851">
-    <w:abstractNumId w:val="28"/>
-  </w:num>
-  <w:num w:numId="21" w16cid:durableId="1137604429">
-    <w:abstractNumId w:val="7"/>
-  </w:num>
-  <w:num w:numId="22" w16cid:durableId="756363996">
-    <w:abstractNumId w:val="20"/>
-  </w:num>
-  <w:num w:numId="23" w16cid:durableId="966088655">
-    <w:abstractNumId w:val="23"/>
-  </w:num>
-  <w:num w:numId="24" w16cid:durableId="1597517513">
-    <w:abstractNumId w:val="22"/>
-  </w:num>
-  <w:num w:numId="25" w16cid:durableId="2066953030">
-    <w:abstractNumId w:val="10"/>
-  </w:num>
-  <w:num w:numId="26" w16cid:durableId="1266114278">
-    <w:abstractNumId w:val="24"/>
-  </w:num>
-  <w:num w:numId="27" w16cid:durableId="310259843">
-    <w:abstractNumId w:val="14"/>
-  </w:num>
-  <w:num w:numId="28" w16cid:durableId="431783183">
-    <w:abstractNumId w:val="15"/>
-  </w:num>
-  <w:num w:numId="29" w16cid:durableId="83108968">
-    <w:abstractNumId w:val="9"/>
   </w:num>
 </w:numbering>
 </file>
 
 <file path=word/styles.xml><?xml version="1.0" encoding="utf-8"?>
-<w:styles xmlns:mc="http://schemas.openxmlformats.org/markup-compatibility/2006" xmlns:r="http://schemas.openxmlformats.org/officeDocument/2006/relationships" xmlns:w="http://schemas.openxmlformats.org/wordprocessingml/2006/main" xmlns:w14="http://schemas.microsoft.com/office/word/2010/wordml" xmlns:w15="http://schemas.microsoft.com/office/word/2012/wordml" xmlns:w16cex="http://schemas.microsoft.com/office/word/2018/wordml/cex" xmlns:w16cid="http://schemas.microsoft.com/office/word/2016/wordml/cid" xmlns:w16="http://schemas.microsoft.com/office/word/2018/wordml" xmlns:w16du="http://schemas.microsoft.com/office/word/2023/wordml/word16du" xmlns:w16sdtdh="http://schemas.microsoft.com/office/word/2020/wordml/sdtdatahash" xmlns:w16sdtfl="http://schemas.microsoft.com/office/word/2024/wordml/sdtformatlock" xmlns:w16se="http://schemas.microsoft.com/office/word/2015/wordml/symex" mc:Ignorable="w14 w15 w16se w16cid w16 w16cex w16sdtdh w16sdtfl w16du">
+<w:styles xmlns:mc="http://schemas.openxmlformats.org/markup-compatibility/2006" xmlns:r="http://schemas.openxmlformats.org/officeDocument/2006/relationships" xmlns:w="http://schemas.openxmlformats.org/wordprocessingml/2006/main" xmlns:w14="http://schemas.microsoft.com/office/word/2010/wordml" xmlns:w15="http://schemas.microsoft.com/office/word/2012/wordml" xmlns:w16cex="http://schemas.microsoft.com/office/word/2018/wordml/cex" xmlns:w16cid="http://schemas.microsoft.com/office/word/2016/wordml/cid" xmlns:w16="http://schemas.microsoft.com/office/word/2018/wordml" xmlns:w16sdtdh="http://schemas.microsoft.com/office/word/2020/wordml/sdtdatahash" xmlns:w16se="http://schemas.microsoft.com/office/word/2015/wordml/symex" mc:Ignorable="w14 w15 w16se w16cid w16 w16cex w16sdtdh">
   <w:docDefaults>
     <w:rPrDefault>
       <w:rPr>
@@ -5323,7 +6894,7 @@
   </w:latentStyles>
   <w:style w:type="paragraph" w:default="1" w:styleId="Normal">
     <w:name w:val="Normal"/>
-    <w:rsid w:val="00211692"/>
+    <w:rsid w:val="004A3AA9"/>
   </w:style>
   <w:style w:type="paragraph" w:styleId="Heading1">
     <w:name w:val="heading 1"/>
@@ -5423,6 +6994,7 @@
   <w:style w:type="character" w:default="1" w:styleId="DefaultParagraphFont">
     <w:name w:val="Default Paragraph Font"/>
     <w:uiPriority w:val="1"/>
+    <w:semiHidden/>
     <w:unhideWhenUsed/>
   </w:style>
   <w:style w:type="table" w:default="1" w:styleId="TableNormal">
@@ -5558,6 +7130,30 @@
         <w:numId w:val="19"/>
       </w:numPr>
     </w:pPr>
+  </w:style>
+  <w:style w:type="paragraph" w:styleId="NormalWeb">
+    <w:name w:val="Normal (Web)"/>
+    <w:basedOn w:val="Normal"/>
+    <w:uiPriority w:val="99"/>
+    <w:semiHidden/>
+    <w:unhideWhenUsed/>
+    <w:rsid w:val="009B74A0"/>
+    <w:rPr>
+      <w:rFonts w:ascii="Times New Roman" w:hAnsi="Times New Roman" w:cs="Times New Roman"/>
+      <w:sz w:val="24"/>
+      <w:szCs w:val="24"/>
+    </w:rPr>
+  </w:style>
+  <w:style w:type="character" w:styleId="Strong">
+    <w:name w:val="Strong"/>
+    <w:basedOn w:val="DefaultParagraphFont"/>
+    <w:uiPriority w:val="22"/>
+    <w:qFormat/>
+    <w:rsid w:val="004C64F2"/>
+    <w:rPr>
+      <w:b/>
+      <w:bCs/>
+    </w:rPr>
   </w:style>
 </w:styles>
 </file>
